--- a/Interview Guide/Interview QA by kabil.docx
+++ b/Interview Guide/Interview QA by kabil.docx
@@ -4567,7 +4567,7 @@
     <w:p>
       <w:r>
         <w:pict w14:anchorId="7EAA37C1">
-          <v:rect id="_x0000_i1123" style="width:0;height:1.5pt" o:hralign="center" o:hrstd="t" o:hr="t" fillcolor="#a0a0a0" stroked="f"/>
+          <v:rect id="_x0000_i1074" style="width:0;height:1.5pt" o:hralign="center" o:hrstd="t" o:hr="t" fillcolor="#a0a0a0" stroked="f"/>
         </w:pict>
       </w:r>
     </w:p>
@@ -5494,7 +5494,7 @@
       </w:pPr>
       <w:r>
         <w:pict w14:anchorId="7DB42C5D">
-          <v:rect id="_x0000_i1122" style="width:0;height:1.5pt" o:hralign="center" o:hrstd="t" o:hr="t" fillcolor="#a0a0a0" stroked="f"/>
+          <v:rect id="_x0000_i1075" style="width:0;height:1.5pt" o:hralign="center" o:hrstd="t" o:hr="t" fillcolor="#a0a0a0" stroked="f"/>
         </w:pict>
       </w:r>
     </w:p>
@@ -6993,7 +6993,7 @@
     <w:p>
       <w:r>
         <w:pict w14:anchorId="19BEE6C5">
-          <v:rect id="_x0000_i1121" style="width:0;height:1.5pt" o:hralign="center" o:hrstd="t" o:hr="t" fillcolor="#a0a0a0" stroked="f"/>
+          <v:rect id="_x0000_i1076" style="width:0;height:1.5pt" o:hralign="center" o:hrstd="t" o:hr="t" fillcolor="#a0a0a0" stroked="f"/>
         </w:pict>
       </w:r>
     </w:p>
@@ -8832,7 +8832,7 @@
     <w:p>
       <w:r>
         <w:pict w14:anchorId="6C4B9FBD">
-          <v:rect id="_x0000_i1120" style="width:0;height:1.5pt" o:hralign="center" o:hrstd="t" o:hr="t" fillcolor="#a0a0a0" stroked="f"/>
+          <v:rect id="_x0000_i1077" style="width:0;height:1.5pt" o:hralign="center" o:hrstd="t" o:hr="t" fillcolor="#a0a0a0" stroked="f"/>
         </w:pict>
       </w:r>
     </w:p>
@@ -9115,6 +9115,21 @@
       </w:r>
     </w:p>
     <w:p>
+      <w:r>
+        <w:rPr>
+          <w:b/>
+          <w:bCs/>
+        </w:rPr>
+        <w:t>Real-Time Example:</w:t>
+      </w:r>
+      <w:r>
+        <w:t xml:space="preserve"> </w:t>
+      </w:r>
+      <w:r>
+        <w:t>"Suppose an OSGi service needs to read pages from /content/my-site. Instead of logging in as admin, we create a service user with read permissions only and use that service user."</w:t>
+      </w:r>
+    </w:p>
+    <w:p>
       <w:pPr>
         <w:rPr>
           <w:b/>
@@ -9292,12 +9307,12 @@
     </w:p>
     <w:p>
       <w:r>
+        <w:lastRenderedPageBreak/>
         <w:t>Apache Sling Service User Mapper Service Amendment</w:t>
       </w:r>
     </w:p>
     <w:p>
       <w:r>
-        <w:lastRenderedPageBreak/>
         <w:t>Example:</w:t>
       </w:r>
     </w:p>
@@ -9933,6 +9948,677 @@
         </w:tc>
       </w:tr>
     </w:tbl>
+    <w:p>
+      <w:pPr>
+        <w:rPr>
+          <w:b/>
+          <w:bCs/>
+        </w:rPr>
+      </w:pPr>
+      <w:r>
+        <w:rPr>
+          <w:b/>
+          <w:bCs/>
+        </w:rPr>
+        <w:lastRenderedPageBreak/>
+        <w:t>8. Difference between Author and Publish instances.</w:t>
+      </w:r>
+    </w:p>
+    <w:p>
+      <w:pPr>
+        <w:rPr>
+          <w:b/>
+          <w:bCs/>
+        </w:rPr>
+      </w:pPr>
+      <w:r>
+        <w:rPr>
+          <w:b/>
+          <w:bCs/>
+        </w:rPr>
+        <w:t>Key Differences</w:t>
+      </w:r>
+    </w:p>
+    <w:tbl>
+      <w:tblPr>
+        <w:tblW w:w="0" w:type="auto"/>
+        <w:tblCellSpacing w:w="15" w:type="dxa"/>
+        <w:tblCellMar>
+          <w:top w:w="15" w:type="dxa"/>
+          <w:left w:w="15" w:type="dxa"/>
+          <w:bottom w:w="15" w:type="dxa"/>
+          <w:right w:w="15" w:type="dxa"/>
+        </w:tblCellMar>
+        <w:tblLook w:val="04A0" w:firstRow="1" w:lastRow="0" w:firstColumn="1" w:lastColumn="0" w:noHBand="0" w:noVBand="1"/>
+      </w:tblPr>
+      <w:tblGrid>
+        <w:gridCol w:w="6050"/>
+        <w:gridCol w:w="4400"/>
+      </w:tblGrid>
+      <w:tr>
+        <w:trPr>
+          <w:tblCellSpacing w:w="15" w:type="dxa"/>
+        </w:trPr>
+        <w:tc>
+          <w:tcPr>
+            <w:tcW w:w="0" w:type="auto"/>
+            <w:tcBorders>
+              <w:top w:val="single" w:sz="6" w:space="0" w:color="E6E6E6"/>
+              <w:left w:val="single" w:sz="6" w:space="0" w:color="E6E6E6"/>
+              <w:bottom w:val="single" w:sz="6" w:space="0" w:color="E6E6E6"/>
+              <w:right w:val="single" w:sz="6" w:space="0" w:color="E6E6E6"/>
+            </w:tcBorders>
+            <w:shd w:val="clear" w:color="auto" w:fill="F5F5F5"/>
+            <w:vAlign w:val="center"/>
+            <w:hideMark/>
+          </w:tcPr>
+          <w:p>
+            <w:pPr>
+              <w:rPr>
+                <w:b/>
+                <w:bCs/>
+              </w:rPr>
+            </w:pPr>
+            <w:r>
+              <w:rPr>
+                <w:b/>
+                <w:bCs/>
+              </w:rPr>
+              <w:t>Author Instance</w:t>
+            </w:r>
+          </w:p>
+        </w:tc>
+        <w:tc>
+          <w:tcPr>
+            <w:tcW w:w="0" w:type="auto"/>
+            <w:tcBorders>
+              <w:top w:val="single" w:sz="6" w:space="0" w:color="E6E6E6"/>
+              <w:left w:val="single" w:sz="6" w:space="0" w:color="E6E6E6"/>
+              <w:bottom w:val="single" w:sz="6" w:space="0" w:color="E6E6E6"/>
+              <w:right w:val="single" w:sz="6" w:space="0" w:color="E6E6E6"/>
+            </w:tcBorders>
+            <w:shd w:val="clear" w:color="auto" w:fill="F5F5F5"/>
+            <w:vAlign w:val="center"/>
+            <w:hideMark/>
+          </w:tcPr>
+          <w:p>
+            <w:pPr>
+              <w:rPr>
+                <w:b/>
+                <w:bCs/>
+              </w:rPr>
+            </w:pPr>
+            <w:r>
+              <w:rPr>
+                <w:b/>
+                <w:bCs/>
+              </w:rPr>
+              <w:t>Publish Instance</w:t>
+            </w:r>
+          </w:p>
+        </w:tc>
+      </w:tr>
+      <w:tr>
+        <w:trPr>
+          <w:tblCellSpacing w:w="15" w:type="dxa"/>
+        </w:trPr>
+        <w:tc>
+          <w:tcPr>
+            <w:tcW w:w="0" w:type="auto"/>
+            <w:tcBorders>
+              <w:top w:val="single" w:sz="6" w:space="0" w:color="E6E6E6"/>
+              <w:left w:val="single" w:sz="6" w:space="0" w:color="E6E6E6"/>
+              <w:bottom w:val="single" w:sz="6" w:space="0" w:color="E6E6E6"/>
+              <w:right w:val="single" w:sz="6" w:space="0" w:color="E6E6E6"/>
+            </w:tcBorders>
+            <w:vAlign w:val="center"/>
+            <w:hideMark/>
+          </w:tcPr>
+          <w:p>
+            <w:r>
+              <w:t>Used for content creation and editing</w:t>
+            </w:r>
+          </w:p>
+        </w:tc>
+        <w:tc>
+          <w:tcPr>
+            <w:tcW w:w="0" w:type="auto"/>
+            <w:tcBorders>
+              <w:top w:val="single" w:sz="6" w:space="0" w:color="E6E6E6"/>
+              <w:left w:val="single" w:sz="6" w:space="0" w:color="E6E6E6"/>
+              <w:bottom w:val="single" w:sz="6" w:space="0" w:color="E6E6E6"/>
+              <w:right w:val="single" w:sz="6" w:space="0" w:color="E6E6E6"/>
+            </w:tcBorders>
+            <w:vAlign w:val="center"/>
+            <w:hideMark/>
+          </w:tcPr>
+          <w:p>
+            <w:r>
+              <w:t>Used for displaying content to website visitors</w:t>
+            </w:r>
+          </w:p>
+        </w:tc>
+      </w:tr>
+      <w:tr>
+        <w:trPr>
+          <w:tblCellSpacing w:w="15" w:type="dxa"/>
+        </w:trPr>
+        <w:tc>
+          <w:tcPr>
+            <w:tcW w:w="0" w:type="auto"/>
+            <w:tcBorders>
+              <w:top w:val="single" w:sz="6" w:space="0" w:color="E6E6E6"/>
+              <w:left w:val="single" w:sz="6" w:space="0" w:color="E6E6E6"/>
+              <w:bottom w:val="single" w:sz="6" w:space="0" w:color="E6E6E6"/>
+              <w:right w:val="single" w:sz="6" w:space="0" w:color="E6E6E6"/>
+            </w:tcBorders>
+            <w:vAlign w:val="center"/>
+            <w:hideMark/>
+          </w:tcPr>
+          <w:p>
+            <w:r>
+              <w:t>Accessible by content authors and administrators</w:t>
+            </w:r>
+          </w:p>
+        </w:tc>
+        <w:tc>
+          <w:tcPr>
+            <w:tcW w:w="0" w:type="auto"/>
+            <w:tcBorders>
+              <w:top w:val="single" w:sz="6" w:space="0" w:color="E6E6E6"/>
+              <w:left w:val="single" w:sz="6" w:space="0" w:color="E6E6E6"/>
+              <w:bottom w:val="single" w:sz="6" w:space="0" w:color="E6E6E6"/>
+              <w:right w:val="single" w:sz="6" w:space="0" w:color="E6E6E6"/>
+            </w:tcBorders>
+            <w:vAlign w:val="center"/>
+            <w:hideMark/>
+          </w:tcPr>
+          <w:p>
+            <w:r>
+              <w:t>Accessible by end users/public</w:t>
+            </w:r>
+          </w:p>
+        </w:tc>
+      </w:tr>
+      <w:tr>
+        <w:trPr>
+          <w:tblCellSpacing w:w="15" w:type="dxa"/>
+        </w:trPr>
+        <w:tc>
+          <w:tcPr>
+            <w:tcW w:w="0" w:type="auto"/>
+            <w:tcBorders>
+              <w:top w:val="single" w:sz="6" w:space="0" w:color="E6E6E6"/>
+              <w:left w:val="single" w:sz="6" w:space="0" w:color="E6E6E6"/>
+              <w:bottom w:val="single" w:sz="6" w:space="0" w:color="E6E6E6"/>
+              <w:right w:val="single" w:sz="6" w:space="0" w:color="E6E6E6"/>
+            </w:tcBorders>
+            <w:vAlign w:val="center"/>
+            <w:hideMark/>
+          </w:tcPr>
+          <w:p>
+            <w:r>
+              <w:t>Contains authoring tools like Page Editor, CRXDE, Workflow Console</w:t>
+            </w:r>
+          </w:p>
+        </w:tc>
+        <w:tc>
+          <w:tcPr>
+            <w:tcW w:w="0" w:type="auto"/>
+            <w:tcBorders>
+              <w:top w:val="single" w:sz="6" w:space="0" w:color="E6E6E6"/>
+              <w:left w:val="single" w:sz="6" w:space="0" w:color="E6E6E6"/>
+              <w:bottom w:val="single" w:sz="6" w:space="0" w:color="E6E6E6"/>
+              <w:right w:val="single" w:sz="6" w:space="0" w:color="E6E6E6"/>
+            </w:tcBorders>
+            <w:vAlign w:val="center"/>
+            <w:hideMark/>
+          </w:tcPr>
+          <w:p>
+            <w:r>
+              <w:t>Does not contain authoring tools</w:t>
+            </w:r>
+          </w:p>
+        </w:tc>
+      </w:tr>
+      <w:tr>
+        <w:trPr>
+          <w:tblCellSpacing w:w="15" w:type="dxa"/>
+        </w:trPr>
+        <w:tc>
+          <w:tcPr>
+            <w:tcW w:w="0" w:type="auto"/>
+            <w:tcBorders>
+              <w:top w:val="single" w:sz="6" w:space="0" w:color="E6E6E6"/>
+              <w:left w:val="single" w:sz="6" w:space="0" w:color="E6E6E6"/>
+              <w:bottom w:val="single" w:sz="6" w:space="0" w:color="E6E6E6"/>
+              <w:right w:val="single" w:sz="6" w:space="0" w:color="E6E6E6"/>
+            </w:tcBorders>
+            <w:vAlign w:val="center"/>
+            <w:hideMark/>
+          </w:tcPr>
+          <w:p>
+            <w:r>
+              <w:t>Content is created and approved here</w:t>
+            </w:r>
+          </w:p>
+        </w:tc>
+        <w:tc>
+          <w:tcPr>
+            <w:tcW w:w="0" w:type="auto"/>
+            <w:tcBorders>
+              <w:top w:val="single" w:sz="6" w:space="0" w:color="E6E6E6"/>
+              <w:left w:val="single" w:sz="6" w:space="0" w:color="E6E6E6"/>
+              <w:bottom w:val="single" w:sz="6" w:space="0" w:color="E6E6E6"/>
+              <w:right w:val="single" w:sz="6" w:space="0" w:color="E6E6E6"/>
+            </w:tcBorders>
+            <w:vAlign w:val="center"/>
+            <w:hideMark/>
+          </w:tcPr>
+          <w:p>
+            <w:r>
+              <w:t>Receives content through replication/publishing</w:t>
+            </w:r>
+          </w:p>
+        </w:tc>
+      </w:tr>
+      <w:tr>
+        <w:trPr>
+          <w:tblCellSpacing w:w="15" w:type="dxa"/>
+        </w:trPr>
+        <w:tc>
+          <w:tcPr>
+            <w:tcW w:w="0" w:type="auto"/>
+            <w:tcBorders>
+              <w:top w:val="single" w:sz="6" w:space="0" w:color="E6E6E6"/>
+              <w:left w:val="single" w:sz="6" w:space="0" w:color="E6E6E6"/>
+              <w:bottom w:val="single" w:sz="6" w:space="0" w:color="E6E6E6"/>
+              <w:right w:val="single" w:sz="6" w:space="0" w:color="E6E6E6"/>
+            </w:tcBorders>
+            <w:vAlign w:val="center"/>
+            <w:hideMark/>
+          </w:tcPr>
+          <w:p>
+            <w:r>
+              <w:t>Usually secured behind a VPN or internal network</w:t>
+            </w:r>
+          </w:p>
+        </w:tc>
+        <w:tc>
+          <w:tcPr>
+            <w:tcW w:w="0" w:type="auto"/>
+            <w:tcBorders>
+              <w:top w:val="single" w:sz="6" w:space="0" w:color="E6E6E6"/>
+              <w:left w:val="single" w:sz="6" w:space="0" w:color="E6E6E6"/>
+              <w:bottom w:val="single" w:sz="6" w:space="0" w:color="E6E6E6"/>
+              <w:right w:val="single" w:sz="6" w:space="0" w:color="E6E6E6"/>
+            </w:tcBorders>
+            <w:vAlign w:val="center"/>
+            <w:hideMark/>
+          </w:tcPr>
+          <w:p>
+            <w:r>
+              <w:t>Exposed to the internet</w:t>
+            </w:r>
+          </w:p>
+        </w:tc>
+      </w:tr>
+      <w:tr>
+        <w:trPr>
+          <w:tblCellSpacing w:w="15" w:type="dxa"/>
+        </w:trPr>
+        <w:tc>
+          <w:tcPr>
+            <w:tcW w:w="0" w:type="auto"/>
+            <w:tcBorders>
+              <w:top w:val="single" w:sz="6" w:space="0" w:color="E6E6E6"/>
+              <w:left w:val="single" w:sz="6" w:space="0" w:color="E6E6E6"/>
+              <w:bottom w:val="single" w:sz="6" w:space="0" w:color="E6E6E6"/>
+              <w:right w:val="single" w:sz="6" w:space="0" w:color="E6E6E6"/>
+            </w:tcBorders>
+            <w:vAlign w:val="center"/>
+            <w:hideMark/>
+          </w:tcPr>
+          <w:p>
+            <w:r>
+              <w:t>Higher resource usage due to authoring activities</w:t>
+            </w:r>
+          </w:p>
+        </w:tc>
+        <w:tc>
+          <w:tcPr>
+            <w:tcW w:w="0" w:type="auto"/>
+            <w:tcBorders>
+              <w:top w:val="single" w:sz="6" w:space="0" w:color="E6E6E6"/>
+              <w:left w:val="single" w:sz="6" w:space="0" w:color="E6E6E6"/>
+              <w:bottom w:val="single" w:sz="6" w:space="0" w:color="E6E6E6"/>
+              <w:right w:val="single" w:sz="6" w:space="0" w:color="E6E6E6"/>
+            </w:tcBorders>
+            <w:vAlign w:val="center"/>
+            <w:hideMark/>
+          </w:tcPr>
+          <w:p>
+            <w:r>
+              <w:t>Optimized for fast content delivery</w:t>
+            </w:r>
+          </w:p>
+        </w:tc>
+      </w:tr>
+    </w:tbl>
+    <w:p/>
+    <w:p>
+      <w:pPr>
+        <w:rPr>
+          <w:b/>
+          <w:bCs/>
+        </w:rPr>
+      </w:pPr>
+      <w:r>
+        <w:rPr>
+          <w:b/>
+          <w:bCs/>
+        </w:rPr>
+        <w:t>9. What are run modes in AEM and how do you use them?</w:t>
+      </w:r>
+    </w:p>
+    <w:p>
+      <w:r>
+        <w:t>Run Modes in AEM are used to define the environment in which an AEM instance is running, such as Author, Publish, Development, QA, or Production. They help load environment-specific configurations automatically.</w:t>
+      </w:r>
+    </w:p>
+    <w:p>
+      <w:pPr>
+        <w:rPr>
+          <w:b/>
+          <w:bCs/>
+        </w:rPr>
+      </w:pPr>
+      <w:r>
+        <w:rPr>
+          <w:b/>
+          <w:bCs/>
+        </w:rPr>
+        <w:t>Why Do We Use Run Modes?</w:t>
+      </w:r>
+    </w:p>
+    <w:p>
+      <w:r>
+        <w:t>Instead of maintaining separate code for different environments, we use run modes to apply different configurations.</w:t>
+      </w:r>
+    </w:p>
+    <w:p>
+      <w:r>
+        <w:rPr>
+          <w:b/>
+          <w:bCs/>
+        </w:rPr>
+        <w:t>Example:</w:t>
+      </w:r>
+    </w:p>
+    <w:p>
+      <w:pPr>
+        <w:numPr>
+          <w:ilvl w:val="0"/>
+          <w:numId w:val="54"/>
+        </w:numPr>
+      </w:pPr>
+      <w:r>
+        <w:t>Author environment needs workflow configurations.</w:t>
+      </w:r>
+    </w:p>
+    <w:p>
+      <w:pPr>
+        <w:numPr>
+          <w:ilvl w:val="0"/>
+          <w:numId w:val="54"/>
+        </w:numPr>
+      </w:pPr>
+      <w:r>
+        <w:t>Publish environment needs cache-related configurations.</w:t>
+      </w:r>
+    </w:p>
+    <w:p>
+      <w:pPr>
+        <w:numPr>
+          <w:ilvl w:val="0"/>
+          <w:numId w:val="54"/>
+        </w:numPr>
+      </w:pPr>
+      <w:r>
+        <w:t>Dev and Prod may have different API URLs.</w:t>
+      </w:r>
+    </w:p>
+    <w:p>
+      <w:r>
+        <w:t>Run modes allow AEM to pick the correct configuration automatically.</w:t>
+      </w:r>
+    </w:p>
+    <w:p>
+      <w:pPr>
+        <w:rPr>
+          <w:b/>
+          <w:bCs/>
+        </w:rPr>
+      </w:pPr>
+      <w:r>
+        <w:rPr>
+          <w:b/>
+          <w:bCs/>
+        </w:rPr>
+        <w:t>Common Run Modes</w:t>
+      </w:r>
+    </w:p>
+    <w:p>
+      <w:pPr>
+        <w:rPr>
+          <w:b/>
+          <w:bCs/>
+        </w:rPr>
+      </w:pPr>
+      <w:r>
+        <w:rPr>
+          <w:b/>
+          <w:bCs/>
+        </w:rPr>
+        <w:t>Author</w:t>
+      </w:r>
+    </w:p>
+    <w:p>
+      <w:r>
+        <w:t>Used for content creation and management.</w:t>
+      </w:r>
+    </w:p>
+    <w:p>
+      <w:pPr>
+        <w:rPr>
+          <w:b/>
+          <w:bCs/>
+        </w:rPr>
+      </w:pPr>
+      <w:r>
+        <w:rPr>
+          <w:b/>
+          <w:bCs/>
+        </w:rPr>
+        <w:t>Publish</w:t>
+      </w:r>
+    </w:p>
+    <w:p>
+      <w:r>
+        <w:t>Used for serving content to end users.</w:t>
+      </w:r>
+    </w:p>
+    <w:p>
+      <w:pPr>
+        <w:rPr>
+          <w:b/>
+          <w:bCs/>
+        </w:rPr>
+      </w:pPr>
+      <w:r>
+        <w:rPr>
+          <w:b/>
+          <w:bCs/>
+        </w:rPr>
+        <w:t>Custom Run Modes</w:t>
+      </w:r>
+    </w:p>
+    <w:p>
+      <w:r>
+        <w:t>dev</w:t>
+      </w:r>
+    </w:p>
+    <w:p>
+      <w:proofErr w:type="spellStart"/>
+      <w:r>
+        <w:t>qa</w:t>
+      </w:r>
+      <w:proofErr w:type="spellEnd"/>
+    </w:p>
+    <w:p>
+      <w:r>
+        <w:t>stage</w:t>
+      </w:r>
+    </w:p>
+    <w:p>
+      <w:r>
+        <w:t>prod</w:t>
+      </w:r>
+    </w:p>
+    <w:p>
+      <w:pPr>
+        <w:rPr>
+          <w:b/>
+          <w:bCs/>
+        </w:rPr>
+      </w:pPr>
+      <w:r>
+        <w:rPr>
+          <w:b/>
+          <w:bCs/>
+        </w:rPr>
+        <w:lastRenderedPageBreak/>
+        <w:t>Folder Structure Example</w:t>
+      </w:r>
+    </w:p>
+    <w:p>
+      <w:r>
+        <w:t>Under OSGi configurations:</w:t>
+      </w:r>
+    </w:p>
+    <w:p>
+      <w:r>
+        <w:t>/apps/</w:t>
+      </w:r>
+      <w:proofErr w:type="spellStart"/>
+      <w:r>
+        <w:t>myproject</w:t>
+      </w:r>
+      <w:proofErr w:type="spellEnd"/>
+      <w:r>
+        <w:t>/</w:t>
+      </w:r>
+      <w:proofErr w:type="spellStart"/>
+      <w:r>
+        <w:t>config.author</w:t>
+      </w:r>
+      <w:proofErr w:type="spellEnd"/>
+    </w:p>
+    <w:p>
+      <w:r>
+        <w:t>/apps/</w:t>
+      </w:r>
+      <w:proofErr w:type="spellStart"/>
+      <w:r>
+        <w:t>myproject</w:t>
+      </w:r>
+      <w:proofErr w:type="spellEnd"/>
+      <w:r>
+        <w:t>/</w:t>
+      </w:r>
+      <w:proofErr w:type="spellStart"/>
+      <w:r>
+        <w:t>config.publish</w:t>
+      </w:r>
+      <w:proofErr w:type="spellEnd"/>
+    </w:p>
+    <w:p>
+      <w:r>
+        <w:t>/apps/</w:t>
+      </w:r>
+      <w:proofErr w:type="spellStart"/>
+      <w:r>
+        <w:t>myproject</w:t>
+      </w:r>
+      <w:proofErr w:type="spellEnd"/>
+      <w:r>
+        <w:t>/</w:t>
+      </w:r>
+      <w:proofErr w:type="spellStart"/>
+      <w:r>
+        <w:t>config.dev</w:t>
+      </w:r>
+      <w:proofErr w:type="spellEnd"/>
+    </w:p>
+    <w:p>
+      <w:r>
+        <w:t>/apps/</w:t>
+      </w:r>
+      <w:proofErr w:type="spellStart"/>
+      <w:r>
+        <w:t>myproject</w:t>
+      </w:r>
+      <w:proofErr w:type="spellEnd"/>
+      <w:r>
+        <w:t>/</w:t>
+      </w:r>
+      <w:proofErr w:type="spellStart"/>
+      <w:r>
+        <w:t>config.prod</w:t>
+      </w:r>
+      <w:proofErr w:type="spellEnd"/>
+    </w:p>
+    <w:p>
+      <w:r>
+        <w:t>``</w:t>
+      </w:r>
+    </w:p>
+    <w:p>
+      <w:pPr>
+        <w:rPr>
+          <w:b/>
+          <w:bCs/>
+        </w:rPr>
+      </w:pPr>
+      <w:r>
+        <w:rPr>
+          <w:b/>
+          <w:bCs/>
+        </w:rPr>
+        <w:t>How to Check Current Run Modes?</w:t>
+      </w:r>
+    </w:p>
+    <w:p>
+      <w:r>
+        <w:t>You can check it in:</w:t>
+      </w:r>
+      <w:r>
+        <w:t xml:space="preserve"> </w:t>
+      </w:r>
+      <w:proofErr w:type="spellStart"/>
+      <w:r>
+        <w:t>SlingSettingsService</w:t>
+      </w:r>
+      <w:proofErr w:type="spellEnd"/>
+    </w:p>
+    <w:p/>
+    <w:p>
+      <w:r>
+        <w:pict w14:anchorId="3893A55A">
+          <v:rect id="_x0000_i1078" style="width:0;height:1.5pt" o:hralign="center" o:hrstd="t" o:hr="t" fillcolor="#a0a0a0" stroked="f"/>
+        </w:pict>
+      </w:r>
+    </w:p>
     <w:p/>
     <w:p/>
     <w:p/>
@@ -9946,27 +10632,21 @@
           <w:bCs/>
         </w:rPr>
       </w:pPr>
-    </w:p>
-    <w:p>
-      <w:pPr>
-        <w:rPr>
-          <w:b/>
-          <w:bCs/>
-        </w:rPr>
-      </w:pPr>
+      <w:r>
+        <w:rPr>
+          <w:b/>
+          <w:bCs/>
+        </w:rPr>
+        <w:t>Components &amp; HTL</w:t>
+      </w:r>
+    </w:p>
+    <w:p>
       <w:r>
         <w:rPr>
           <w:b/>
           <w:bCs/>
         </w:rPr>
         <w:t>How do you create a component in AEM from scratch?</w:t>
-      </w:r>
-    </w:p>
-    <w:p>
-      <w:r>
-        <w:pict w14:anchorId="48DF8907">
-          <v:rect id="_x0000_i1074" style="width:0;height:1.5pt" o:hralign="center" o:hrstd="t" o:hr="t" fillcolor="#a0a0a0" stroked="f"/>
-        </w:pict>
       </w:r>
     </w:p>
     <w:p>
@@ -10072,13 +10752,14 @@
           <w:b/>
           <w:bCs/>
         </w:rPr>
+        <w:lastRenderedPageBreak/>
         <w:t>Component Definition → Dialog Creation → Authoring → Sling Model → HTL Rendering → Client Libraries → Testing → Deployment</w:t>
       </w:r>
     </w:p>
     <w:p>
       <w:r>
         <w:pict w14:anchorId="4298BA71">
-          <v:rect id="_x0000_i1075" style="width:0;height:1.5pt" o:hralign="center" o:hrstd="t" o:hr="t" fillcolor="#a0a0a0" stroked="f"/>
+          <v:rect id="_x0000_i1079" style="width:0;height:1.5pt" o:hralign="center" o:hrstd="t" o:hr="t" fillcolor="#a0a0a0" stroked="f"/>
         </w:pict>
       </w:r>
     </w:p>
@@ -10174,7 +10855,6 @@
         </w:numPr>
       </w:pPr>
       <w:r>
-        <w:lastRenderedPageBreak/>
         <w:t xml:space="preserve">Hero Banner Component </w:t>
       </w:r>
     </w:p>
@@ -10246,212 +10926,6 @@
     <w:p>
       <w:r>
         <w:t xml:space="preserve">   |-- Client Libraries</w:t>
-      </w:r>
-    </w:p>
-    <w:p>
-      <w:r>
-        <w:pict w14:anchorId="78356647">
-          <v:rect id="_x0000_i1076" style="width:0;height:1.5pt" o:hralign="center" o:hrstd="t" o:hr="t" fillcolor="#a0a0a0" stroked="f"/>
-        </w:pict>
-      </w:r>
-    </w:p>
-    <w:p>
-      <w:pPr>
-        <w:rPr>
-          <w:b/>
-          <w:bCs/>
-        </w:rPr>
-      </w:pPr>
-      <w:r>
-        <w:rPr>
-          <w:b/>
-          <w:bCs/>
-        </w:rPr>
-        <w:t>Why do we use components?</w:t>
-      </w:r>
-    </w:p>
-    <w:p>
-      <w:r>
-        <w:t>Components provide:</w:t>
-      </w:r>
-    </w:p>
-    <w:p>
-      <w:pPr>
-        <w:numPr>
-          <w:ilvl w:val="0"/>
-          <w:numId w:val="24"/>
-        </w:numPr>
-      </w:pPr>
-      <w:r>
-        <w:t xml:space="preserve">Reusable functionality </w:t>
-      </w:r>
-    </w:p>
-    <w:p>
-      <w:pPr>
-        <w:numPr>
-          <w:ilvl w:val="0"/>
-          <w:numId w:val="24"/>
-        </w:numPr>
-      </w:pPr>
-      <w:r>
-        <w:t xml:space="preserve">Consistent authoring experience </w:t>
-      </w:r>
-    </w:p>
-    <w:p>
-      <w:pPr>
-        <w:numPr>
-          <w:ilvl w:val="0"/>
-          <w:numId w:val="24"/>
-        </w:numPr>
-      </w:pPr>
-      <w:r>
-        <w:t xml:space="preserve">Separation between content and presentation </w:t>
-      </w:r>
-    </w:p>
-    <w:p>
-      <w:pPr>
-        <w:numPr>
-          <w:ilvl w:val="0"/>
-          <w:numId w:val="24"/>
-        </w:numPr>
-      </w:pPr>
-      <w:r>
-        <w:t xml:space="preserve">Easy maintenance </w:t>
-      </w:r>
-    </w:p>
-    <w:p>
-      <w:r>
-        <w:pict w14:anchorId="33A19AD8">
-          <v:rect id="_x0000_i1077" style="width:0;height:1.5pt" o:hralign="center" o:hrstd="t" o:hr="t" fillcolor="#a0a0a0" stroked="f"/>
-        </w:pict>
-      </w:r>
-    </w:p>
-    <w:p>
-      <w:pPr>
-        <w:rPr>
-          <w:b/>
-          <w:bCs/>
-        </w:rPr>
-      </w:pPr>
-      <w:r>
-        <w:rPr>
-          <w:b/>
-          <w:bCs/>
-        </w:rPr>
-        <w:t>High-Level Flow</w:t>
-      </w:r>
-    </w:p>
-    <w:p>
-      <w:r>
-        <w:t>Author</w:t>
-      </w:r>
-    </w:p>
-    <w:p>
-      <w:r>
-        <w:t xml:space="preserve">  |</w:t>
-      </w:r>
-    </w:p>
-    <w:p>
-      <w:r>
-        <w:t xml:space="preserve">  | Enters content in Dialog</w:t>
-      </w:r>
-    </w:p>
-    <w:p>
-      <w:r>
-        <w:t xml:space="preserve">  |</w:t>
-      </w:r>
-    </w:p>
-    <w:p>
-      <w:r>
-        <w:t xml:space="preserve">  v</w:t>
-      </w:r>
-    </w:p>
-    <w:p>
-      <w:r>
-        <w:t>JCR Repository</w:t>
-      </w:r>
-    </w:p>
-    <w:p>
-      <w:r>
-        <w:t xml:space="preserve">  |</w:t>
-      </w:r>
-    </w:p>
-    <w:p>
-      <w:r>
-        <w:t xml:space="preserve">  | Stores properties</w:t>
-      </w:r>
-    </w:p>
-    <w:p>
-      <w:r>
-        <w:t xml:space="preserve">  |</w:t>
-      </w:r>
-    </w:p>
-    <w:p>
-      <w:r>
-        <w:t xml:space="preserve">  v</w:t>
-      </w:r>
-    </w:p>
-    <w:p>
-      <w:r>
-        <w:t>Sling Model</w:t>
-      </w:r>
-    </w:p>
-    <w:p>
-      <w:r>
-        <w:t xml:space="preserve">  |</w:t>
-      </w:r>
-    </w:p>
-    <w:p>
-      <w:r>
-        <w:lastRenderedPageBreak/>
-        <w:t xml:space="preserve">  | Processes data</w:t>
-      </w:r>
-    </w:p>
-    <w:p>
-      <w:r>
-        <w:t xml:space="preserve">  |</w:t>
-      </w:r>
-    </w:p>
-    <w:p>
-      <w:r>
-        <w:t xml:space="preserve">  v</w:t>
-      </w:r>
-    </w:p>
-    <w:p>
-      <w:r>
-        <w:t>HTL</w:t>
-      </w:r>
-    </w:p>
-    <w:p>
-      <w:r>
-        <w:t xml:space="preserve">  |</w:t>
-      </w:r>
-    </w:p>
-    <w:p>
-      <w:r>
-        <w:t xml:space="preserve">  | Generates HTML</w:t>
-      </w:r>
-    </w:p>
-    <w:p>
-      <w:r>
-        <w:t xml:space="preserve">  |</w:t>
-      </w:r>
-    </w:p>
-    <w:p>
-      <w:r>
-        <w:t xml:space="preserve">  v</w:t>
-      </w:r>
-    </w:p>
-    <w:p>
-      <w:r>
-        <w:t>Browser</w:t>
-      </w:r>
-    </w:p>
-    <w:p>
-      <w:r>
-        <w:pict w14:anchorId="59BE1D6B">
-          <v:rect id="_x0000_i1078" style="width:0;height:1.5pt" o:hralign="center" o:hrstd="t" o:hr="t" fillcolor="#a0a0a0" stroked="f"/>
-        </w:pict>
       </w:r>
     </w:p>
     <w:p>
@@ -10560,8 +11034,9 @@
     </w:p>
     <w:p>
       <w:r>
+        <w:lastRenderedPageBreak/>
         <w:pict w14:anchorId="6D7B809D">
-          <v:rect id="_x0000_i1079" style="width:0;height:1.5pt" o:hralign="center" o:hrstd="t" o:hr="t" fillcolor="#a0a0a0" stroked="f"/>
+          <v:rect id="_x0000_i1083" style="width:0;height:1.5pt" o:hralign="center" o:hrstd="t" o:hr="t" fillcolor="#a0a0a0" stroked="f"/>
         </w:pict>
       </w:r>
     </w:p>
@@ -10674,9 +11149,8 @@
     </w:p>
     <w:p>
       <w:r>
-        <w:lastRenderedPageBreak/>
         <w:pict w14:anchorId="3601F2B5">
-          <v:rect id="_x0000_i1080" style="width:0;height:1.5pt" o:hralign="center" o:hrstd="t" o:hr="t" fillcolor="#a0a0a0" stroked="f"/>
+          <v:rect id="_x0000_i1084" style="width:0;height:1.5pt" o:hralign="center" o:hrstd="t" o:hr="t" fillcolor="#a0a0a0" stroked="f"/>
         </w:pict>
       </w:r>
     </w:p>
@@ -10782,7 +11256,7 @@
     <w:p>
       <w:r>
         <w:pict w14:anchorId="03C8E459">
-          <v:rect id="_x0000_i1081" style="width:0;height:1.5pt" o:hralign="center" o:hrstd="t" o:hr="t" fillcolor="#a0a0a0" stroked="f"/>
+          <v:rect id="_x0000_i1085" style="width:0;height:1.5pt" o:hralign="center" o:hrstd="t" o:hr="t" fillcolor="#a0a0a0" stroked="f"/>
         </w:pict>
       </w:r>
     </w:p>
@@ -10853,6 +11327,7 @@
     </w:p>
     <w:p>
       <w:r>
+        <w:lastRenderedPageBreak/>
         <w:t xml:space="preserve">    private String title;</w:t>
       </w:r>
     </w:p>
@@ -10893,7 +11368,7 @@
     <w:p>
       <w:r>
         <w:pict w14:anchorId="4CECCE99">
-          <v:rect id="_x0000_i1082" style="width:0;height:1.5pt" o:hralign="center" o:hrstd="t" o:hr="t" fillcolor="#a0a0a0" stroked="f"/>
+          <v:rect id="_x0000_i1086" style="width:0;height:1.5pt" o:hralign="center" o:hrstd="t" o:hr="t" fillcolor="#a0a0a0" stroked="f"/>
         </w:pict>
       </w:r>
     </w:p>
@@ -10935,7 +11410,7 @@
     <w:p>
       <w:r>
         <w:pict w14:anchorId="33BE9A20">
-          <v:rect id="_x0000_i1083" style="width:0;height:1.5pt" o:hralign="center" o:hrstd="t" o:hr="t" fillcolor="#a0a0a0" stroked="f"/>
+          <v:rect id="_x0000_i1087" style="width:0;height:1.5pt" o:hralign="center" o:hrstd="t" o:hr="t" fillcolor="#a0a0a0" stroked="f"/>
         </w:pict>
       </w:r>
     </w:p>
@@ -10967,7 +11442,6 @@
         </w:numPr>
       </w:pPr>
       <w:r>
-        <w:lastRenderedPageBreak/>
         <w:t xml:space="preserve">Component rendering </w:t>
       </w:r>
     </w:p>
@@ -11026,7 +11500,7 @@
     <w:p>
       <w:r>
         <w:pict w14:anchorId="322B8F99">
-          <v:rect id="_x0000_i1084" style="width:0;height:1.5pt" o:hralign="center" o:hrstd="t" o:hr="t" fillcolor="#a0a0a0" stroked="f"/>
+          <v:rect id="_x0000_i1088" style="width:0;height:1.5pt" o:hralign="center" o:hrstd="t" o:hr="t" fillcolor="#a0a0a0" stroked="f"/>
         </w:pict>
       </w:r>
     </w:p>
@@ -11101,144 +11575,6 @@
     <w:p>
       <w:r>
         <w:pict w14:anchorId="4C30AF7B">
-          <v:rect id="_x0000_i1085" style="width:0;height:1.5pt" o:hralign="center" o:hrstd="t" o:hr="t" fillcolor="#a0a0a0" stroked="f"/>
-        </w:pict>
-      </w:r>
-    </w:p>
-    <w:p>
-      <w:pPr>
-        <w:rPr>
-          <w:b/>
-          <w:bCs/>
-        </w:rPr>
-      </w:pPr>
-      <w:r>
-        <w:rPr>
-          <w:b/>
-          <w:bCs/>
-        </w:rPr>
-        <w:t>4. Scenario-Based Interview Questions</w:t>
-      </w:r>
-    </w:p>
-    <w:p>
-      <w:pPr>
-        <w:rPr>
-          <w:b/>
-          <w:bCs/>
-        </w:rPr>
-      </w:pPr>
-      <w:r>
-        <w:rPr>
-          <w:b/>
-          <w:bCs/>
-        </w:rPr>
-        <w:t>Scenario 1</w:t>
-      </w:r>
-    </w:p>
-    <w:p>
-      <w:r>
-        <w:t>A component works on Author but does not display on Publish. How will you troubleshoot?</w:t>
-      </w:r>
-    </w:p>
-    <w:p>
-      <w:r>
-        <w:pict w14:anchorId="02C8E5CB">
-          <v:rect id="_x0000_i1086" style="width:0;height:1.5pt" o:hralign="center" o:hrstd="t" o:hr="t" fillcolor="#a0a0a0" stroked="f"/>
-        </w:pict>
-      </w:r>
-    </w:p>
-    <w:p>
-      <w:pPr>
-        <w:rPr>
-          <w:b/>
-          <w:bCs/>
-        </w:rPr>
-      </w:pPr>
-      <w:r>
-        <w:rPr>
-          <w:b/>
-          <w:bCs/>
-        </w:rPr>
-        <w:t>Scenario 2</w:t>
-      </w:r>
-    </w:p>
-    <w:p>
-      <w:r>
-        <w:t>The author enters values in the dialog, but nothing appears on the page.</w:t>
-      </w:r>
-    </w:p>
-    <w:p>
-      <w:r>
-        <w:t>What will you check?</w:t>
-      </w:r>
-    </w:p>
-    <w:p>
-      <w:r>
-        <w:pict w14:anchorId="702443A2">
-          <v:rect id="_x0000_i1087" style="width:0;height:1.5pt" o:hralign="center" o:hrstd="t" o:hr="t" fillcolor="#a0a0a0" stroked="f"/>
-        </w:pict>
-      </w:r>
-    </w:p>
-    <w:p>
-      <w:pPr>
-        <w:rPr>
-          <w:b/>
-          <w:bCs/>
-        </w:rPr>
-      </w:pPr>
-      <w:r>
-        <w:rPr>
-          <w:b/>
-          <w:bCs/>
-        </w:rPr>
-        <w:t>Scenario 3</w:t>
-      </w:r>
-    </w:p>
-    <w:p>
-      <w:r>
-        <w:t>Your component is rendering slowly on production.</w:t>
-      </w:r>
-    </w:p>
-    <w:p>
-      <w:r>
-        <w:t>How will you improve performance?</w:t>
-      </w:r>
-    </w:p>
-    <w:p>
-      <w:r>
-        <w:pict w14:anchorId="3A43821C">
-          <v:rect id="_x0000_i1088" style="width:0;height:1.5pt" o:hralign="center" o:hrstd="t" o:hr="t" fillcolor="#a0a0a0" stroked="f"/>
-        </w:pict>
-      </w:r>
-    </w:p>
-    <w:p>
-      <w:pPr>
-        <w:rPr>
-          <w:b/>
-          <w:bCs/>
-        </w:rPr>
-      </w:pPr>
-      <w:r>
-        <w:rPr>
-          <w:b/>
-          <w:bCs/>
-        </w:rPr>
-        <w:t>Scenario 4</w:t>
-      </w:r>
-    </w:p>
-    <w:p>
-      <w:r>
-        <w:t>The dialog fields are not appearing in AEM author mode.</w:t>
-      </w:r>
-    </w:p>
-    <w:p>
-      <w:r>
-        <w:t>What could be the reason?</w:t>
-      </w:r>
-    </w:p>
-    <w:p>
-      <w:r>
-        <w:pict w14:anchorId="4AE33813">
           <v:rect id="_x0000_i1089" style="width:0;height:1.5pt" o:hralign="center" o:hrstd="t" o:hr="t" fillcolor="#a0a0a0" stroked="f"/>
         </w:pict>
       </w:r>
@@ -11255,22 +11591,32 @@
           <w:b/>
           <w:bCs/>
         </w:rPr>
-        <w:t>Scenario 5</w:t>
-      </w:r>
-    </w:p>
-    <w:p>
-      <w:r>
-        <w:t>A component needs to be reused with some additional functionality.</w:t>
-      </w:r>
-    </w:p>
-    <w:p>
-      <w:r>
-        <w:t>Would you create a new component or extend an existing one?</w:t>
-      </w:r>
-    </w:p>
-    <w:p>
-      <w:r>
-        <w:pict w14:anchorId="09EB0AD2">
+        <w:t>4. Scenario-Based Interview Questions</w:t>
+      </w:r>
+    </w:p>
+    <w:p>
+      <w:pPr>
+        <w:rPr>
+          <w:b/>
+          <w:bCs/>
+        </w:rPr>
+      </w:pPr>
+      <w:r>
+        <w:rPr>
+          <w:b/>
+          <w:bCs/>
+        </w:rPr>
+        <w:t>Scenario 1</w:t>
+      </w:r>
+    </w:p>
+    <w:p>
+      <w:r>
+        <w:t>A component works on Author but does not display on Publish. How will you troubleshoot?</w:t>
+      </w:r>
+    </w:p>
+    <w:p>
+      <w:r>
+        <w:pict w14:anchorId="02C8E5CB">
           <v:rect id="_x0000_i1090" style="width:0;height:1.5pt" o:hralign="center" o:hrstd="t" o:hr="t" fillcolor="#a0a0a0" stroked="f"/>
         </w:pict>
       </w:r>
@@ -11287,172 +11633,22 @@
           <w:b/>
           <w:bCs/>
         </w:rPr>
-        <w:t>5. Short Answers for Scenarios</w:t>
-      </w:r>
-    </w:p>
-    <w:p>
-      <w:pPr>
-        <w:rPr>
-          <w:b/>
-          <w:bCs/>
-        </w:rPr>
-      </w:pPr>
-      <w:r>
-        <w:rPr>
-          <w:b/>
-          <w:bCs/>
-        </w:rPr>
-        <w:lastRenderedPageBreak/>
-        <w:t>Scenario 1: Component works on Author but not Publish</w:t>
-      </w:r>
-    </w:p>
-    <w:p>
-      <w:pPr>
-        <w:rPr>
-          <w:b/>
-          <w:bCs/>
-        </w:rPr>
-      </w:pPr>
-      <w:r>
-        <w:rPr>
-          <w:b/>
-          <w:bCs/>
-        </w:rPr>
-        <w:t>Check first:</w:t>
-      </w:r>
-    </w:p>
-    <w:p>
-      <w:pPr>
-        <w:numPr>
-          <w:ilvl w:val="0"/>
-          <w:numId w:val="29"/>
-        </w:numPr>
-      </w:pPr>
-      <w:r>
-        <w:t xml:space="preserve">Is the component code deployed to Publish? </w:t>
-      </w:r>
-    </w:p>
-    <w:p>
-      <w:pPr>
-        <w:numPr>
-          <w:ilvl w:val="0"/>
-          <w:numId w:val="29"/>
-        </w:numPr>
-      </w:pPr>
-      <w:r>
-        <w:t xml:space="preserve">Is content replicated? </w:t>
-      </w:r>
-    </w:p>
-    <w:p>
-      <w:pPr>
-        <w:numPr>
-          <w:ilvl w:val="0"/>
-          <w:numId w:val="29"/>
-        </w:numPr>
-      </w:pPr>
-      <w:r>
-        <w:t xml:space="preserve">Is the client library available? </w:t>
-      </w:r>
-    </w:p>
-    <w:p>
-      <w:pPr>
-        <w:rPr>
-          <w:b/>
-          <w:bCs/>
-        </w:rPr>
-      </w:pPr>
-      <w:r>
-        <w:rPr>
-          <w:b/>
-          <w:bCs/>
-        </w:rPr>
-        <w:t>Possible Root Cause:</w:t>
-      </w:r>
-    </w:p>
-    <w:p>
-      <w:pPr>
-        <w:numPr>
-          <w:ilvl w:val="0"/>
-          <w:numId w:val="30"/>
-        </w:numPr>
-      </w:pPr>
-      <w:r>
-        <w:t xml:space="preserve">Code exists only on Author </w:t>
-      </w:r>
-    </w:p>
-    <w:p>
-      <w:pPr>
-        <w:numPr>
-          <w:ilvl w:val="0"/>
-          <w:numId w:val="30"/>
-        </w:numPr>
-      </w:pPr>
-      <w:r>
-        <w:t xml:space="preserve">Replication issue </w:t>
-      </w:r>
-    </w:p>
-    <w:p>
-      <w:pPr>
-        <w:numPr>
-          <w:ilvl w:val="0"/>
-          <w:numId w:val="30"/>
-        </w:numPr>
-      </w:pPr>
-      <w:r>
-        <w:t xml:space="preserve">Dispatcher blocking request </w:t>
-      </w:r>
-    </w:p>
-    <w:p>
-      <w:pPr>
-        <w:rPr>
-          <w:b/>
-          <w:bCs/>
-        </w:rPr>
-      </w:pPr>
-      <w:r>
-        <w:rPr>
-          <w:b/>
-          <w:bCs/>
-        </w:rPr>
-        <w:t>Solution:</w:t>
-      </w:r>
-    </w:p>
-    <w:p>
-      <w:pPr>
-        <w:numPr>
-          <w:ilvl w:val="0"/>
-          <w:numId w:val="31"/>
-        </w:numPr>
-      </w:pPr>
-      <w:r>
-        <w:t xml:space="preserve">Deploy code package to Publish </w:t>
-      </w:r>
-    </w:p>
-    <w:p>
-      <w:pPr>
-        <w:numPr>
-          <w:ilvl w:val="0"/>
-          <w:numId w:val="31"/>
-        </w:numPr>
-      </w:pPr>
-      <w:r>
-        <w:t xml:space="preserve">Activate content </w:t>
-      </w:r>
-    </w:p>
-    <w:p>
-      <w:pPr>
-        <w:numPr>
-          <w:ilvl w:val="0"/>
-          <w:numId w:val="31"/>
-        </w:numPr>
-      </w:pPr>
-      <w:r>
-        <w:t xml:space="preserve">Check dispatcher filters and logs </w:t>
-      </w:r>
-    </w:p>
-    <w:p>
-      <w:r>
-        <w:pict w14:anchorId="190ACC92">
+        <w:t>Scenario 2</w:t>
+      </w:r>
+    </w:p>
+    <w:p>
+      <w:r>
+        <w:t>The author enters values in the dialog, but nothing appears on the page.</w:t>
+      </w:r>
+    </w:p>
+    <w:p>
+      <w:r>
+        <w:t>What will you check?</w:t>
+      </w:r>
+    </w:p>
+    <w:p>
+      <w:r>
+        <w:pict w14:anchorId="702443A2">
           <v:rect id="_x0000_i1091" style="width:0;height:1.5pt" o:hralign="center" o:hrstd="t" o:hr="t" fillcolor="#a0a0a0" stroked="f"/>
         </w:pict>
       </w:r>
@@ -11469,118 +11665,23 @@
           <w:b/>
           <w:bCs/>
         </w:rPr>
-        <w:t>Scenario 2: Dialog values are not displaying</w:t>
-      </w:r>
-    </w:p>
-    <w:p>
-      <w:pPr>
-        <w:rPr>
-          <w:b/>
-          <w:bCs/>
-        </w:rPr>
-      </w:pPr>
-      <w:r>
-        <w:rPr>
-          <w:b/>
-          <w:bCs/>
-        </w:rPr>
-        <w:t>Check:</w:t>
-      </w:r>
-    </w:p>
-    <w:p>
-      <w:pPr>
-        <w:numPr>
-          <w:ilvl w:val="0"/>
-          <w:numId w:val="32"/>
-        </w:numPr>
-      </w:pPr>
-      <w:r>
-        <w:t xml:space="preserve">JCR property names </w:t>
-      </w:r>
-    </w:p>
-    <w:p>
-      <w:pPr>
-        <w:numPr>
-          <w:ilvl w:val="0"/>
-          <w:numId w:val="32"/>
-        </w:numPr>
-      </w:pPr>
-      <w:r>
-        <w:t xml:space="preserve">Sling Model injection </w:t>
-      </w:r>
-    </w:p>
-    <w:p>
-      <w:pPr>
-        <w:numPr>
-          <w:ilvl w:val="0"/>
-          <w:numId w:val="32"/>
-        </w:numPr>
-      </w:pPr>
-      <w:r>
-        <w:t xml:space="preserve">HTL variable name </w:t>
-      </w:r>
-    </w:p>
-    <w:p>
-      <w:r>
-        <w:t>Example:</w:t>
-      </w:r>
-    </w:p>
-    <w:p>
-      <w:r>
-        <w:t>Dialog:</w:t>
-      </w:r>
-    </w:p>
-    <w:p>
-      <w:r>
-        <w:t>field name=</w:t>
-      </w:r>
-      <w:proofErr w:type="gramStart"/>
-      <w:r>
-        <w:t>"./</w:t>
-      </w:r>
-      <w:proofErr w:type="gramEnd"/>
-      <w:r>
-        <w:t>title"</w:t>
-      </w:r>
-    </w:p>
-    <w:p>
-      <w:r>
-        <w:t>Model:</w:t>
-      </w:r>
-    </w:p>
-    <w:p>
-      <w:r>
-        <w:t>@ValueMapValue</w:t>
-      </w:r>
-    </w:p>
-    <w:p>
-      <w:r>
-        <w:t>private String title;</w:t>
-      </w:r>
-    </w:p>
-    <w:p>
-      <w:pPr>
-        <w:rPr>
-          <w:b/>
-          <w:bCs/>
-        </w:rPr>
-      </w:pPr>
-      <w:r>
-        <w:rPr>
-          <w:b/>
-          <w:bCs/>
-        </w:rPr>
-        <w:t>Solution:</w:t>
-      </w:r>
-    </w:p>
-    <w:p>
-      <w:r>
-        <w:t>Ensure names match correctly.</w:t>
-      </w:r>
-    </w:p>
-    <w:p>
-      <w:r>
-        <w:pict w14:anchorId="4E56ABF2">
+        <w:lastRenderedPageBreak/>
+        <w:t>Scenario 3</w:t>
+      </w:r>
+    </w:p>
+    <w:p>
+      <w:r>
+        <w:t>Your component is rendering slowly on production.</w:t>
+      </w:r>
+    </w:p>
+    <w:p>
+      <w:r>
+        <w:t>How will you improve performance?</w:t>
+      </w:r>
+    </w:p>
+    <w:p>
+      <w:r>
+        <w:pict w14:anchorId="3A43821C">
           <v:rect id="_x0000_i1092" style="width:0;height:1.5pt" o:hralign="center" o:hrstd="t" o:hr="t" fillcolor="#a0a0a0" stroked="f"/>
         </w:pict>
       </w:r>
@@ -11597,131 +11698,22 @@
           <w:b/>
           <w:bCs/>
         </w:rPr>
-        <w:t>Scenario 3: Component is slow</w:t>
-      </w:r>
-    </w:p>
-    <w:p>
-      <w:pPr>
-        <w:rPr>
-          <w:b/>
-          <w:bCs/>
-        </w:rPr>
-      </w:pPr>
-      <w:r>
-        <w:rPr>
-          <w:b/>
-          <w:bCs/>
-        </w:rPr>
-        <w:t>Check:</w:t>
-      </w:r>
-    </w:p>
-    <w:p>
-      <w:pPr>
-        <w:numPr>
-          <w:ilvl w:val="0"/>
-          <w:numId w:val="33"/>
-        </w:numPr>
-      </w:pPr>
-      <w:r>
-        <w:t xml:space="preserve">Number of repository calls </w:t>
-      </w:r>
-    </w:p>
-    <w:p>
-      <w:pPr>
-        <w:numPr>
-          <w:ilvl w:val="0"/>
-          <w:numId w:val="33"/>
-        </w:numPr>
-      </w:pPr>
-      <w:r>
-        <w:t xml:space="preserve">Sling Model logic </w:t>
-      </w:r>
-    </w:p>
-    <w:p>
-      <w:pPr>
-        <w:numPr>
-          <w:ilvl w:val="0"/>
-          <w:numId w:val="33"/>
-        </w:numPr>
-      </w:pPr>
-      <w:r>
-        <w:t xml:space="preserve">Image size </w:t>
-      </w:r>
-    </w:p>
-    <w:p>
-      <w:pPr>
-        <w:numPr>
-          <w:ilvl w:val="0"/>
-          <w:numId w:val="33"/>
-        </w:numPr>
-      </w:pPr>
-      <w:r>
-        <w:t xml:space="preserve">External API calls </w:t>
-      </w:r>
-    </w:p>
-    <w:p>
-      <w:pPr>
-        <w:rPr>
-          <w:b/>
-          <w:bCs/>
-        </w:rPr>
-      </w:pPr>
-      <w:r>
-        <w:rPr>
-          <w:b/>
-          <w:bCs/>
-        </w:rPr>
-        <w:lastRenderedPageBreak/>
-        <w:t>Solution:</w:t>
-      </w:r>
-    </w:p>
-    <w:p>
-      <w:pPr>
-        <w:numPr>
-          <w:ilvl w:val="0"/>
-          <w:numId w:val="34"/>
-        </w:numPr>
-      </w:pPr>
-      <w:r>
-        <w:t xml:space="preserve">Optimize queries </w:t>
-      </w:r>
-    </w:p>
-    <w:p>
-      <w:pPr>
-        <w:numPr>
-          <w:ilvl w:val="0"/>
-          <w:numId w:val="34"/>
-        </w:numPr>
-      </w:pPr>
-      <w:r>
-        <w:t xml:space="preserve">Cache data </w:t>
-      </w:r>
-    </w:p>
-    <w:p>
-      <w:pPr>
-        <w:numPr>
-          <w:ilvl w:val="0"/>
-          <w:numId w:val="34"/>
-        </w:numPr>
-      </w:pPr>
-      <w:r>
-        <w:t xml:space="preserve">Use lazy loading </w:t>
-      </w:r>
-    </w:p>
-    <w:p>
-      <w:pPr>
-        <w:numPr>
-          <w:ilvl w:val="0"/>
-          <w:numId w:val="34"/>
-        </w:numPr>
-      </w:pPr>
-      <w:r>
-        <w:t xml:space="preserve">Avoid unnecessary API calls </w:t>
-      </w:r>
-    </w:p>
-    <w:p>
-      <w:r>
-        <w:pict w14:anchorId="6E0F3183">
+        <w:t>Scenario 4</w:t>
+      </w:r>
+    </w:p>
+    <w:p>
+      <w:r>
+        <w:t>The dialog fields are not appearing in AEM author mode.</w:t>
+      </w:r>
+    </w:p>
+    <w:p>
+      <w:r>
+        <w:t>What could be the reason?</w:t>
+      </w:r>
+    </w:p>
+    <w:p>
+      <w:r>
+        <w:pict w14:anchorId="4AE33813">
           <v:rect id="_x0000_i1093" style="width:0;height:1.5pt" o:hralign="center" o:hrstd="t" o:hr="t" fillcolor="#a0a0a0" stroked="f"/>
         </w:pict>
       </w:r>
@@ -11738,493 +11730,23 @@
           <w:b/>
           <w:bCs/>
         </w:rPr>
-        <w:t>Scenario 4: Dialog not appearing</w:t>
-      </w:r>
-    </w:p>
-    <w:p>
-      <w:pPr>
-        <w:rPr>
-          <w:b/>
-          <w:bCs/>
-        </w:rPr>
-      </w:pPr>
-      <w:r>
-        <w:rPr>
-          <w:b/>
-          <w:bCs/>
-        </w:rPr>
-        <w:t>Check:</w:t>
-      </w:r>
-    </w:p>
-    <w:p>
-      <w:pPr>
-        <w:numPr>
-          <w:ilvl w:val="0"/>
-          <w:numId w:val="35"/>
-        </w:numPr>
-      </w:pPr>
-      <w:proofErr w:type="spellStart"/>
-      <w:proofErr w:type="gramStart"/>
-      <w:r>
-        <w:t>cq:dialog</w:t>
-      </w:r>
-      <w:proofErr w:type="spellEnd"/>
-      <w:proofErr w:type="gramEnd"/>
-      <w:r>
-        <w:t xml:space="preserve"> node structure </w:t>
-      </w:r>
-    </w:p>
-    <w:p>
-      <w:pPr>
-        <w:numPr>
-          <w:ilvl w:val="0"/>
-          <w:numId w:val="35"/>
-        </w:numPr>
-      </w:pPr>
-      <w:r>
-        <w:t xml:space="preserve">XML syntax </w:t>
-      </w:r>
-    </w:p>
-    <w:p>
-      <w:pPr>
-        <w:numPr>
-          <w:ilvl w:val="0"/>
-          <w:numId w:val="35"/>
-        </w:numPr>
-      </w:pPr>
-      <w:r>
-        <w:t xml:space="preserve">Component inheritance </w:t>
-      </w:r>
-    </w:p>
-    <w:p>
-      <w:pPr>
-        <w:numPr>
-          <w:ilvl w:val="0"/>
-          <w:numId w:val="35"/>
-        </w:numPr>
-      </w:pPr>
-      <w:r>
-        <w:t xml:space="preserve">Permissions </w:t>
-      </w:r>
-    </w:p>
-    <w:p>
-      <w:r>
-        <w:pict w14:anchorId="57EB5D2F">
+        <w:t>Scenario 5</w:t>
+      </w:r>
+    </w:p>
+    <w:p>
+      <w:r>
+        <w:t>A component needs to be reused with some additional functionality.</w:t>
+      </w:r>
+    </w:p>
+    <w:p>
+      <w:r>
+        <w:t>Would you create a new component or extend an existing one?</w:t>
+      </w:r>
+    </w:p>
+    <w:p>
+      <w:r>
+        <w:pict w14:anchorId="09EB0AD2">
           <v:rect id="_x0000_i1094" style="width:0;height:1.5pt" o:hralign="center" o:hrstd="t" o:hr="t" fillcolor="#a0a0a0" stroked="f"/>
-        </w:pict>
-      </w:r>
-    </w:p>
-    <w:p>
-      <w:pPr>
-        <w:rPr>
-          <w:b/>
-          <w:bCs/>
-        </w:rPr>
-      </w:pPr>
-      <w:r>
-        <w:rPr>
-          <w:b/>
-          <w:bCs/>
-        </w:rPr>
-        <w:t>Scenario 5: Extend or create new component?</w:t>
-      </w:r>
-    </w:p>
-    <w:p>
-      <w:r>
-        <w:t>Preferred approach:</w:t>
-      </w:r>
-    </w:p>
-    <w:p>
-      <w:r>
-        <w:t>Use:</w:t>
-      </w:r>
-    </w:p>
-    <w:p>
-      <w:proofErr w:type="spellStart"/>
-      <w:proofErr w:type="gramStart"/>
-      <w:r>
-        <w:t>sling:resourceSuperType</w:t>
-      </w:r>
-      <w:proofErr w:type="spellEnd"/>
-      <w:proofErr w:type="gramEnd"/>
-    </w:p>
-    <w:p>
-      <w:r>
-        <w:t>when existing functionality can be reused.</w:t>
-      </w:r>
-    </w:p>
-    <w:p>
-      <w:r>
-        <w:t>Create a new component only when functionality is completely different.</w:t>
-      </w:r>
-    </w:p>
-    <w:p>
-      <w:r>
-        <w:pict w14:anchorId="7B62B1CE">
-          <v:rect id="_x0000_i1095" style="width:0;height:1.5pt" o:hralign="center" o:hrstd="t" o:hr="t" fillcolor="#a0a0a0" stroked="f"/>
-        </w:pict>
-      </w:r>
-    </w:p>
-    <w:p>
-      <w:pPr>
-        <w:rPr>
-          <w:b/>
-          <w:bCs/>
-        </w:rPr>
-      </w:pPr>
-      <w:r>
-        <w:rPr>
-          <w:b/>
-          <w:bCs/>
-        </w:rPr>
-        <w:t>6. Interview Key Points</w:t>
-      </w:r>
-    </w:p>
-    <w:p>
-      <w:pPr>
-        <w:rPr>
-          <w:b/>
-          <w:bCs/>
-        </w:rPr>
-      </w:pPr>
-      <w:r>
-        <w:rPr>
-          <w:b/>
-          <w:bCs/>
-        </w:rPr>
-        <w:t>5 Important Points to Remember</w:t>
-      </w:r>
-    </w:p>
-    <w:p>
-      <w:pPr>
-        <w:numPr>
-          <w:ilvl w:val="0"/>
-          <w:numId w:val="36"/>
-        </w:numPr>
-      </w:pPr>
-      <w:r>
-        <w:t xml:space="preserve">Components are created under /apps. </w:t>
-      </w:r>
-    </w:p>
-    <w:p>
-      <w:pPr>
-        <w:numPr>
-          <w:ilvl w:val="0"/>
-          <w:numId w:val="36"/>
-        </w:numPr>
-      </w:pPr>
-      <w:r>
-        <w:t xml:space="preserve">Dialogs define authoring fields. </w:t>
-      </w:r>
-    </w:p>
-    <w:p>
-      <w:pPr>
-        <w:numPr>
-          <w:ilvl w:val="0"/>
-          <w:numId w:val="36"/>
-        </w:numPr>
-      </w:pPr>
-      <w:r>
-        <w:t xml:space="preserve">Content is stored in JCR under /content. </w:t>
-      </w:r>
-    </w:p>
-    <w:p>
-      <w:pPr>
-        <w:numPr>
-          <w:ilvl w:val="0"/>
-          <w:numId w:val="36"/>
-        </w:numPr>
-      </w:pPr>
-      <w:r>
-        <w:t xml:space="preserve">Sling Models handle backend logic. </w:t>
-      </w:r>
-    </w:p>
-    <w:p>
-      <w:pPr>
-        <w:numPr>
-          <w:ilvl w:val="0"/>
-          <w:numId w:val="36"/>
-        </w:numPr>
-      </w:pPr>
-      <w:r>
-        <w:t xml:space="preserve">HTL is responsible for presentation. </w:t>
-      </w:r>
-    </w:p>
-    <w:p>
-      <w:r>
-        <w:pict w14:anchorId="144C34F5">
-          <v:rect id="_x0000_i1096" style="width:0;height:1.5pt" o:hralign="center" o:hrstd="t" o:hr="t" fillcolor="#a0a0a0" stroked="f"/>
-        </w:pict>
-      </w:r>
-    </w:p>
-    <w:p>
-      <w:pPr>
-        <w:rPr>
-          <w:b/>
-          <w:bCs/>
-        </w:rPr>
-      </w:pPr>
-      <w:r>
-        <w:rPr>
-          <w:b/>
-          <w:bCs/>
-        </w:rPr>
-        <w:t>Important Keywords to Mention</w:t>
-      </w:r>
-    </w:p>
-    <w:p>
-      <w:pPr>
-        <w:numPr>
-          <w:ilvl w:val="0"/>
-          <w:numId w:val="37"/>
-        </w:numPr>
-      </w:pPr>
-      <w:r>
-        <w:t>/</w:t>
-      </w:r>
-      <w:proofErr w:type="gramStart"/>
-      <w:r>
-        <w:t>apps</w:t>
-      </w:r>
-      <w:proofErr w:type="gramEnd"/>
-      <w:r>
-        <w:t xml:space="preserve"> </w:t>
-      </w:r>
-    </w:p>
-    <w:p>
-      <w:pPr>
-        <w:numPr>
-          <w:ilvl w:val="0"/>
-          <w:numId w:val="37"/>
-        </w:numPr>
-      </w:pPr>
-      <w:proofErr w:type="spellStart"/>
-      <w:proofErr w:type="gramStart"/>
-      <w:r>
-        <w:t>cq:component</w:t>
-      </w:r>
-      <w:proofErr w:type="spellEnd"/>
-      <w:proofErr w:type="gramEnd"/>
-      <w:r>
-        <w:t xml:space="preserve"> </w:t>
-      </w:r>
-    </w:p>
-    <w:p>
-      <w:pPr>
-        <w:numPr>
-          <w:ilvl w:val="0"/>
-          <w:numId w:val="37"/>
-        </w:numPr>
-      </w:pPr>
-      <w:proofErr w:type="spellStart"/>
-      <w:proofErr w:type="gramStart"/>
-      <w:r>
-        <w:t>cq:dialog</w:t>
-      </w:r>
-      <w:proofErr w:type="spellEnd"/>
-      <w:proofErr w:type="gramEnd"/>
-      <w:r>
-        <w:t xml:space="preserve"> </w:t>
-      </w:r>
-    </w:p>
-    <w:p>
-      <w:pPr>
-        <w:numPr>
-          <w:ilvl w:val="0"/>
-          <w:numId w:val="37"/>
-        </w:numPr>
-      </w:pPr>
-      <w:r>
-        <w:t xml:space="preserve">Granite UI </w:t>
-      </w:r>
-    </w:p>
-    <w:p>
-      <w:pPr>
-        <w:numPr>
-          <w:ilvl w:val="0"/>
-          <w:numId w:val="37"/>
-        </w:numPr>
-      </w:pPr>
-      <w:r>
-        <w:t xml:space="preserve">Sling Models </w:t>
-      </w:r>
-    </w:p>
-    <w:p>
-      <w:pPr>
-        <w:numPr>
-          <w:ilvl w:val="0"/>
-          <w:numId w:val="37"/>
-        </w:numPr>
-      </w:pPr>
-      <w:r>
-        <w:lastRenderedPageBreak/>
-        <w:t xml:space="preserve">HTL </w:t>
-      </w:r>
-    </w:p>
-    <w:p>
-      <w:pPr>
-        <w:numPr>
-          <w:ilvl w:val="0"/>
-          <w:numId w:val="37"/>
-        </w:numPr>
-      </w:pPr>
-      <w:r>
-        <w:t xml:space="preserve">Client Libraries </w:t>
-      </w:r>
-    </w:p>
-    <w:p>
-      <w:pPr>
-        <w:numPr>
-          <w:ilvl w:val="0"/>
-          <w:numId w:val="37"/>
-        </w:numPr>
-      </w:pPr>
-      <w:proofErr w:type="spellStart"/>
-      <w:proofErr w:type="gramStart"/>
-      <w:r>
-        <w:t>sling:resourceType</w:t>
-      </w:r>
-      <w:proofErr w:type="spellEnd"/>
-      <w:proofErr w:type="gramEnd"/>
-      <w:r>
-        <w:t xml:space="preserve"> </w:t>
-      </w:r>
-    </w:p>
-    <w:p>
-      <w:pPr>
-        <w:numPr>
-          <w:ilvl w:val="0"/>
-          <w:numId w:val="37"/>
-        </w:numPr>
-      </w:pPr>
-      <w:proofErr w:type="spellStart"/>
-      <w:proofErr w:type="gramStart"/>
-      <w:r>
-        <w:t>sling:resourceSuperType</w:t>
-      </w:r>
-      <w:proofErr w:type="spellEnd"/>
-      <w:proofErr w:type="gramEnd"/>
-      <w:r>
-        <w:t xml:space="preserve"> </w:t>
-      </w:r>
-    </w:p>
-    <w:p>
-      <w:pPr>
-        <w:numPr>
-          <w:ilvl w:val="0"/>
-          <w:numId w:val="37"/>
-        </w:numPr>
-      </w:pPr>
-      <w:r>
-        <w:t xml:space="preserve">JCR Repository </w:t>
-      </w:r>
-    </w:p>
-    <w:p>
-      <w:r>
-        <w:pict w14:anchorId="4A985E10">
-          <v:rect id="_x0000_i1097" style="width:0;height:1.5pt" o:hralign="center" o:hrstd="t" o:hr="t" fillcolor="#a0a0a0" stroked="f"/>
-        </w:pict>
-      </w:r>
-    </w:p>
-    <w:p>
-      <w:pPr>
-        <w:rPr>
-          <w:b/>
-          <w:bCs/>
-        </w:rPr>
-      </w:pPr>
-      <w:r>
-        <w:rPr>
-          <w:b/>
-          <w:bCs/>
-        </w:rPr>
-        <w:t>Common Mistakes to Avoid</w:t>
-      </w:r>
-    </w:p>
-    <w:p>
-      <w:r>
-        <w:rPr>
-          <w:rFonts w:ascii="Segoe UI Emoji" w:hAnsi="Segoe UI Emoji" w:cs="Segoe UI Emoji"/>
-        </w:rPr>
-        <w:t>❌</w:t>
-      </w:r>
-      <w:r>
-        <w:t xml:space="preserve"> Putting Java logic directly in HTL</w:t>
-      </w:r>
-    </w:p>
-    <w:p>
-      <w:r>
-        <w:rPr>
-          <w:rFonts w:ascii="Segoe UI Emoji" w:hAnsi="Segoe UI Emoji" w:cs="Segoe UI Emoji"/>
-        </w:rPr>
-        <w:t>✅</w:t>
-      </w:r>
-      <w:r>
-        <w:t xml:space="preserve"> Use Sling Models.</w:t>
-      </w:r>
-    </w:p>
-    <w:p>
-      <w:r>
-        <w:pict w14:anchorId="525D7B74">
-          <v:rect id="_x0000_i1098" style="width:0;height:1.5pt" o:hralign="center" o:hrstd="t" o:hr="t" fillcolor="#a0a0a0" stroked="f"/>
-        </w:pict>
-      </w:r>
-    </w:p>
-    <w:p>
-      <w:r>
-        <w:rPr>
-          <w:rFonts w:ascii="Segoe UI Emoji" w:hAnsi="Segoe UI Emoji" w:cs="Segoe UI Emoji"/>
-        </w:rPr>
-        <w:t>❌</w:t>
-      </w:r>
-      <w:r>
-        <w:t xml:space="preserve"> Hardcoding content paths</w:t>
-      </w:r>
-    </w:p>
-    <w:p>
-      <w:r>
-        <w:rPr>
-          <w:rFonts w:ascii="Segoe UI Emoji" w:hAnsi="Segoe UI Emoji" w:cs="Segoe UI Emoji"/>
-        </w:rPr>
-        <w:t>✅</w:t>
-      </w:r>
-      <w:r>
-        <w:t xml:space="preserve"> Use configurable properties.</w:t>
-      </w:r>
-    </w:p>
-    <w:p>
-      <w:r>
-        <w:pict w14:anchorId="675603B4">
-          <v:rect id="_x0000_i1099" style="width:0;height:1.5pt" o:hralign="center" o:hrstd="t" o:hr="t" fillcolor="#a0a0a0" stroked="f"/>
-        </w:pict>
-      </w:r>
-    </w:p>
-    <w:p>
-      <w:r>
-        <w:rPr>
-          <w:rFonts w:ascii="Segoe UI Emoji" w:hAnsi="Segoe UI Emoji" w:cs="Segoe UI Emoji"/>
-        </w:rPr>
-        <w:t>❌</w:t>
-      </w:r>
-      <w:r>
-        <w:t xml:space="preserve"> Creating duplicate components</w:t>
-      </w:r>
-    </w:p>
-    <w:p>
-      <w:r>
-        <w:rPr>
-          <w:rFonts w:ascii="Segoe UI Emoji" w:hAnsi="Segoe UI Emoji" w:cs="Segoe UI Emoji"/>
-        </w:rPr>
-        <w:t>✅</w:t>
-      </w:r>
-      <w:r>
-        <w:t xml:space="preserve"> Check if Core Components or existing components can be extended.</w:t>
-      </w:r>
-    </w:p>
-    <w:p>
-      <w:r>
-        <w:pict w14:anchorId="69D9062D">
-          <v:rect id="_x0000_i1100" style="width:0;height:1.5pt" o:hralign="center" o:hrstd="t" o:hr="t" fillcolor="#a0a0a0" stroked="f"/>
         </w:pict>
       </w:r>
     </w:p>
@@ -12376,7 +11898,7 @@
     <w:p>
       <w:r>
         <w:pict w14:anchorId="45CEDADE">
-          <v:rect id="_x0000_i1101" style="width:0;height:1.5pt" o:hralign="center" o:hrstd="t" o:hr="t" fillcolor="#a0a0a0" stroked="f"/>
+          <v:rect id="_x0000_i1105" style="width:0;height:1.5pt" o:hralign="center" o:hrstd="t" o:hr="t" fillcolor="#a0a0a0" stroked="f"/>
         </w:pict>
       </w:r>
     </w:p>
@@ -12392,153 +11914,2075 @@
           <w:b/>
           <w:bCs/>
         </w:rPr>
-        <w:t>Quick Interview Revision</w:t>
-      </w:r>
-    </w:p>
-    <w:p>
-      <w:r>
-        <w:t>Remember this flow:</w:t>
-      </w:r>
-    </w:p>
-    <w:p>
-      <w:r>
-        <w:t>Create Component</w:t>
-      </w:r>
-    </w:p>
-    <w:p>
-      <w:r>
-        <w:t xml:space="preserve">        |</w:t>
-      </w:r>
-    </w:p>
-    <w:p>
-      <w:r>
-        <w:t xml:space="preserve">        v</w:t>
-      </w:r>
-    </w:p>
-    <w:p>
-      <w:r>
-        <w:t xml:space="preserve">Define </w:t>
+        <w:t xml:space="preserve">12. What is </w:t>
       </w:r>
       <w:proofErr w:type="spellStart"/>
       <w:proofErr w:type="gramStart"/>
       <w:r>
-        <w:t>cq:component</w:t>
+        <w:rPr>
+          <w:b/>
+          <w:bCs/>
+        </w:rPr>
+        <w:t>sling:resourceType</w:t>
       </w:r>
       <w:proofErr w:type="spellEnd"/>
       <w:proofErr w:type="gramEnd"/>
-    </w:p>
-    <w:p>
+      <w:r>
+        <w:rPr>
+          <w:b/>
+          <w:bCs/>
+        </w:rPr>
+        <w:t xml:space="preserve"> and </w:t>
+      </w:r>
+      <w:proofErr w:type="spellStart"/>
+      <w:proofErr w:type="gramStart"/>
+      <w:r>
+        <w:rPr>
+          <w:b/>
+          <w:bCs/>
+        </w:rPr>
+        <w:t>sling:resourceSuperType</w:t>
+      </w:r>
+      <w:proofErr w:type="spellEnd"/>
+      <w:proofErr w:type="gramEnd"/>
+      <w:r>
+        <w:rPr>
+          <w:b/>
+          <w:bCs/>
+        </w:rPr>
+        <w:t>?</w:t>
+      </w:r>
+    </w:p>
+    <w:p>
+      <w:r>
+        <w:rPr>
+          <w:i/>
+          <w:iCs/>
+        </w:rPr>
+        <w:t xml:space="preserve">"Both </w:t>
+      </w:r>
+      <w:proofErr w:type="spellStart"/>
+      <w:proofErr w:type="gramStart"/>
+      <w:r>
+        <w:rPr>
+          <w:i/>
+          <w:iCs/>
+        </w:rPr>
+        <w:t>sling:resourceType</w:t>
+      </w:r>
+      <w:proofErr w:type="spellEnd"/>
+      <w:proofErr w:type="gramEnd"/>
+      <w:r>
+        <w:rPr>
+          <w:i/>
+          <w:iCs/>
+        </w:rPr>
+        <w:t xml:space="preserve"> and </w:t>
+      </w:r>
+      <w:proofErr w:type="spellStart"/>
+      <w:proofErr w:type="gramStart"/>
+      <w:r>
+        <w:rPr>
+          <w:i/>
+          <w:iCs/>
+        </w:rPr>
+        <w:t>sling:resourceSuperType</w:t>
+      </w:r>
+      <w:proofErr w:type="spellEnd"/>
+      <w:proofErr w:type="gramEnd"/>
+      <w:r>
+        <w:rPr>
+          <w:i/>
+          <w:iCs/>
+        </w:rPr>
+        <w:t xml:space="preserve"> are fundamental concepts in AEM component development and are used by Sling to determine how content should be rendered.</w:t>
+      </w:r>
+    </w:p>
+    <w:p>
+      <w:proofErr w:type="spellStart"/>
+      <w:proofErr w:type="gramStart"/>
+      <w:r>
+        <w:rPr>
+          <w:i/>
+          <w:iCs/>
+        </w:rPr>
+        <w:t>sling:resourceType</w:t>
+      </w:r>
+      <w:proofErr w:type="spellEnd"/>
+      <w:proofErr w:type="gramEnd"/>
+      <w:r>
+        <w:rPr>
+          <w:i/>
+          <w:iCs/>
+        </w:rPr>
+        <w:t xml:space="preserve"> identifies which component should render a particular resource. When a page contains a component, AEM looks at the resource's </w:t>
+      </w:r>
+      <w:proofErr w:type="spellStart"/>
+      <w:proofErr w:type="gramStart"/>
+      <w:r>
+        <w:rPr>
+          <w:i/>
+          <w:iCs/>
+        </w:rPr>
+        <w:t>sling:resourceType</w:t>
+      </w:r>
+      <w:proofErr w:type="spellEnd"/>
+      <w:proofErr w:type="gramEnd"/>
+      <w:r>
+        <w:rPr>
+          <w:i/>
+          <w:iCs/>
+        </w:rPr>
+        <w:t xml:space="preserve"> and maps it to the corresponding component under /apps or /libs.</w:t>
+      </w:r>
+    </w:p>
+    <w:p>
+      <w:r>
+        <w:rPr>
+          <w:i/>
+          <w:iCs/>
+        </w:rPr>
+        <w:t>For example, if a component node has:</w:t>
+      </w:r>
+    </w:p>
+    <w:p>
+      <w:proofErr w:type="spellStart"/>
+      <w:proofErr w:type="gramStart"/>
+      <w:r>
+        <w:t>sling:resourceType</w:t>
+      </w:r>
+      <w:proofErr w:type="spellEnd"/>
+      <w:proofErr w:type="gramEnd"/>
+      <w:r>
+        <w:t xml:space="preserve"> = </w:t>
+      </w:r>
+      <w:proofErr w:type="spellStart"/>
+      <w:r>
+        <w:t>myproject</w:t>
+      </w:r>
+      <w:proofErr w:type="spellEnd"/>
+      <w:r>
+        <w:t>/components/content/banner</w:t>
+      </w:r>
+    </w:p>
+    <w:p>
+      <w:r>
+        <w:rPr>
+          <w:i/>
+          <w:iCs/>
+        </w:rPr>
+        <w:t>then AEM renders the Banner component located at that path.</w:t>
+      </w:r>
+    </w:p>
+    <w:p>
+      <w:r>
+        <w:rPr>
+          <w:i/>
+          <w:iCs/>
+        </w:rPr>
+        <w:t xml:space="preserve">On the other hand, </w:t>
+      </w:r>
+      <w:proofErr w:type="spellStart"/>
+      <w:proofErr w:type="gramStart"/>
+      <w:r>
+        <w:rPr>
+          <w:i/>
+          <w:iCs/>
+        </w:rPr>
+        <w:t>sling:resourceSuperType</w:t>
+      </w:r>
+      <w:proofErr w:type="spellEnd"/>
+      <w:proofErr w:type="gramEnd"/>
+      <w:r>
+        <w:rPr>
+          <w:i/>
+          <w:iCs/>
+        </w:rPr>
+        <w:t xml:space="preserve"> is used for component inheritance. It allows one component to inherit functionality from another component instead of duplicating code.</w:t>
+      </w:r>
+    </w:p>
+    <w:p>
+      <w:r>
+        <w:rPr>
+          <w:i/>
+          <w:iCs/>
+        </w:rPr>
+        <w:t>For example, if I create a Custom Banner component and set:</w:t>
+      </w:r>
+    </w:p>
+    <w:p>
+      <w:proofErr w:type="spellStart"/>
+      <w:proofErr w:type="gramStart"/>
       <w:r>
         <w:lastRenderedPageBreak/>
-        <w:t xml:space="preserve">        |</w:t>
-      </w:r>
-    </w:p>
-    <w:p>
-      <w:r>
-        <w:t xml:space="preserve">        v</w:t>
-      </w:r>
-    </w:p>
-    <w:p>
-      <w:r>
-        <w:t>Create Dialog</w:t>
-      </w:r>
-    </w:p>
-    <w:p>
-      <w:r>
-        <w:t xml:space="preserve">        |</w:t>
-      </w:r>
-    </w:p>
-    <w:p>
-      <w:r>
-        <w:t xml:space="preserve">        v</w:t>
-      </w:r>
-    </w:p>
-    <w:p>
-      <w:r>
-        <w:t>Store Content in JCR</w:t>
-      </w:r>
-    </w:p>
-    <w:p>
-      <w:r>
-        <w:t xml:space="preserve">        |</w:t>
-      </w:r>
-    </w:p>
-    <w:p>
-      <w:r>
-        <w:t xml:space="preserve">        v</w:t>
-      </w:r>
-    </w:p>
-    <w:p>
-      <w:r>
-        <w:t>Sling Model Processes Data</w:t>
-      </w:r>
-    </w:p>
-    <w:p>
-      <w:r>
-        <w:t xml:space="preserve">        |</w:t>
-      </w:r>
-    </w:p>
-    <w:p>
-      <w:r>
-        <w:t xml:space="preserve">        v</w:t>
-      </w:r>
-    </w:p>
-    <w:p>
-      <w:r>
-        <w:t>HTL Renders Output</w:t>
-      </w:r>
-    </w:p>
-    <w:p>
-      <w:r>
-        <w:t xml:space="preserve">        |</w:t>
-      </w:r>
-    </w:p>
-    <w:p>
-      <w:r>
-        <w:t xml:space="preserve">        v</w:t>
-      </w:r>
-    </w:p>
-    <w:p>
-      <w:r>
-        <w:t xml:space="preserve">Add </w:t>
+        <w:t>sling:resourceSuperType</w:t>
+      </w:r>
+      <w:proofErr w:type="spellEnd"/>
+      <w:proofErr w:type="gramEnd"/>
+      <w:r>
+        <w:t xml:space="preserve"> = </w:t>
       </w:r>
       <w:proofErr w:type="spellStart"/>
       <w:r>
-        <w:t>Clientlibs</w:t>
+        <w:t>myproject</w:t>
       </w:r>
       <w:proofErr w:type="spellEnd"/>
-    </w:p>
-    <w:p>
-      <w:r>
-        <w:t xml:space="preserve">        |</w:t>
-      </w:r>
-    </w:p>
-    <w:p>
-      <w:r>
-        <w:t xml:space="preserve">        v</w:t>
-      </w:r>
-    </w:p>
-    <w:p>
-      <w:r>
-        <w:t>Test and Deploy</w:t>
-      </w:r>
-    </w:p>
-    <w:p>
-      <w:r>
-        <w:t xml:space="preserve">For a 5-year AEM Developer interview, focus on explaining </w:t>
-      </w:r>
-      <w:r>
-        <w:rPr>
-          <w:b/>
-          <w:bCs/>
-        </w:rPr>
-        <w:t>the development lifecycle of a component</w:t>
-      </w:r>
-      <w:r>
-        <w:t>, not just the folder structure. Interviewers usually want to know whether you have built and supported components in real projects.</w:t>
-      </w:r>
-    </w:p>
-    <w:p/>
+      <w:r>
+        <w:t>/components/content/banner</w:t>
+      </w:r>
+    </w:p>
+    <w:p>
+      <w:r>
+        <w:rPr>
+          <w:i/>
+          <w:iCs/>
+        </w:rPr>
+        <w:t>then the Custom Banner inherits the Banner component's HTL, dialogs, Sling Models, and other functionality. I only need to override what is different.</w:t>
+      </w:r>
+    </w:p>
+    <w:p>
+      <w:r>
+        <w:rPr>
+          <w:i/>
+          <w:iCs/>
+        </w:rPr>
+        <w:t xml:space="preserve">In real projects, I use </w:t>
+      </w:r>
+      <w:proofErr w:type="spellStart"/>
+      <w:proofErr w:type="gramStart"/>
+      <w:r>
+        <w:rPr>
+          <w:i/>
+          <w:iCs/>
+        </w:rPr>
+        <w:t>sling:resourceType</w:t>
+      </w:r>
+      <w:proofErr w:type="spellEnd"/>
+      <w:proofErr w:type="gramEnd"/>
+      <w:r>
+        <w:rPr>
+          <w:i/>
+          <w:iCs/>
+        </w:rPr>
+        <w:t xml:space="preserve"> to define which component renders the content and </w:t>
+      </w:r>
+      <w:proofErr w:type="spellStart"/>
+      <w:proofErr w:type="gramStart"/>
+      <w:r>
+        <w:rPr>
+          <w:i/>
+          <w:iCs/>
+        </w:rPr>
+        <w:t>sling:resourceSuperType</w:t>
+      </w:r>
+      <w:proofErr w:type="spellEnd"/>
+      <w:proofErr w:type="gramEnd"/>
+      <w:r>
+        <w:rPr>
+          <w:i/>
+          <w:iCs/>
+        </w:rPr>
+        <w:t xml:space="preserve"> to promote reuse and extend existing components, especially AEM Core Components.</w:t>
+      </w:r>
+    </w:p>
+    <w:p>
+      <w:pPr>
+        <w:rPr>
+          <w:i/>
+          <w:iCs/>
+        </w:rPr>
+      </w:pPr>
+      <w:r>
+        <w:rPr>
+          <w:i/>
+          <w:iCs/>
+        </w:rPr>
+        <w:t xml:space="preserve">As a best practice, I avoid copying components and prefer inheritance using </w:t>
+      </w:r>
+      <w:proofErr w:type="spellStart"/>
+      <w:proofErr w:type="gramStart"/>
+      <w:r>
+        <w:rPr>
+          <w:i/>
+          <w:iCs/>
+        </w:rPr>
+        <w:t>sling:resourceSuperType</w:t>
+      </w:r>
+      <w:proofErr w:type="spellEnd"/>
+      <w:proofErr w:type="gramEnd"/>
+      <w:r>
+        <w:rPr>
+          <w:i/>
+          <w:iCs/>
+        </w:rPr>
+        <w:t xml:space="preserve"> because it improves maintainability and reduces duplicate code."</w:t>
+      </w:r>
+    </w:p>
+    <w:p>
+      <w:pPr>
+        <w:rPr>
+          <w:i/>
+          <w:iCs/>
+        </w:rPr>
+      </w:pPr>
+      <w:r>
+        <w:pict w14:anchorId="64D5258F">
+          <v:rect id="_x0000_i1119" style="width:0;height:1.5pt" o:hralign="center" o:hrstd="t" o:hr="t" fillcolor="#a0a0a0" stroked="f"/>
+        </w:pict>
+      </w:r>
+    </w:p>
+    <w:p>
+      <w:pPr>
+        <w:rPr>
+          <w:b/>
+          <w:bCs/>
+        </w:rPr>
+      </w:pPr>
+      <w:r>
+        <w:rPr>
+          <w:b/>
+          <w:bCs/>
+        </w:rPr>
+        <w:t>13. How do you override Core Components?</w:t>
+      </w:r>
+    </w:p>
+    <w:p>
+      <w:r>
+        <w:rPr>
+          <w:i/>
+          <w:iCs/>
+        </w:rPr>
+        <w:t>"In AEM, I generally prefer extending Core Components instead of directly modifying them because Core Components are provided by Adobe and any direct changes can be lost during upgrades.</w:t>
+      </w:r>
+    </w:p>
+    <w:p>
+      <w:r>
+        <w:rPr>
+          <w:i/>
+          <w:iCs/>
+        </w:rPr>
+        <w:t xml:space="preserve">To override a Core Component, I create a custom component under my project's /apps folder and use </w:t>
+      </w:r>
+      <w:proofErr w:type="spellStart"/>
+      <w:proofErr w:type="gramStart"/>
+      <w:r>
+        <w:rPr>
+          <w:i/>
+          <w:iCs/>
+        </w:rPr>
+        <w:t>sling:resourceSuperType</w:t>
+      </w:r>
+      <w:proofErr w:type="spellEnd"/>
+      <w:proofErr w:type="gramEnd"/>
+      <w:r>
+        <w:rPr>
+          <w:i/>
+          <w:iCs/>
+        </w:rPr>
+        <w:t xml:space="preserve"> to inherit from the Core Component. This allows me to reuse all the existing functionality while customizing only the required parts.</w:t>
+      </w:r>
+    </w:p>
+    <w:p>
+      <w:r>
+        <w:rPr>
+          <w:i/>
+          <w:iCs/>
+        </w:rPr>
+        <w:t>For example, if I want to customize the Teaser Component, I create a component like:</w:t>
+      </w:r>
+    </w:p>
+    <w:p>
+      <w:r>
+        <w:t>/apps/</w:t>
+      </w:r>
+      <w:proofErr w:type="spellStart"/>
+      <w:r>
+        <w:t>myproject</w:t>
+      </w:r>
+      <w:proofErr w:type="spellEnd"/>
+      <w:r>
+        <w:t>/components/custom-teaser</w:t>
+      </w:r>
+    </w:p>
+    <w:p>
+      <w:r>
+        <w:t>and set:</w:t>
+      </w:r>
+    </w:p>
+    <w:p>
+      <w:proofErr w:type="spellStart"/>
+      <w:proofErr w:type="gramStart"/>
+      <w:r>
+        <w:t>sling:resourceSuperType</w:t>
+      </w:r>
+      <w:proofErr w:type="spellEnd"/>
+      <w:proofErr w:type="gramEnd"/>
+      <w:r>
+        <w:t>=</w:t>
+      </w:r>
+    </w:p>
+    <w:p>
+      <w:r>
+        <w:t>core/</w:t>
+      </w:r>
+      <w:proofErr w:type="spellStart"/>
+      <w:r>
+        <w:t>wcm</w:t>
+      </w:r>
+      <w:proofErr w:type="spellEnd"/>
+      <w:r>
+        <w:t>/components/teaser/v2/teaser</w:t>
+      </w:r>
+    </w:p>
+    <w:p>
+      <w:r>
+        <w:rPr>
+          <w:i/>
+          <w:iCs/>
+        </w:rPr>
+        <w:t>t</w:t>
+      </w:r>
+      <w:r>
+        <w:rPr>
+          <w:i/>
+          <w:iCs/>
+        </w:rPr>
+        <w:t>hen, depending on the requirement, I can:</w:t>
+      </w:r>
+    </w:p>
+    <w:p>
+      <w:r>
+        <w:rPr>
+          <w:i/>
+          <w:iCs/>
+        </w:rPr>
+        <w:t>- Override the HTL file for custom rendering.</w:t>
+      </w:r>
+      <w:r>
+        <w:t xml:space="preserve"> </w:t>
+      </w:r>
+      <w:r>
+        <w:rPr>
+          <w:i/>
+          <w:iCs/>
+        </w:rPr>
+        <w:t>- Extend the Sling Model for additional backend logic.</w:t>
+      </w:r>
+      <w:r>
+        <w:t xml:space="preserve"> </w:t>
+      </w:r>
+      <w:r>
+        <w:rPr>
+          <w:i/>
+          <w:iCs/>
+        </w:rPr>
+        <w:t>- Extend the dialog to add new authoring fields.</w:t>
+      </w:r>
+      <w:r>
+        <w:t xml:space="preserve"> </w:t>
+      </w:r>
+      <w:r>
+        <w:rPr>
+          <w:i/>
+          <w:iCs/>
+        </w:rPr>
+        <w:t>- Add custom CSS or JavaScript through Client Libraries.</w:t>
+      </w:r>
+    </w:p>
+    <w:p>
+      <w:r>
+        <w:rPr>
+          <w:i/>
+          <w:iCs/>
+        </w:rPr>
+        <w:t>This approach follows Adobe best practices because I still inherit bug fixes and new features from the Core Component while implementing project-specific customizations.</w:t>
+      </w:r>
+    </w:p>
+    <w:p>
+      <w:r>
+        <w:rPr>
+          <w:i/>
+          <w:iCs/>
+        </w:rPr>
+        <w:t xml:space="preserve">In my projects, I have commonly extended Core Teaser, Title, Image, Accordion, and Carousel Components using </w:t>
+      </w:r>
+      <w:proofErr w:type="spellStart"/>
+      <w:proofErr w:type="gramStart"/>
+      <w:r>
+        <w:rPr>
+          <w:i/>
+          <w:iCs/>
+        </w:rPr>
+        <w:t>sling:resourceSuperType</w:t>
+      </w:r>
+      <w:proofErr w:type="spellEnd"/>
+      <w:proofErr w:type="gramEnd"/>
+      <w:r>
+        <w:rPr>
+          <w:i/>
+          <w:iCs/>
+        </w:rPr>
+        <w:t xml:space="preserve"> instead of copying their code."</w:t>
+      </w:r>
+    </w:p>
+    <w:p>
+      <w:pPr>
+        <w:rPr>
+          <w:b/>
+          <w:bCs/>
+        </w:rPr>
+      </w:pPr>
+      <w:r>
+        <w:rPr>
+          <w:b/>
+          <w:bCs/>
+        </w:rPr>
+        <w:t>D-H-D-M</w:t>
+      </w:r>
+    </w:p>
+    <w:p>
+      <w:r>
+        <w:t>When overriding Core Components, think:</w:t>
+      </w:r>
+    </w:p>
+    <w:p>
+      <w:r>
+        <w:rPr>
+          <w:b/>
+          <w:bCs/>
+        </w:rPr>
+        <w:t>D</w:t>
+      </w:r>
+      <w:r>
+        <w:t xml:space="preserve"> → Don't modify /libs</w:t>
+      </w:r>
+    </w:p>
+    <w:p>
+      <w:r>
+        <w:rPr>
+          <w:b/>
+          <w:bCs/>
+        </w:rPr>
+        <w:t>H</w:t>
+      </w:r>
+      <w:r>
+        <w:t xml:space="preserve"> → Inherit using </w:t>
+      </w:r>
+      <w:proofErr w:type="spellStart"/>
+      <w:proofErr w:type="gramStart"/>
+      <w:r>
+        <w:t>sling:resourceSuperType</w:t>
+      </w:r>
+      <w:proofErr w:type="spellEnd"/>
+      <w:proofErr w:type="gramEnd"/>
+    </w:p>
+    <w:p>
+      <w:r>
+        <w:rPr>
+          <w:b/>
+          <w:bCs/>
+        </w:rPr>
+        <w:t>D</w:t>
+      </w:r>
+      <w:r>
+        <w:t xml:space="preserve"> → Extend Dialog if needed</w:t>
+      </w:r>
+    </w:p>
+    <w:p>
+      <w:r>
+        <w:rPr>
+          <w:b/>
+          <w:bCs/>
+        </w:rPr>
+        <w:t>M</w:t>
+      </w:r>
+      <w:r>
+        <w:t xml:space="preserve"> → Modify HTL/Model only where required</w:t>
+      </w:r>
+    </w:p>
+    <w:p>
+      <w:r>
+        <w:pict w14:anchorId="3506D32E">
+          <v:rect id="_x0000_i1120" style="width:0;height:1.5pt" o:hralign="center" o:hrstd="t" o:hr="t" fillcolor="#a0a0a0" stroked="f"/>
+        </w:pict>
+      </w:r>
+    </w:p>
+    <w:p>
+      <w:pPr>
+        <w:rPr>
+          <w:b/>
+          <w:bCs/>
+        </w:rPr>
+      </w:pPr>
+      <w:r>
+        <w:rPr>
+          <w:b/>
+          <w:bCs/>
+        </w:rPr>
+        <w:t>14. Difference between extending and overlaying components.</w:t>
+      </w:r>
+    </w:p>
+    <w:p>
+      <w:r>
+        <w:rPr>
+          <w:i/>
+          <w:iCs/>
+        </w:rPr>
+        <w:t>"Extending and Overlaying are two different ways of customizing existing AEM components.</w:t>
+      </w:r>
+    </w:p>
+    <w:p>
+      <w:r>
+        <w:rPr>
+          <w:i/>
+          <w:iCs/>
+        </w:rPr>
+        <w:t xml:space="preserve">Extending means creating a new component that inherits functionality from an existing component using </w:t>
+      </w:r>
+      <w:proofErr w:type="spellStart"/>
+      <w:proofErr w:type="gramStart"/>
+      <w:r>
+        <w:rPr>
+          <w:i/>
+          <w:iCs/>
+        </w:rPr>
+        <w:t>sling:resourceSuperType</w:t>
+      </w:r>
+      <w:proofErr w:type="spellEnd"/>
+      <w:proofErr w:type="gramEnd"/>
+      <w:r>
+        <w:rPr>
+          <w:i/>
+          <w:iCs/>
+        </w:rPr>
+        <w:t xml:space="preserve">. The child component can reuse the parent component's HTL, dialogs, Sling Models, </w:t>
+      </w:r>
+      <w:r>
+        <w:rPr>
+          <w:i/>
+          <w:iCs/>
+        </w:rPr>
+        <w:lastRenderedPageBreak/>
+        <w:t>and other configurations while overriding only the required functionality. This is the recommended approach, especially when working with AEM Core Components.</w:t>
+      </w:r>
+    </w:p>
+    <w:p>
+      <w:r>
+        <w:rPr>
+          <w:i/>
+          <w:iCs/>
+        </w:rPr>
+        <w:t>For example:</w:t>
+      </w:r>
+    </w:p>
+    <w:p>
+      <w:r>
+        <w:t>/apps/</w:t>
+      </w:r>
+      <w:proofErr w:type="spellStart"/>
+      <w:r>
+        <w:t>myproject</w:t>
+      </w:r>
+      <w:proofErr w:type="spellEnd"/>
+      <w:r>
+        <w:t>/components/custom-teaser</w:t>
+      </w:r>
+    </w:p>
+    <w:p>
+      <w:proofErr w:type="spellStart"/>
+      <w:proofErr w:type="gramStart"/>
+      <w:r>
+        <w:t>sling:resourceSuperType</w:t>
+      </w:r>
+      <w:proofErr w:type="spellEnd"/>
+      <w:proofErr w:type="gramEnd"/>
+      <w:r>
+        <w:t>=</w:t>
+      </w:r>
+    </w:p>
+    <w:p>
+      <w:r>
+        <w:t>core/</w:t>
+      </w:r>
+      <w:proofErr w:type="spellStart"/>
+      <w:r>
+        <w:t>wcm</w:t>
+      </w:r>
+      <w:proofErr w:type="spellEnd"/>
+      <w:r>
+        <w:t>/components/teaser/v2/teaser</w:t>
+      </w:r>
+    </w:p>
+    <w:p>
+      <w:r>
+        <w:rPr>
+          <w:i/>
+          <w:iCs/>
+        </w:rPr>
+        <w:t>Here, the custom teaser inherits all teaser functionality and only changes what is necessary.</w:t>
+      </w:r>
+    </w:p>
+    <w:p>
+      <w:r>
+        <w:rPr>
+          <w:i/>
+          <w:iCs/>
+        </w:rPr>
+        <w:t>Overlaying, on the other hand, means copying a component or configuration from /libs to /apps using the same repository structure and then customizing it. Due to Sling Resource Resolution, AEM gives preference to /apps over /libs.</w:t>
+      </w:r>
+    </w:p>
+    <w:p>
+      <w:pPr>
+        <w:rPr>
+          <w:i/>
+          <w:iCs/>
+        </w:rPr>
+      </w:pPr>
+      <w:r>
+        <w:rPr>
+          <w:i/>
+          <w:iCs/>
+        </w:rPr>
+        <w:t>Example:</w:t>
+      </w:r>
+    </w:p>
+    <w:p>
+      <w:r>
+        <w:t>/libs/</w:t>
+      </w:r>
+      <w:proofErr w:type="spellStart"/>
+      <w:r>
+        <w:t>wcm</w:t>
+      </w:r>
+      <w:proofErr w:type="spellEnd"/>
+      <w:r>
+        <w:t>/core/content/sites</w:t>
+      </w:r>
+    </w:p>
+    <w:p>
+      <w:r>
+        <w:t>↓</w:t>
+      </w:r>
+    </w:p>
+    <w:p>
+      <w:r>
+        <w:t>/apps/</w:t>
+      </w:r>
+      <w:proofErr w:type="spellStart"/>
+      <w:r>
+        <w:t>wcm</w:t>
+      </w:r>
+      <w:proofErr w:type="spellEnd"/>
+      <w:r>
+        <w:t>/core/content/sites</w:t>
+      </w:r>
+    </w:p>
+    <w:p>
+      <w:r>
+        <w:rPr>
+          <w:i/>
+          <w:iCs/>
+        </w:rPr>
+        <w:t>Overlaying is typically used for modifying AEM consoles, dialogs, or UI configurations rather than Core Components.</w:t>
+      </w:r>
+    </w:p>
+    <w:p>
+      <w:pPr>
+        <w:rPr>
+          <w:i/>
+          <w:iCs/>
+        </w:rPr>
+      </w:pPr>
+      <w:r>
+        <w:rPr>
+          <w:i/>
+          <w:iCs/>
+        </w:rPr>
+        <w:t xml:space="preserve">As a best practice, for component customization I prefer Extending because it is upgrade-safe and promotes reusability. Overlaying should be used only when there is a need to customize AEM-provided UI </w:t>
+      </w:r>
+      <w:proofErr w:type="gramStart"/>
+      <w:r>
+        <w:rPr>
+          <w:i/>
+          <w:iCs/>
+        </w:rPr>
+        <w:t>functionality</w:t>
+      </w:r>
+      <w:proofErr w:type="gramEnd"/>
+      <w:r>
+        <w:rPr>
+          <w:i/>
+          <w:iCs/>
+        </w:rPr>
+        <w:t xml:space="preserve"> and no extension mechanism is available."</w:t>
+      </w:r>
+    </w:p>
+    <w:p>
+      <w:pPr>
+        <w:rPr>
+          <w:b/>
+          <w:bCs/>
+        </w:rPr>
+      </w:pPr>
+      <w:r>
+        <w:pict w14:anchorId="6A055CBD">
+          <v:rect id="_x0000_i1121" style="width:0;height:1.5pt" o:hralign="center" o:hrstd="t" o:hr="t" fillcolor="#a0a0a0" stroked="f"/>
+        </w:pict>
+      </w:r>
+    </w:p>
+    <w:p>
+      <w:pPr>
+        <w:rPr>
+          <w:b/>
+          <w:bCs/>
+        </w:rPr>
+      </w:pPr>
+      <w:r>
+        <w:rPr>
+          <w:b/>
+          <w:bCs/>
+        </w:rPr>
+        <w:t>15. What is HTL and why is it preferred over JSP?</w:t>
+      </w:r>
+    </w:p>
+    <w:p>
+      <w:r>
+        <w:rPr>
+          <w:i/>
+          <w:iCs/>
+        </w:rPr>
+        <w:t>"HTL, which stands for HTML Template Language, is the recommended server-side templating language in AEM for building component presentation layers. It was previously known as Sightly.</w:t>
+      </w:r>
+    </w:p>
+    <w:p>
+      <w:r>
+        <w:rPr>
+          <w:i/>
+          <w:iCs/>
+        </w:rPr>
+        <w:t>HTL allows developers to create dynamic web pages using standard HTML with special HTL expressions and tags. The main advantage of HTL is that it separates business logic from presentation logic, making the code cleaner, more readable, and easier to maintain.</w:t>
+      </w:r>
+    </w:p>
+    <w:p>
+      <w:r>
+        <w:rPr>
+          <w:i/>
+          <w:iCs/>
+        </w:rPr>
+        <w:t>Before HTL, JSP was commonly used in AEM. However, JSP mixes Java code and HTML in the same file, which makes maintenance difficult and increases the chances of coding errors.</w:t>
+      </w:r>
+    </w:p>
+    <w:p>
+      <w:r>
+        <w:rPr>
+          <w:i/>
+          <w:iCs/>
+        </w:rPr>
+        <w:t>HTL provides built-in XSS protection by automatically escaping output, which makes applications more secure. In JSP, developers need to handle such security concerns manually.</w:t>
+      </w:r>
+    </w:p>
+    <w:p>
+      <w:r>
+        <w:rPr>
+          <w:i/>
+          <w:iCs/>
+        </w:rPr>
+        <w:t>HTL also integrates very well with Sling Models. Typically, business logic is written in Sling Models, and HTL is used only for rendering the data. This follows the MVC design pattern and improves code quality.</w:t>
+      </w:r>
+    </w:p>
+    <w:p>
+      <w:r>
+        <w:rPr>
+          <w:i/>
+          <w:iCs/>
+        </w:rPr>
+        <w:t>For example, in modern AEM projects, we use Sling Models to fetch content and HTL to display it. Adobe recommends HTL because it is secure, readable, maintainable, and specifically designed for AEM development.</w:t>
+      </w:r>
+    </w:p>
+    <w:p>
+      <w:pPr>
+        <w:rPr>
+          <w:i/>
+          <w:iCs/>
+        </w:rPr>
+      </w:pPr>
+      <w:r>
+        <w:rPr>
+          <w:i/>
+          <w:iCs/>
+        </w:rPr>
+        <w:t>Therefore, whenever I develop AEM components, I use Sling Models along with HTL instead of JSP."</w:t>
+      </w:r>
+    </w:p>
+    <w:p>
+      <w:r>
+        <w:pict w14:anchorId="60953AD9">
+          <v:rect id="_x0000_i1122" style="width:0;height:1.5pt" o:hralign="center" o:hrstd="t" o:hr="t" fillcolor="#a0a0a0" stroked="f"/>
+        </w:pict>
+      </w:r>
+    </w:p>
+    <w:p>
+      <w:pPr>
+        <w:rPr>
+          <w:b/>
+          <w:bCs/>
+        </w:rPr>
+      </w:pPr>
+      <w:r>
+        <w:rPr>
+          <w:b/>
+          <w:bCs/>
+        </w:rPr>
+        <w:t>16. Difference between data-sly-resource, data-sly-include, and data-sly-use.</w:t>
+      </w:r>
+    </w:p>
+    <w:p>
+      <w:pPr>
+        <w:rPr>
+          <w:i/>
+          <w:iCs/>
+        </w:rPr>
+      </w:pPr>
+      <w:r>
+        <w:rPr>
+          <w:i/>
+          <w:iCs/>
+        </w:rPr>
+        <w:lastRenderedPageBreak/>
+        <w:t>data-sly-use is used to connect HTL with backend logic such as Sling Models, Java classes, or JavaScript Use API. It makes data available to the HTL for rendering.</w:t>
+      </w:r>
+    </w:p>
+    <w:p>
+      <w:r>
+        <w:t>&lt;div data-sly-</w:t>
+      </w:r>
+      <w:proofErr w:type="spellStart"/>
+      <w:proofErr w:type="gramStart"/>
+      <w:r>
+        <w:t>use.bannerModel</w:t>
+      </w:r>
+      <w:proofErr w:type="spellEnd"/>
+      <w:proofErr w:type="gramEnd"/>
+      <w:r>
+        <w:t>="</w:t>
+      </w:r>
+      <w:proofErr w:type="spellStart"/>
+      <w:proofErr w:type="gramStart"/>
+      <w:r>
+        <w:t>com.project</w:t>
+      </w:r>
+      <w:proofErr w:type="gramEnd"/>
+      <w:r>
+        <w:t>.</w:t>
+      </w:r>
+      <w:proofErr w:type="gramStart"/>
+      <w:r>
+        <w:t>core.models</w:t>
+      </w:r>
+      <w:proofErr w:type="gramEnd"/>
+      <w:r>
+        <w:t>.BannerModel</w:t>
+      </w:r>
+      <w:proofErr w:type="spellEnd"/>
+      <w:r>
+        <w:t>"&gt;</w:t>
+      </w:r>
+    </w:p>
+    <w:p>
+      <w:r>
+        <w:t>${</w:t>
+      </w:r>
+      <w:proofErr w:type="spellStart"/>
+      <w:r>
+        <w:t>bannerModel.title</w:t>
+      </w:r>
+      <w:proofErr w:type="spellEnd"/>
+      <w:r>
+        <w:t>}</w:t>
+      </w:r>
+    </w:p>
+    <w:p>
+      <w:r>
+        <w:t>&lt;/div&gt;</w:t>
+      </w:r>
+    </w:p>
+    <w:p>
+      <w:pPr>
+        <w:rPr>
+          <w:i/>
+          <w:iCs/>
+        </w:rPr>
+      </w:pPr>
+      <w:r>
+        <w:rPr>
+          <w:i/>
+          <w:iCs/>
+        </w:rPr>
+        <w:t>data-sly-resource is used to include and render another AEM resource or component. It goes through the full Sling rendering lifecycle, making it ideal for nesting components.</w:t>
+      </w:r>
+    </w:p>
+    <w:p>
+      <w:r>
+        <w:t xml:space="preserve">&lt;div data-sly-resource="${'image' @ </w:t>
+      </w:r>
+      <w:proofErr w:type="spellStart"/>
+      <w:r>
+        <w:t>resourceType</w:t>
+      </w:r>
+      <w:proofErr w:type="spellEnd"/>
+      <w:r>
+        <w:t>='core/</w:t>
+      </w:r>
+      <w:proofErr w:type="spellStart"/>
+      <w:r>
+        <w:t>wcm</w:t>
+      </w:r>
+      <w:proofErr w:type="spellEnd"/>
+      <w:r>
+        <w:t>/components/image/v3/image'}"&gt;&lt;/div&gt;</w:t>
+      </w:r>
+    </w:p>
+    <w:p>
+      <w:pPr>
+        <w:rPr>
+          <w:i/>
+          <w:iCs/>
+        </w:rPr>
+      </w:pPr>
+      <w:r>
+        <w:rPr>
+          <w:i/>
+          <w:iCs/>
+        </w:rPr>
+        <w:t>This renders another component inside the current component.</w:t>
+      </w:r>
+    </w:p>
+    <w:p>
+      <w:pPr>
+        <w:rPr>
+          <w:i/>
+          <w:iCs/>
+        </w:rPr>
+      </w:pPr>
+      <w:r>
+        <w:rPr>
+          <w:i/>
+          <w:iCs/>
+        </w:rPr>
+        <w:t>data-sly-include is used to include a static HTL file or template. It does not create a new resource and does not go through Sling resource resolution. It is mainly used to reuse markup.</w:t>
+      </w:r>
+    </w:p>
+    <w:p>
+      <w:pPr>
+        <w:rPr>
+          <w:i/>
+          <w:iCs/>
+        </w:rPr>
+      </w:pPr>
+      <w:proofErr w:type="gramStart"/>
+      <w:r>
+        <w:rPr>
+          <w:i/>
+          <w:iCs/>
+        </w:rPr>
+        <w:t>Example:*</w:t>
+      </w:r>
+      <w:proofErr w:type="gramEnd"/>
+    </w:p>
+    <w:p>
+      <w:pPr>
+        <w:rPr>
+          <w:i/>
+          <w:iCs/>
+        </w:rPr>
+      </w:pPr>
+      <w:r>
+        <w:rPr>
+          <w:i/>
+          <w:iCs/>
+        </w:rPr>
+        <w:t>&lt;sly data-sly-include="header.html"&gt;&lt;/sly&gt;</w:t>
+      </w:r>
+    </w:p>
+    <w:p>
+      <w:pPr>
+        <w:rPr>
+          <w:i/>
+          <w:iCs/>
+        </w:rPr>
+      </w:pPr>
+      <w:r>
+        <w:rPr>
+          <w:i/>
+          <w:iCs/>
+        </w:rPr>
+        <w:t>In short, data-sly-use is for backend logic, data-sly-resource is for rendering components/resources, and data-sly-include is for including reusable HTL files. In real projects, I use data-sly-use with Sling Models, data-sly-resource for nested components, and data-sly-include for common UI fragments."</w:t>
+      </w:r>
+    </w:p>
+    <w:p>
+      <w:pPr>
+        <w:rPr>
+          <w:b/>
+          <w:bCs/>
+          <w:i/>
+          <w:iCs/>
+        </w:rPr>
+      </w:pPr>
+      <w:r>
+        <w:rPr>
+          <w:b/>
+          <w:bCs/>
+          <w:i/>
+          <w:iCs/>
+        </w:rPr>
+        <w:t>5 Important Points to Remember</w:t>
+      </w:r>
+    </w:p>
+    <w:p>
+      <w:pPr>
+        <w:numPr>
+          <w:ilvl w:val="0"/>
+          <w:numId w:val="55"/>
+        </w:numPr>
+        <w:rPr>
+          <w:i/>
+          <w:iCs/>
+        </w:rPr>
+      </w:pPr>
+      <w:r>
+        <w:rPr>
+          <w:i/>
+          <w:iCs/>
+        </w:rPr>
+        <w:t>data-sly-use loads backend objects.</w:t>
+      </w:r>
+    </w:p>
+    <w:p>
+      <w:pPr>
+        <w:numPr>
+          <w:ilvl w:val="0"/>
+          <w:numId w:val="55"/>
+        </w:numPr>
+        <w:rPr>
+          <w:i/>
+          <w:iCs/>
+        </w:rPr>
+      </w:pPr>
+      <w:r>
+        <w:rPr>
+          <w:i/>
+          <w:iCs/>
+        </w:rPr>
+        <w:t>data-sly-resource renders AEM resources/components.</w:t>
+      </w:r>
+    </w:p>
+    <w:p>
+      <w:pPr>
+        <w:numPr>
+          <w:ilvl w:val="0"/>
+          <w:numId w:val="55"/>
+        </w:numPr>
+        <w:rPr>
+          <w:i/>
+          <w:iCs/>
+        </w:rPr>
+      </w:pPr>
+      <w:r>
+        <w:rPr>
+          <w:i/>
+          <w:iCs/>
+        </w:rPr>
+        <w:t>data-sly-include includes HTL files.</w:t>
+      </w:r>
+    </w:p>
+    <w:p>
+      <w:pPr>
+        <w:numPr>
+          <w:ilvl w:val="0"/>
+          <w:numId w:val="55"/>
+        </w:numPr>
+        <w:rPr>
+          <w:i/>
+          <w:iCs/>
+        </w:rPr>
+      </w:pPr>
+      <w:r>
+        <w:rPr>
+          <w:i/>
+          <w:iCs/>
+        </w:rPr>
+        <w:t>data-sly-resource goes through Sling Resource Resolution.</w:t>
+      </w:r>
+    </w:p>
+    <w:p>
+      <w:pPr>
+        <w:numPr>
+          <w:ilvl w:val="0"/>
+          <w:numId w:val="55"/>
+        </w:numPr>
+        <w:rPr>
+          <w:i/>
+          <w:iCs/>
+        </w:rPr>
+      </w:pPr>
+      <w:r>
+        <w:rPr>
+          <w:i/>
+          <w:iCs/>
+        </w:rPr>
+        <w:t>data-sly-include is mainly for markup reuse.</w:t>
+      </w:r>
+    </w:p>
+    <w:p>
+      <w:r>
+        <w:pict w14:anchorId="5174CF27">
+          <v:rect id="_x0000_i1123" style="width:0;height:1.5pt" o:hralign="center" o:hrstd="t" o:hr="t" fillcolor="#a0a0a0" stroked="f"/>
+        </w:pict>
+      </w:r>
+    </w:p>
+    <w:p>
+      <w:pPr>
+        <w:rPr>
+          <w:b/>
+          <w:bCs/>
+        </w:rPr>
+      </w:pPr>
+      <w:r>
+        <w:rPr>
+          <w:b/>
+          <w:bCs/>
+        </w:rPr>
+        <w:t>17. How do you pass data from Sling Model to HTL?</w:t>
+      </w:r>
+    </w:p>
+    <w:p>
+      <w:r>
+        <w:rPr>
+          <w:i/>
+          <w:iCs/>
+        </w:rPr>
+        <w:t>"In AEM, data is passed from a Sling Model to HTL by exposing values through getter methods in the Sling Model and then accessing those values in the HTL file using the model object.</w:t>
+      </w:r>
+    </w:p>
+    <w:p>
+      <w:r>
+        <w:rPr>
+          <w:i/>
+          <w:iCs/>
+        </w:rPr>
+        <w:t>First, I create a Sling Model and inject the required properties using annotations like @ValueMapValue, @Inject, or @ChildResource. Then I expose those values through public getter methods.</w:t>
+      </w:r>
+    </w:p>
+    <w:p>
+      <w:r>
+        <w:rPr>
+          <w:i/>
+          <w:iCs/>
+        </w:rPr>
+        <w:t xml:space="preserve">For example, if I need to display a title, I create a Sling Model with a getter method </w:t>
+      </w:r>
+      <w:proofErr w:type="spellStart"/>
+      <w:proofErr w:type="gramStart"/>
+      <w:r>
+        <w:rPr>
+          <w:i/>
+          <w:iCs/>
+        </w:rPr>
+        <w:t>getTitle</w:t>
+      </w:r>
+      <w:proofErr w:type="spellEnd"/>
+      <w:r>
+        <w:rPr>
+          <w:i/>
+          <w:iCs/>
+        </w:rPr>
+        <w:t>(</w:t>
+      </w:r>
+      <w:proofErr w:type="gramEnd"/>
+      <w:r>
+        <w:rPr>
+          <w:i/>
+          <w:iCs/>
+        </w:rPr>
+        <w:t>). In the HTL file, I use data-sly-use to instantiate the model and access the value using Expression Language.</w:t>
+      </w:r>
+    </w:p>
+    <w:p>
+      <w:r>
+        <w:rPr>
+          <w:i/>
+          <w:iCs/>
+        </w:rPr>
+        <w:t>This approach follows Separation of Concerns, where business logic stays in the Sling Model and presentation logic stays in HTL. It makes the code cleaner, more maintainable, and easier to test.</w:t>
+      </w:r>
+    </w:p>
+    <w:p>
+      <w:pPr>
+        <w:rPr>
+          <w:i/>
+          <w:iCs/>
+        </w:rPr>
+      </w:pPr>
+      <w:r>
+        <w:rPr>
+          <w:i/>
+          <w:iCs/>
+        </w:rPr>
+        <w:t>In real projects, almost all component data such as titles, images, multifield data, Content Fragment data, and API response data are passed from Sling Models to HTL in this way."</w:t>
+      </w:r>
+    </w:p>
+    <w:p>
+      <w:pPr>
+        <w:rPr>
+          <w:b/>
+          <w:bCs/>
+        </w:rPr>
+      </w:pPr>
+      <w:r>
+        <w:rPr>
+          <w:b/>
+          <w:bCs/>
+        </w:rPr>
+        <w:t>Small Example</w:t>
+      </w:r>
+    </w:p>
+    <w:p>
+      <w:pPr>
+        <w:rPr>
+          <w:b/>
+          <w:bCs/>
+        </w:rPr>
+      </w:pPr>
+      <w:r>
+        <w:rPr>
+          <w:b/>
+          <w:bCs/>
+        </w:rPr>
+        <w:t>Sling Model</w:t>
+      </w:r>
+    </w:p>
+    <w:p>
+      <w:r>
+        <w:t>@</w:t>
+      </w:r>
+      <w:proofErr w:type="gramStart"/>
+      <w:r>
+        <w:t>Model(</w:t>
+      </w:r>
+      <w:proofErr w:type="gramEnd"/>
+      <w:r>
+        <w:t xml:space="preserve">adaptables = </w:t>
+      </w:r>
+      <w:proofErr w:type="spellStart"/>
+      <w:r>
+        <w:t>Resource.class</w:t>
+      </w:r>
+      <w:proofErr w:type="spellEnd"/>
+      <w:r>
+        <w:t>)</w:t>
+      </w:r>
+    </w:p>
+    <w:p>
+      <w:pPr>
+        <w:ind w:left="720"/>
+      </w:pPr>
+      <w:r>
+        <w:t xml:space="preserve">public class </w:t>
+      </w:r>
+      <w:proofErr w:type="spellStart"/>
+      <w:r>
+        <w:t>BannerModel</w:t>
+      </w:r>
+      <w:proofErr w:type="spellEnd"/>
+      <w:r>
+        <w:t xml:space="preserve"> {</w:t>
+      </w:r>
+    </w:p>
+    <w:p>
+      <w:pPr>
+        <w:ind w:left="1440"/>
+      </w:pPr>
+    </w:p>
+    <w:p>
+      <w:pPr>
+        <w:ind w:left="1440"/>
+      </w:pPr>
+      <w:r>
+        <w:t>@ValueMapValue</w:t>
+      </w:r>
+    </w:p>
+    <w:p>
+      <w:pPr>
+        <w:ind w:left="1440"/>
+      </w:pPr>
+      <w:r>
+        <w:t>private String title;</w:t>
+      </w:r>
+    </w:p>
+    <w:p>
+      <w:pPr>
+        <w:ind w:left="1440"/>
+      </w:pPr>
+      <w:r>
+        <w:t xml:space="preserve">public String </w:t>
+      </w:r>
+      <w:proofErr w:type="spellStart"/>
+      <w:proofErr w:type="gramStart"/>
+      <w:r>
+        <w:t>getTitle</w:t>
+      </w:r>
+      <w:proofErr w:type="spellEnd"/>
+      <w:r>
+        <w:t>(</w:t>
+      </w:r>
+      <w:proofErr w:type="gramEnd"/>
+      <w:r>
+        <w:t>) {</w:t>
+      </w:r>
+    </w:p>
+    <w:p>
+      <w:pPr>
+        <w:ind w:left="1440"/>
+      </w:pPr>
+      <w:r>
+        <w:t>return title;</w:t>
+      </w:r>
+    </w:p>
+    <w:p>
+      <w:pPr>
+        <w:ind w:firstLine="720"/>
+      </w:pPr>
+      <w:r>
+        <w:t>}</w:t>
+      </w:r>
+    </w:p>
+    <w:p>
+      <w:r>
+        <w:t>}</w:t>
+      </w:r>
+    </w:p>
+    <w:p>
+      <w:r>
+        <w:t>HTL</w:t>
+      </w:r>
+    </w:p>
+    <w:p>
+      <w:r>
+        <w:t>&lt;sly data-sly-</w:t>
+      </w:r>
+      <w:proofErr w:type="spellStart"/>
+      <w:proofErr w:type="gramStart"/>
+      <w:r>
+        <w:t>use.banner</w:t>
+      </w:r>
+      <w:proofErr w:type="spellEnd"/>
+      <w:proofErr w:type="gramEnd"/>
+      <w:r>
+        <w:t>="</w:t>
+      </w:r>
+      <w:proofErr w:type="spellStart"/>
+      <w:proofErr w:type="gramStart"/>
+      <w:r>
+        <w:t>com.project</w:t>
+      </w:r>
+      <w:proofErr w:type="gramEnd"/>
+      <w:r>
+        <w:t>.</w:t>
+      </w:r>
+      <w:proofErr w:type="gramStart"/>
+      <w:r>
+        <w:t>core.models</w:t>
+      </w:r>
+      <w:proofErr w:type="gramEnd"/>
+      <w:r>
+        <w:t>.BannerModel</w:t>
+      </w:r>
+      <w:proofErr w:type="spellEnd"/>
+      <w:r>
+        <w:t>"/&gt;</w:t>
+      </w:r>
+    </w:p>
+    <w:p>
+      <w:r>
+        <w:t>&lt;h2&gt;${</w:t>
+      </w:r>
+      <w:proofErr w:type="spellStart"/>
+      <w:proofErr w:type="gramStart"/>
+      <w:r>
+        <w:t>banner.title</w:t>
+      </w:r>
+      <w:proofErr w:type="spellEnd"/>
+      <w:proofErr w:type="gramEnd"/>
+      <w:r>
+        <w:t>}&lt;/h2&gt;</w:t>
+      </w:r>
+    </w:p>
+    <w:p>
+      <w:r>
+        <w:t>Output</w:t>
+      </w:r>
+    </w:p>
+    <w:p>
+      <w:r>
+        <w:t>Welcome to AEM</w:t>
+      </w:r>
+    </w:p>
+    <w:p>
+      <w:r>
+        <w:pict w14:anchorId="4BF5BB18">
+          <v:rect id="_x0000_i1124" style="width:0;height:1.5pt" o:hralign="center" o:hrstd="t" o:hr="t" fillcolor="#a0a0a0" stroked="f"/>
+        </w:pict>
+      </w:r>
+    </w:p>
+    <w:p>
+      <w:pPr>
+        <w:rPr>
+          <w:b/>
+          <w:bCs/>
+        </w:rPr>
+      </w:pPr>
+      <w:r>
+        <w:rPr>
+          <w:b/>
+          <w:bCs/>
+        </w:rPr>
+        <w:t>18. What is Edit Config and why is it used?</w:t>
+      </w:r>
+    </w:p>
+    <w:p>
+      <w:pPr>
+        <w:rPr>
+          <w:i/>
+          <w:iCs/>
+        </w:rPr>
+      </w:pPr>
+      <w:r>
+        <w:rPr>
+          <w:i/>
+          <w:iCs/>
+        </w:rPr>
+        <w:t>"Edit Config is an AEM component configuration that controls how a component behaves in the Authoring environment. It is mainly used to provide editing capabilities for authors when they interact with a component on a page.</w:t>
+      </w:r>
+    </w:p>
+    <w:p>
+      <w:pPr>
+        <w:rPr>
+          <w:i/>
+          <w:iCs/>
+        </w:rPr>
+      </w:pPr>
+      <w:r>
+        <w:rPr>
+          <w:i/>
+          <w:iCs/>
+        </w:rPr>
+        <w:t>Edit Config is typically defined in a component under _cq_editConfig.xml. It does not affect the Publish environment; it is only for the Author instance.</w:t>
+      </w:r>
+    </w:p>
+    <w:p>
+      <w:pPr>
+        <w:rPr>
+          <w:i/>
+          <w:iCs/>
+        </w:rPr>
+      </w:pPr>
+      <w:r>
+        <w:rPr>
+          <w:i/>
+          <w:iCs/>
+        </w:rPr>
+        <w:t xml:space="preserve">Using Edit Config, we can configure actions such as edit, delete, copy, cut, insert, and drag-and-drop </w:t>
+      </w:r>
+      <w:proofErr w:type="spellStart"/>
+      <w:r>
+        <w:rPr>
+          <w:i/>
+          <w:iCs/>
+        </w:rPr>
+        <w:t>behavior</w:t>
+      </w:r>
+      <w:proofErr w:type="spellEnd"/>
+      <w:r>
+        <w:rPr>
+          <w:i/>
+          <w:iCs/>
+        </w:rPr>
+        <w:t>. We can also define listeners that trigger actions when a component is edited, moved, or deleted.</w:t>
+      </w:r>
+    </w:p>
+    <w:p>
+      <w:pPr>
+        <w:rPr>
+          <w:i/>
+          <w:iCs/>
+        </w:rPr>
+      </w:pPr>
+      <w:r>
+        <w:rPr>
+          <w:i/>
+          <w:iCs/>
+        </w:rPr>
+        <w:t>One common use case is refreshing the page automatically when a component is updated. For example, if a component displays dynamic content, we can use Edit Config listeners to reload the component after editing so authors immediately see the changes.</w:t>
+      </w:r>
+    </w:p>
+    <w:p>
+      <w:pPr>
+        <w:rPr>
+          <w:i/>
+          <w:iCs/>
+        </w:rPr>
+      </w:pPr>
+      <w:r>
+        <w:rPr>
+          <w:i/>
+          <w:iCs/>
+        </w:rPr>
+        <w:t xml:space="preserve">In my projects, I have used Edit Config mainly for container components, custom authoring </w:t>
+      </w:r>
+      <w:proofErr w:type="spellStart"/>
+      <w:r>
+        <w:rPr>
+          <w:i/>
+          <w:iCs/>
+        </w:rPr>
+        <w:t>behavior</w:t>
+      </w:r>
+      <w:proofErr w:type="spellEnd"/>
+      <w:r>
+        <w:rPr>
+          <w:i/>
+          <w:iCs/>
+        </w:rPr>
+        <w:t>, and refreshing components after dialog submission. It helps improve the author experience without affecting the actual rendering logic of the component.</w:t>
+      </w:r>
+    </w:p>
+    <w:p>
+      <w:pPr>
+        <w:rPr>
+          <w:i/>
+          <w:iCs/>
+        </w:rPr>
+      </w:pPr>
+      <w:r>
+        <w:rPr>
+          <w:i/>
+          <w:iCs/>
+        </w:rPr>
+        <w:t xml:space="preserve">So, in summary, Edit Config is used to control component </w:t>
+      </w:r>
+      <w:proofErr w:type="spellStart"/>
+      <w:r>
+        <w:rPr>
+          <w:i/>
+          <w:iCs/>
+        </w:rPr>
+        <w:t>behavior</w:t>
+      </w:r>
+      <w:proofErr w:type="spellEnd"/>
+      <w:r>
+        <w:rPr>
+          <w:i/>
+          <w:iCs/>
+        </w:rPr>
+        <w:t xml:space="preserve"> in the AEM Editor and provide a better content authoring experience."</w:t>
+      </w:r>
+    </w:p>
+    <w:p>
+      <w:pPr>
+        <w:rPr>
+          <w:i/>
+          <w:iCs/>
+        </w:rPr>
+      </w:pPr>
+      <w:r>
+        <w:pict w14:anchorId="297AAFA9">
+          <v:rect id="_x0000_i1125" style="width:0;height:1.5pt" o:hralign="center" o:hrstd="t" o:hr="t" fillcolor="#a0a0a0" stroked="f"/>
+        </w:pict>
+      </w:r>
+    </w:p>
+    <w:p>
+      <w:pPr>
+        <w:rPr>
+          <w:b/>
+          <w:bCs/>
+        </w:rPr>
+      </w:pPr>
+      <w:r>
+        <w:rPr>
+          <w:b/>
+          <w:bCs/>
+        </w:rPr>
+        <w:t>19. How do you create author-friendly components?</w:t>
+      </w:r>
+    </w:p>
+    <w:p>
+      <w:pPr>
+        <w:rPr>
+          <w:i/>
+          <w:iCs/>
+        </w:rPr>
+      </w:pPr>
+      <w:r>
+        <w:rPr>
+          <w:i/>
+          <w:iCs/>
+        </w:rPr>
+        <w:t>"When creating author-friendly components in AEM, my goal is to make content authoring simple, intuitive, and error-free for business users.</w:t>
+      </w:r>
+    </w:p>
+    <w:p>
+      <w:pPr>
+        <w:rPr>
+          <w:i/>
+          <w:iCs/>
+        </w:rPr>
+      </w:pPr>
+      <w:r>
+        <w:rPr>
+          <w:i/>
+          <w:iCs/>
+        </w:rPr>
+        <w:t>First, I design the component dialog with meaningful field labels, help texts, and proper field grouping using tabs. Authors should easily understand what information needs to be entered without technical knowledge.</w:t>
+      </w:r>
+    </w:p>
+    <w:p>
+      <w:pPr>
+        <w:rPr>
+          <w:i/>
+          <w:iCs/>
+        </w:rPr>
+      </w:pPr>
+      <w:r>
+        <w:rPr>
+          <w:i/>
+          <w:iCs/>
+        </w:rPr>
+        <w:t xml:space="preserve">I use appropriate Granite UI fields such as text fields, path browsers, image selectors, dropdowns, checkboxes, and </w:t>
+      </w:r>
+      <w:proofErr w:type="spellStart"/>
+      <w:r>
+        <w:rPr>
+          <w:i/>
+          <w:iCs/>
+        </w:rPr>
+        <w:t>multifields</w:t>
+      </w:r>
+      <w:proofErr w:type="spellEnd"/>
+      <w:r>
+        <w:rPr>
+          <w:i/>
+          <w:iCs/>
+        </w:rPr>
+        <w:t xml:space="preserve"> based on the requirement. This improves usability and reduces authoring mistakes.</w:t>
+      </w:r>
+    </w:p>
+    <w:p>
+      <w:pPr>
+        <w:rPr>
+          <w:i/>
+          <w:iCs/>
+        </w:rPr>
+      </w:pPr>
+      <w:r>
+        <w:rPr>
+          <w:i/>
+          <w:iCs/>
+        </w:rPr>
+        <w:t>I also implement field validations and make mandatory fields required wherever necessary. This ensures authors cannot save incomplete or invalid content.</w:t>
+      </w:r>
+    </w:p>
+    <w:p>
+      <w:pPr>
+        <w:rPr>
+          <w:i/>
+          <w:iCs/>
+        </w:rPr>
+      </w:pPr>
+      <w:r>
+        <w:rPr>
+          <w:i/>
+          <w:iCs/>
+        </w:rPr>
+        <w:lastRenderedPageBreak/>
+        <w:t xml:space="preserve">For components containing multiple items, such as FAQs, accordions, or product lists, I use </w:t>
+      </w:r>
+      <w:proofErr w:type="spellStart"/>
+      <w:r>
+        <w:rPr>
+          <w:i/>
+          <w:iCs/>
+        </w:rPr>
+        <w:t>Multifields</w:t>
+      </w:r>
+      <w:proofErr w:type="spellEnd"/>
+      <w:r>
+        <w:rPr>
+          <w:i/>
+          <w:iCs/>
+        </w:rPr>
+        <w:t xml:space="preserve"> so authors can easily add or remove entries without developer support.</w:t>
+      </w:r>
+    </w:p>
+    <w:p>
+      <w:pPr>
+        <w:rPr>
+          <w:i/>
+          <w:iCs/>
+        </w:rPr>
+      </w:pPr>
+      <w:r>
+        <w:rPr>
+          <w:i/>
+          <w:iCs/>
+        </w:rPr>
+        <w:t>I provide default values wherever possible and use placeholders for empty components so authors can easily identify components while editing pages.</w:t>
+      </w:r>
+    </w:p>
+    <w:p>
+      <w:pPr>
+        <w:rPr>
+          <w:i/>
+          <w:iCs/>
+        </w:rPr>
+      </w:pPr>
+      <w:r>
+        <w:rPr>
+          <w:i/>
+          <w:iCs/>
+        </w:rPr>
+        <w:t>For reusable content, I leverage Core Components, Content Fragments, and Experience Fragments to minimize repeated authoring effort.</w:t>
+      </w:r>
+    </w:p>
+    <w:p>
+      <w:pPr>
+        <w:rPr>
+          <w:i/>
+          <w:iCs/>
+        </w:rPr>
+      </w:pPr>
+      <w:r>
+        <w:rPr>
+          <w:i/>
+          <w:iCs/>
+        </w:rPr>
+        <w:t xml:space="preserve">Additionally, I configure Edit Config and policies to improve the authoring experience and control component </w:t>
+      </w:r>
+      <w:proofErr w:type="spellStart"/>
+      <w:r>
+        <w:rPr>
+          <w:i/>
+          <w:iCs/>
+        </w:rPr>
+        <w:t>behavior</w:t>
+      </w:r>
+      <w:proofErr w:type="spellEnd"/>
+      <w:r>
+        <w:rPr>
+          <w:i/>
+          <w:iCs/>
+        </w:rPr>
+        <w:t>. I also ensure that dialogs remain simple and avoid exposing unnecessary technical fields.</w:t>
+      </w:r>
+    </w:p>
+    <w:p>
+      <w:pPr>
+        <w:rPr>
+          <w:i/>
+          <w:iCs/>
+        </w:rPr>
+      </w:pPr>
+      <w:r>
+        <w:rPr>
+          <w:i/>
+          <w:iCs/>
+        </w:rPr>
+        <w:t>In my experience, a good author-friendly component reduces training effort, minimizes content issues, and enables authors to manage content independently."</w:t>
+      </w:r>
+    </w:p>
+    <w:p>
+      <w:r>
+        <w:pict w14:anchorId="480D5B1D">
+          <v:rect id="_x0000_i1126" style="width:0;height:1.5pt" o:hralign="center" o:hrstd="t" o:hr="t" fillcolor="#a0a0a0" stroked="f"/>
+        </w:pict>
+      </w:r>
+    </w:p>
+    <w:p>
+      <w:pPr>
+        <w:rPr>
+          <w:b/>
+          <w:bCs/>
+        </w:rPr>
+      </w:pPr>
+      <w:r>
+        <w:rPr>
+          <w:b/>
+          <w:bCs/>
+        </w:rPr>
+        <w:t>20. How do you create a multifield and nested multifield?</w:t>
+      </w:r>
+    </w:p>
+    <w:p>
+      <w:pPr>
+        <w:rPr>
+          <w:i/>
+          <w:iCs/>
+        </w:rPr>
+      </w:pPr>
+      <w:r>
+        <w:rPr>
+          <w:i/>
+          <w:iCs/>
+        </w:rPr>
+        <w:t>"A Multifield in AEM is used when authors need to add multiple occurrences of the same type of data dynamically, such as FAQs, links, social media icons, or contact details.</w:t>
+      </w:r>
+    </w:p>
+    <w:p>
+      <w:pPr>
+        <w:rPr>
+          <w:i/>
+          <w:iCs/>
+        </w:rPr>
+      </w:pPr>
+      <w:r>
+        <w:rPr>
+          <w:i/>
+          <w:iCs/>
+        </w:rPr>
+        <w:t>To create a Multifield, I define a Granite UI Multifield in the component dialog. The author can then add multiple entries using the '+' button. In the Sling Model, I usually use @ChildResource to read the multifield data and display it in HTL using data-sly-list.</w:t>
+      </w:r>
+    </w:p>
+    <w:p>
+      <w:pPr>
+        <w:rPr>
+          <w:i/>
+          <w:iCs/>
+        </w:rPr>
+      </w:pPr>
+      <w:r>
+        <w:rPr>
+          <w:i/>
+          <w:iCs/>
+        </w:rPr>
+        <w:t>When the requirement involves hierarchical or grouped data, I use a Nested Multifield. A Nested Multifield means one multifield contains another multifield. For example, a Category component where each category contains multiple products, or an Accordion where each panel contains multiple links.</w:t>
+      </w:r>
+    </w:p>
+    <w:p>
+      <w:pPr>
+        <w:rPr>
+          <w:i/>
+          <w:iCs/>
+        </w:rPr>
+      </w:pPr>
+      <w:r>
+        <w:rPr>
+          <w:i/>
+          <w:iCs/>
+        </w:rPr>
+        <w:t xml:space="preserve">In modern AEM, I use Composite </w:t>
+      </w:r>
+      <w:proofErr w:type="spellStart"/>
+      <w:r>
+        <w:rPr>
+          <w:i/>
+          <w:iCs/>
+        </w:rPr>
+        <w:t>Multifields</w:t>
+      </w:r>
+      <w:proofErr w:type="spellEnd"/>
+      <w:r>
+        <w:rPr>
+          <w:i/>
+          <w:iCs/>
+        </w:rPr>
+        <w:t xml:space="preserve"> for nested structures because they store data as child nodes and are easier to read using Sling Models.</w:t>
+      </w:r>
+    </w:p>
+    <w:p>
+      <w:pPr>
+        <w:rPr>
+          <w:i/>
+          <w:iCs/>
+        </w:rPr>
+      </w:pPr>
+      <w:r>
+        <w:rPr>
+          <w:i/>
+          <w:iCs/>
+        </w:rPr>
+        <w:t>For retrieving nested multifield data, I create model classes for parent and child items and inject them using @ChildResource. This keeps the code clean and follows AEM best practices.</w:t>
+      </w:r>
+    </w:p>
+    <w:p>
+      <w:pPr>
+        <w:rPr>
+          <w:i/>
+          <w:iCs/>
+        </w:rPr>
+      </w:pPr>
+      <w:r>
+        <w:rPr>
+          <w:i/>
+          <w:iCs/>
+        </w:rPr>
+        <w:t xml:space="preserve">In my projects, I have used </w:t>
+      </w:r>
+      <w:proofErr w:type="spellStart"/>
+      <w:r>
+        <w:rPr>
+          <w:i/>
+          <w:iCs/>
+        </w:rPr>
+        <w:t>Multifields</w:t>
+      </w:r>
+      <w:proofErr w:type="spellEnd"/>
+      <w:r>
+        <w:rPr>
+          <w:i/>
+          <w:iCs/>
+        </w:rPr>
+        <w:t xml:space="preserve"> for FAQs, navigation links, social icons, and Nested </w:t>
+      </w:r>
+      <w:proofErr w:type="spellStart"/>
+      <w:r>
+        <w:rPr>
+          <w:i/>
+          <w:iCs/>
+        </w:rPr>
+        <w:t>Multifields</w:t>
+      </w:r>
+      <w:proofErr w:type="spellEnd"/>
+      <w:r>
+        <w:rPr>
+          <w:i/>
+          <w:iCs/>
+        </w:rPr>
+        <w:t xml:space="preserve"> for Mega Menus, Accordions, and Product </w:t>
+      </w:r>
+      <w:proofErr w:type="spellStart"/>
+      <w:r>
+        <w:rPr>
+          <w:i/>
+          <w:iCs/>
+        </w:rPr>
+        <w:t>Catalog</w:t>
+      </w:r>
+      <w:proofErr w:type="spellEnd"/>
+      <w:r>
+        <w:rPr>
+          <w:i/>
+          <w:iCs/>
+        </w:rPr>
+        <w:t xml:space="preserve"> structures."</w:t>
+      </w:r>
+    </w:p>
+    <w:p>
+      <w:pPr>
+        <w:rPr>
+          <w:i/>
+          <w:iCs/>
+        </w:rPr>
+      </w:pPr>
+    </w:p>
     <w:sectPr>
       <w:pgSz w:w="11906" w:h="16838"/>
       <w:pgMar w:top="720" w:right="720" w:bottom="720" w:left="720" w:header="708" w:footer="708" w:gutter="0"/>
@@ -16056,6 +17500,119 @@
     </w:lvl>
   </w:abstractNum>
   <w:abstractNum w:abstractNumId="24" w15:restartNumberingAfterBreak="0">
+    <w:nsid w:val="353F6BD6"/>
+    <w:multiLevelType w:val="multilevel"/>
+    <w:tmpl w:val="78FE4200"/>
+    <w:lvl w:ilvl="0">
+      <w:start w:val="1"/>
+      <w:numFmt w:val="decimal"/>
+      <w:lvlText w:val="%1."/>
+      <w:lvlJc w:val="left"/>
+      <w:pPr>
+        <w:tabs>
+          <w:tab w:val="num" w:pos="720"/>
+        </w:tabs>
+        <w:ind w:left="720" w:hanging="360"/>
+      </w:pPr>
+    </w:lvl>
+    <w:lvl w:ilvl="1" w:tentative="1">
+      <w:start w:val="1"/>
+      <w:numFmt w:val="decimal"/>
+      <w:lvlText w:val="%2."/>
+      <w:lvlJc w:val="left"/>
+      <w:pPr>
+        <w:tabs>
+          <w:tab w:val="num" w:pos="1440"/>
+        </w:tabs>
+        <w:ind w:left="1440" w:hanging="360"/>
+      </w:pPr>
+    </w:lvl>
+    <w:lvl w:ilvl="2" w:tentative="1">
+      <w:start w:val="1"/>
+      <w:numFmt w:val="decimal"/>
+      <w:lvlText w:val="%3."/>
+      <w:lvlJc w:val="left"/>
+      <w:pPr>
+        <w:tabs>
+          <w:tab w:val="num" w:pos="2160"/>
+        </w:tabs>
+        <w:ind w:left="2160" w:hanging="360"/>
+      </w:pPr>
+    </w:lvl>
+    <w:lvl w:ilvl="3" w:tentative="1">
+      <w:start w:val="1"/>
+      <w:numFmt w:val="decimal"/>
+      <w:lvlText w:val="%4."/>
+      <w:lvlJc w:val="left"/>
+      <w:pPr>
+        <w:tabs>
+          <w:tab w:val="num" w:pos="2880"/>
+        </w:tabs>
+        <w:ind w:left="2880" w:hanging="360"/>
+      </w:pPr>
+    </w:lvl>
+    <w:lvl w:ilvl="4" w:tentative="1">
+      <w:start w:val="1"/>
+      <w:numFmt w:val="decimal"/>
+      <w:lvlText w:val="%5."/>
+      <w:lvlJc w:val="left"/>
+      <w:pPr>
+        <w:tabs>
+          <w:tab w:val="num" w:pos="3600"/>
+        </w:tabs>
+        <w:ind w:left="3600" w:hanging="360"/>
+      </w:pPr>
+    </w:lvl>
+    <w:lvl w:ilvl="5" w:tentative="1">
+      <w:start w:val="1"/>
+      <w:numFmt w:val="decimal"/>
+      <w:lvlText w:val="%6."/>
+      <w:lvlJc w:val="left"/>
+      <w:pPr>
+        <w:tabs>
+          <w:tab w:val="num" w:pos="4320"/>
+        </w:tabs>
+        <w:ind w:left="4320" w:hanging="360"/>
+      </w:pPr>
+    </w:lvl>
+    <w:lvl w:ilvl="6" w:tentative="1">
+      <w:start w:val="1"/>
+      <w:numFmt w:val="decimal"/>
+      <w:lvlText w:val="%7."/>
+      <w:lvlJc w:val="left"/>
+      <w:pPr>
+        <w:tabs>
+          <w:tab w:val="num" w:pos="5040"/>
+        </w:tabs>
+        <w:ind w:left="5040" w:hanging="360"/>
+      </w:pPr>
+    </w:lvl>
+    <w:lvl w:ilvl="7" w:tentative="1">
+      <w:start w:val="1"/>
+      <w:numFmt w:val="decimal"/>
+      <w:lvlText w:val="%8."/>
+      <w:lvlJc w:val="left"/>
+      <w:pPr>
+        <w:tabs>
+          <w:tab w:val="num" w:pos="5760"/>
+        </w:tabs>
+        <w:ind w:left="5760" w:hanging="360"/>
+      </w:pPr>
+    </w:lvl>
+    <w:lvl w:ilvl="8" w:tentative="1">
+      <w:start w:val="1"/>
+      <w:numFmt w:val="decimal"/>
+      <w:lvlText w:val="%9."/>
+      <w:lvlJc w:val="left"/>
+      <w:pPr>
+        <w:tabs>
+          <w:tab w:val="num" w:pos="6480"/>
+        </w:tabs>
+        <w:ind w:left="6480" w:hanging="360"/>
+      </w:pPr>
+    </w:lvl>
+  </w:abstractNum>
+  <w:abstractNum w:abstractNumId="25" w15:restartNumberingAfterBreak="0">
     <w:nsid w:val="3ABB5292"/>
     <w:multiLevelType w:val="multilevel"/>
     <w:tmpl w:val="BE36A746"/>
@@ -16168,7 +17725,7 @@
       </w:pPr>
     </w:lvl>
   </w:abstractNum>
-  <w:abstractNum w:abstractNumId="25" w15:restartNumberingAfterBreak="0">
+  <w:abstractNum w:abstractNumId="26" w15:restartNumberingAfterBreak="0">
     <w:nsid w:val="3C3332EA"/>
     <w:multiLevelType w:val="multilevel"/>
     <w:tmpl w:val="0F50AE7C"/>
@@ -16317,7 +17874,7 @@
       </w:rPr>
     </w:lvl>
   </w:abstractNum>
-  <w:abstractNum w:abstractNumId="26" w15:restartNumberingAfterBreak="0">
+  <w:abstractNum w:abstractNumId="27" w15:restartNumberingAfterBreak="0">
     <w:nsid w:val="3DB51333"/>
     <w:multiLevelType w:val="multilevel"/>
     <w:tmpl w:val="697C1E22"/>
@@ -16466,7 +18023,7 @@
       </w:rPr>
     </w:lvl>
   </w:abstractNum>
-  <w:abstractNum w:abstractNumId="27" w15:restartNumberingAfterBreak="0">
+  <w:abstractNum w:abstractNumId="28" w15:restartNumberingAfterBreak="0">
     <w:nsid w:val="3E963B94"/>
     <w:multiLevelType w:val="multilevel"/>
     <w:tmpl w:val="AF0612F4"/>
@@ -16615,7 +18172,7 @@
       </w:rPr>
     </w:lvl>
   </w:abstractNum>
-  <w:abstractNum w:abstractNumId="28" w15:restartNumberingAfterBreak="0">
+  <w:abstractNum w:abstractNumId="29" w15:restartNumberingAfterBreak="0">
     <w:nsid w:val="41B45697"/>
     <w:multiLevelType w:val="multilevel"/>
     <w:tmpl w:val="7012C6D4"/>
@@ -16764,7 +18321,7 @@
       </w:rPr>
     </w:lvl>
   </w:abstractNum>
-  <w:abstractNum w:abstractNumId="29" w15:restartNumberingAfterBreak="0">
+  <w:abstractNum w:abstractNumId="30" w15:restartNumberingAfterBreak="0">
     <w:nsid w:val="41B85FD9"/>
     <w:multiLevelType w:val="multilevel"/>
     <w:tmpl w:val="90A44E94"/>
@@ -16913,7 +18470,7 @@
       </w:rPr>
     </w:lvl>
   </w:abstractNum>
-  <w:abstractNum w:abstractNumId="30" w15:restartNumberingAfterBreak="0">
+  <w:abstractNum w:abstractNumId="31" w15:restartNumberingAfterBreak="0">
     <w:nsid w:val="4593578F"/>
     <w:multiLevelType w:val="multilevel"/>
     <w:tmpl w:val="C3ECD082"/>
@@ -17026,7 +18583,7 @@
       </w:pPr>
     </w:lvl>
   </w:abstractNum>
-  <w:abstractNum w:abstractNumId="31" w15:restartNumberingAfterBreak="0">
+  <w:abstractNum w:abstractNumId="32" w15:restartNumberingAfterBreak="0">
     <w:nsid w:val="45F20D0B"/>
     <w:multiLevelType w:val="multilevel"/>
     <w:tmpl w:val="268625C4"/>
@@ -17175,7 +18732,7 @@
       </w:rPr>
     </w:lvl>
   </w:abstractNum>
-  <w:abstractNum w:abstractNumId="32" w15:restartNumberingAfterBreak="0">
+  <w:abstractNum w:abstractNumId="33" w15:restartNumberingAfterBreak="0">
     <w:nsid w:val="4A473F7A"/>
     <w:multiLevelType w:val="multilevel"/>
     <w:tmpl w:val="D128606C"/>
@@ -17324,7 +18881,7 @@
       </w:rPr>
     </w:lvl>
   </w:abstractNum>
-  <w:abstractNum w:abstractNumId="33" w15:restartNumberingAfterBreak="0">
+  <w:abstractNum w:abstractNumId="34" w15:restartNumberingAfterBreak="0">
     <w:nsid w:val="532C1349"/>
     <w:multiLevelType w:val="multilevel"/>
     <w:tmpl w:val="338E3770"/>
@@ -17473,7 +19030,7 @@
       </w:rPr>
     </w:lvl>
   </w:abstractNum>
-  <w:abstractNum w:abstractNumId="34" w15:restartNumberingAfterBreak="0">
+  <w:abstractNum w:abstractNumId="35" w15:restartNumberingAfterBreak="0">
     <w:nsid w:val="538B3667"/>
     <w:multiLevelType w:val="multilevel"/>
     <w:tmpl w:val="B28068D6"/>
@@ -17622,7 +19179,156 @@
       </w:rPr>
     </w:lvl>
   </w:abstractNum>
-  <w:abstractNum w:abstractNumId="35" w15:restartNumberingAfterBreak="0">
+  <w:abstractNum w:abstractNumId="36" w15:restartNumberingAfterBreak="0">
+    <w:nsid w:val="53AC3A0D"/>
+    <w:multiLevelType w:val="multilevel"/>
+    <w:tmpl w:val="6452F5F2"/>
+    <w:lvl w:ilvl="0">
+      <w:start w:val="1"/>
+      <w:numFmt w:val="bullet"/>
+      <w:lvlText w:val=""/>
+      <w:lvlJc w:val="left"/>
+      <w:pPr>
+        <w:tabs>
+          <w:tab w:val="num" w:pos="720"/>
+        </w:tabs>
+        <w:ind w:left="720" w:hanging="360"/>
+      </w:pPr>
+      <w:rPr>
+        <w:rFonts w:ascii="Symbol" w:hAnsi="Symbol" w:hint="default"/>
+        <w:sz w:val="20"/>
+      </w:rPr>
+    </w:lvl>
+    <w:lvl w:ilvl="1" w:tentative="1">
+      <w:start w:val="1"/>
+      <w:numFmt w:val="bullet"/>
+      <w:lvlText w:val="o"/>
+      <w:lvlJc w:val="left"/>
+      <w:pPr>
+        <w:tabs>
+          <w:tab w:val="num" w:pos="1440"/>
+        </w:tabs>
+        <w:ind w:left="1440" w:hanging="360"/>
+      </w:pPr>
+      <w:rPr>
+        <w:rFonts w:ascii="Courier New" w:hAnsi="Courier New" w:hint="default"/>
+        <w:sz w:val="20"/>
+      </w:rPr>
+    </w:lvl>
+    <w:lvl w:ilvl="2" w:tentative="1">
+      <w:start w:val="1"/>
+      <w:numFmt w:val="bullet"/>
+      <w:lvlText w:val=""/>
+      <w:lvlJc w:val="left"/>
+      <w:pPr>
+        <w:tabs>
+          <w:tab w:val="num" w:pos="2160"/>
+        </w:tabs>
+        <w:ind w:left="2160" w:hanging="360"/>
+      </w:pPr>
+      <w:rPr>
+        <w:rFonts w:ascii="Wingdings" w:hAnsi="Wingdings" w:hint="default"/>
+        <w:sz w:val="20"/>
+      </w:rPr>
+    </w:lvl>
+    <w:lvl w:ilvl="3" w:tentative="1">
+      <w:start w:val="1"/>
+      <w:numFmt w:val="bullet"/>
+      <w:lvlText w:val=""/>
+      <w:lvlJc w:val="left"/>
+      <w:pPr>
+        <w:tabs>
+          <w:tab w:val="num" w:pos="2880"/>
+        </w:tabs>
+        <w:ind w:left="2880" w:hanging="360"/>
+      </w:pPr>
+      <w:rPr>
+        <w:rFonts w:ascii="Wingdings" w:hAnsi="Wingdings" w:hint="default"/>
+        <w:sz w:val="20"/>
+      </w:rPr>
+    </w:lvl>
+    <w:lvl w:ilvl="4" w:tentative="1">
+      <w:start w:val="1"/>
+      <w:numFmt w:val="bullet"/>
+      <w:lvlText w:val=""/>
+      <w:lvlJc w:val="left"/>
+      <w:pPr>
+        <w:tabs>
+          <w:tab w:val="num" w:pos="3600"/>
+        </w:tabs>
+        <w:ind w:left="3600" w:hanging="360"/>
+      </w:pPr>
+      <w:rPr>
+        <w:rFonts w:ascii="Wingdings" w:hAnsi="Wingdings" w:hint="default"/>
+        <w:sz w:val="20"/>
+      </w:rPr>
+    </w:lvl>
+    <w:lvl w:ilvl="5" w:tentative="1">
+      <w:start w:val="1"/>
+      <w:numFmt w:val="bullet"/>
+      <w:lvlText w:val=""/>
+      <w:lvlJc w:val="left"/>
+      <w:pPr>
+        <w:tabs>
+          <w:tab w:val="num" w:pos="4320"/>
+        </w:tabs>
+        <w:ind w:left="4320" w:hanging="360"/>
+      </w:pPr>
+      <w:rPr>
+        <w:rFonts w:ascii="Wingdings" w:hAnsi="Wingdings" w:hint="default"/>
+        <w:sz w:val="20"/>
+      </w:rPr>
+    </w:lvl>
+    <w:lvl w:ilvl="6" w:tentative="1">
+      <w:start w:val="1"/>
+      <w:numFmt w:val="bullet"/>
+      <w:lvlText w:val=""/>
+      <w:lvlJc w:val="left"/>
+      <w:pPr>
+        <w:tabs>
+          <w:tab w:val="num" w:pos="5040"/>
+        </w:tabs>
+        <w:ind w:left="5040" w:hanging="360"/>
+      </w:pPr>
+      <w:rPr>
+        <w:rFonts w:ascii="Wingdings" w:hAnsi="Wingdings" w:hint="default"/>
+        <w:sz w:val="20"/>
+      </w:rPr>
+    </w:lvl>
+    <w:lvl w:ilvl="7" w:tentative="1">
+      <w:start w:val="1"/>
+      <w:numFmt w:val="bullet"/>
+      <w:lvlText w:val=""/>
+      <w:lvlJc w:val="left"/>
+      <w:pPr>
+        <w:tabs>
+          <w:tab w:val="num" w:pos="5760"/>
+        </w:tabs>
+        <w:ind w:left="5760" w:hanging="360"/>
+      </w:pPr>
+      <w:rPr>
+        <w:rFonts w:ascii="Wingdings" w:hAnsi="Wingdings" w:hint="default"/>
+        <w:sz w:val="20"/>
+      </w:rPr>
+    </w:lvl>
+    <w:lvl w:ilvl="8" w:tentative="1">
+      <w:start w:val="1"/>
+      <w:numFmt w:val="bullet"/>
+      <w:lvlText w:val=""/>
+      <w:lvlJc w:val="left"/>
+      <w:pPr>
+        <w:tabs>
+          <w:tab w:val="num" w:pos="6480"/>
+        </w:tabs>
+        <w:ind w:left="6480" w:hanging="360"/>
+      </w:pPr>
+      <w:rPr>
+        <w:rFonts w:ascii="Wingdings" w:hAnsi="Wingdings" w:hint="default"/>
+        <w:sz w:val="20"/>
+      </w:rPr>
+    </w:lvl>
+  </w:abstractNum>
+  <w:abstractNum w:abstractNumId="37" w15:restartNumberingAfterBreak="0">
     <w:nsid w:val="54080FAE"/>
     <w:multiLevelType w:val="multilevel"/>
     <w:tmpl w:val="8F041DDA"/>
@@ -17771,7 +19477,7 @@
       </w:rPr>
     </w:lvl>
   </w:abstractNum>
-  <w:abstractNum w:abstractNumId="36" w15:restartNumberingAfterBreak="0">
+  <w:abstractNum w:abstractNumId="38" w15:restartNumberingAfterBreak="0">
     <w:nsid w:val="56373764"/>
     <w:multiLevelType w:val="multilevel"/>
     <w:tmpl w:val="5562E360"/>
@@ -17920,7 +19626,7 @@
       </w:rPr>
     </w:lvl>
   </w:abstractNum>
-  <w:abstractNum w:abstractNumId="37" w15:restartNumberingAfterBreak="0">
+  <w:abstractNum w:abstractNumId="39" w15:restartNumberingAfterBreak="0">
     <w:nsid w:val="57B865D4"/>
     <w:multiLevelType w:val="multilevel"/>
     <w:tmpl w:val="759EB416"/>
@@ -18069,7 +19775,7 @@
       </w:rPr>
     </w:lvl>
   </w:abstractNum>
-  <w:abstractNum w:abstractNumId="38" w15:restartNumberingAfterBreak="0">
+  <w:abstractNum w:abstractNumId="40" w15:restartNumberingAfterBreak="0">
     <w:nsid w:val="5B0927DF"/>
     <w:multiLevelType w:val="multilevel"/>
     <w:tmpl w:val="A68020CE"/>
@@ -18182,7 +19888,7 @@
       </w:pPr>
     </w:lvl>
   </w:abstractNum>
-  <w:abstractNum w:abstractNumId="39" w15:restartNumberingAfterBreak="0">
+  <w:abstractNum w:abstractNumId="41" w15:restartNumberingAfterBreak="0">
     <w:nsid w:val="5B117304"/>
     <w:multiLevelType w:val="multilevel"/>
     <w:tmpl w:val="4CBE9776"/>
@@ -18331,7 +20037,7 @@
       </w:rPr>
     </w:lvl>
   </w:abstractNum>
-  <w:abstractNum w:abstractNumId="40" w15:restartNumberingAfterBreak="0">
+  <w:abstractNum w:abstractNumId="42" w15:restartNumberingAfterBreak="0">
     <w:nsid w:val="5D055623"/>
     <w:multiLevelType w:val="multilevel"/>
     <w:tmpl w:val="AD9EF1A4"/>
@@ -18480,7 +20186,7 @@
       </w:rPr>
     </w:lvl>
   </w:abstractNum>
-  <w:abstractNum w:abstractNumId="41" w15:restartNumberingAfterBreak="0">
+  <w:abstractNum w:abstractNumId="43" w15:restartNumberingAfterBreak="0">
     <w:nsid w:val="602C3CCF"/>
     <w:multiLevelType w:val="multilevel"/>
     <w:tmpl w:val="0EF886F6"/>
@@ -18629,7 +20335,7 @@
       </w:rPr>
     </w:lvl>
   </w:abstractNum>
-  <w:abstractNum w:abstractNumId="42" w15:restartNumberingAfterBreak="0">
+  <w:abstractNum w:abstractNumId="44" w15:restartNumberingAfterBreak="0">
     <w:nsid w:val="61512660"/>
     <w:multiLevelType w:val="multilevel"/>
     <w:tmpl w:val="B31E2E9A"/>
@@ -18778,7 +20484,7 @@
       </w:rPr>
     </w:lvl>
   </w:abstractNum>
-  <w:abstractNum w:abstractNumId="43" w15:restartNumberingAfterBreak="0">
+  <w:abstractNum w:abstractNumId="45" w15:restartNumberingAfterBreak="0">
     <w:nsid w:val="63132204"/>
     <w:multiLevelType w:val="multilevel"/>
     <w:tmpl w:val="45846142"/>
@@ -18927,7 +20633,7 @@
       </w:rPr>
     </w:lvl>
   </w:abstractNum>
-  <w:abstractNum w:abstractNumId="44" w15:restartNumberingAfterBreak="0">
+  <w:abstractNum w:abstractNumId="46" w15:restartNumberingAfterBreak="0">
     <w:nsid w:val="69176A71"/>
     <w:multiLevelType w:val="multilevel"/>
     <w:tmpl w:val="A0985826"/>
@@ -19076,7 +20782,7 @@
       </w:rPr>
     </w:lvl>
   </w:abstractNum>
-  <w:abstractNum w:abstractNumId="45" w15:restartNumberingAfterBreak="0">
+  <w:abstractNum w:abstractNumId="47" w15:restartNumberingAfterBreak="0">
     <w:nsid w:val="6949754E"/>
     <w:multiLevelType w:val="multilevel"/>
     <w:tmpl w:val="F4ECC204"/>
@@ -19225,7 +20931,7 @@
       </w:rPr>
     </w:lvl>
   </w:abstractNum>
-  <w:abstractNum w:abstractNumId="46" w15:restartNumberingAfterBreak="0">
+  <w:abstractNum w:abstractNumId="48" w15:restartNumberingAfterBreak="0">
     <w:nsid w:val="6AAE582E"/>
     <w:multiLevelType w:val="multilevel"/>
     <w:tmpl w:val="4D228F40"/>
@@ -19374,7 +21080,7 @@
       </w:rPr>
     </w:lvl>
   </w:abstractNum>
-  <w:abstractNum w:abstractNumId="47" w15:restartNumberingAfterBreak="0">
+  <w:abstractNum w:abstractNumId="49" w15:restartNumberingAfterBreak="0">
     <w:nsid w:val="6EAC0ED8"/>
     <w:multiLevelType w:val="multilevel"/>
     <w:tmpl w:val="4322BD18"/>
@@ -19523,7 +21229,7 @@
       </w:rPr>
     </w:lvl>
   </w:abstractNum>
-  <w:abstractNum w:abstractNumId="48" w15:restartNumberingAfterBreak="0">
+  <w:abstractNum w:abstractNumId="50" w15:restartNumberingAfterBreak="0">
     <w:nsid w:val="6FB96CC5"/>
     <w:multiLevelType w:val="multilevel"/>
     <w:tmpl w:val="241CD25C"/>
@@ -19672,7 +21378,7 @@
       </w:rPr>
     </w:lvl>
   </w:abstractNum>
-  <w:abstractNum w:abstractNumId="49" w15:restartNumberingAfterBreak="0">
+  <w:abstractNum w:abstractNumId="51" w15:restartNumberingAfterBreak="0">
     <w:nsid w:val="70A0727C"/>
     <w:multiLevelType w:val="multilevel"/>
     <w:tmpl w:val="AC56F2A2"/>
@@ -19821,7 +21527,7 @@
       </w:rPr>
     </w:lvl>
   </w:abstractNum>
-  <w:abstractNum w:abstractNumId="50" w15:restartNumberingAfterBreak="0">
+  <w:abstractNum w:abstractNumId="52" w15:restartNumberingAfterBreak="0">
     <w:nsid w:val="71837361"/>
     <w:multiLevelType w:val="multilevel"/>
     <w:tmpl w:val="2B0E241A"/>
@@ -19970,7 +21676,7 @@
       </w:rPr>
     </w:lvl>
   </w:abstractNum>
-  <w:abstractNum w:abstractNumId="51" w15:restartNumberingAfterBreak="0">
+  <w:abstractNum w:abstractNumId="53" w15:restartNumberingAfterBreak="0">
     <w:nsid w:val="719F28BE"/>
     <w:multiLevelType w:val="multilevel"/>
     <w:tmpl w:val="810C2854"/>
@@ -20119,7 +21825,7 @@
       </w:rPr>
     </w:lvl>
   </w:abstractNum>
-  <w:abstractNum w:abstractNumId="52" w15:restartNumberingAfterBreak="0">
+  <w:abstractNum w:abstractNumId="54" w15:restartNumberingAfterBreak="0">
     <w:nsid w:val="7C7015CE"/>
     <w:multiLevelType w:val="multilevel"/>
     <w:tmpl w:val="8B721638"/>
@@ -20240,22 +21946,22 @@
     <w:abstractNumId w:val="16"/>
   </w:num>
   <w:num w:numId="2" w16cid:durableId="2013682954">
-    <w:abstractNumId w:val="46"/>
+    <w:abstractNumId w:val="48"/>
   </w:num>
   <w:num w:numId="3" w16cid:durableId="2055958030">
     <w:abstractNumId w:val="15"/>
   </w:num>
   <w:num w:numId="4" w16cid:durableId="1440182043">
-    <w:abstractNumId w:val="43"/>
+    <w:abstractNumId w:val="45"/>
   </w:num>
   <w:num w:numId="5" w16cid:durableId="949580595">
     <w:abstractNumId w:val="23"/>
   </w:num>
   <w:num w:numId="6" w16cid:durableId="125202717">
-    <w:abstractNumId w:val="29"/>
+    <w:abstractNumId w:val="30"/>
   </w:num>
   <w:num w:numId="7" w16cid:durableId="468593973">
-    <w:abstractNumId w:val="31"/>
+    <w:abstractNumId w:val="32"/>
   </w:num>
   <w:num w:numId="8" w16cid:durableId="1783524682">
     <w:abstractNumId w:val="3"/>
@@ -20264,13 +21970,13 @@
     <w:abstractNumId w:val="8"/>
   </w:num>
   <w:num w:numId="10" w16cid:durableId="522401818">
-    <w:abstractNumId w:val="42"/>
+    <w:abstractNumId w:val="44"/>
   </w:num>
   <w:num w:numId="11" w16cid:durableId="562180430">
     <w:abstractNumId w:val="1"/>
   </w:num>
   <w:num w:numId="12" w16cid:durableId="1031611241">
-    <w:abstractNumId w:val="25"/>
+    <w:abstractNumId w:val="26"/>
   </w:num>
   <w:num w:numId="13" w16cid:durableId="916741497">
     <w:abstractNumId w:val="17"/>
@@ -20279,52 +21985,52 @@
     <w:abstractNumId w:val="22"/>
   </w:num>
   <w:num w:numId="15" w16cid:durableId="1341007954">
-    <w:abstractNumId w:val="40"/>
+    <w:abstractNumId w:val="42"/>
   </w:num>
   <w:num w:numId="16" w16cid:durableId="1036465093">
     <w:abstractNumId w:val="12"/>
   </w:num>
   <w:num w:numId="17" w16cid:durableId="776220988">
-    <w:abstractNumId w:val="36"/>
+    <w:abstractNumId w:val="38"/>
   </w:num>
   <w:num w:numId="18" w16cid:durableId="1856993953">
     <w:abstractNumId w:val="2"/>
   </w:num>
   <w:num w:numId="19" w16cid:durableId="1490707334">
-    <w:abstractNumId w:val="24"/>
+    <w:abstractNumId w:val="25"/>
   </w:num>
   <w:num w:numId="20" w16cid:durableId="2059475631">
-    <w:abstractNumId w:val="39"/>
+    <w:abstractNumId w:val="41"/>
   </w:num>
   <w:num w:numId="21" w16cid:durableId="1637418519">
-    <w:abstractNumId w:val="47"/>
+    <w:abstractNumId w:val="49"/>
   </w:num>
   <w:num w:numId="22" w16cid:durableId="677731933">
-    <w:abstractNumId w:val="26"/>
+    <w:abstractNumId w:val="27"/>
   </w:num>
   <w:num w:numId="23" w16cid:durableId="1621064696">
-    <w:abstractNumId w:val="48"/>
+    <w:abstractNumId w:val="50"/>
   </w:num>
   <w:num w:numId="24" w16cid:durableId="572590048">
     <w:abstractNumId w:val="13"/>
   </w:num>
   <w:num w:numId="25" w16cid:durableId="1351102198">
-    <w:abstractNumId w:val="35"/>
+    <w:abstractNumId w:val="37"/>
   </w:num>
   <w:num w:numId="26" w16cid:durableId="128866408">
-    <w:abstractNumId w:val="33"/>
+    <w:abstractNumId w:val="34"/>
   </w:num>
   <w:num w:numId="27" w16cid:durableId="923420036">
-    <w:abstractNumId w:val="34"/>
+    <w:abstractNumId w:val="35"/>
   </w:num>
   <w:num w:numId="28" w16cid:durableId="196626525">
     <w:abstractNumId w:val="14"/>
   </w:num>
   <w:num w:numId="29" w16cid:durableId="562369067">
-    <w:abstractNumId w:val="37"/>
+    <w:abstractNumId w:val="39"/>
   </w:num>
   <w:num w:numId="30" w16cid:durableId="850872942">
-    <w:abstractNumId w:val="27"/>
+    <w:abstractNumId w:val="28"/>
   </w:num>
   <w:num w:numId="31" w16cid:durableId="313879075">
     <w:abstractNumId w:val="20"/>
@@ -20339,40 +22045,40 @@
     <w:abstractNumId w:val="4"/>
   </w:num>
   <w:num w:numId="35" w16cid:durableId="341859315">
-    <w:abstractNumId w:val="41"/>
+    <w:abstractNumId w:val="43"/>
   </w:num>
   <w:num w:numId="36" w16cid:durableId="1569880724">
-    <w:abstractNumId w:val="30"/>
+    <w:abstractNumId w:val="31"/>
   </w:num>
   <w:num w:numId="37" w16cid:durableId="1408114489">
-    <w:abstractNumId w:val="32"/>
+    <w:abstractNumId w:val="33"/>
   </w:num>
   <w:num w:numId="38" w16cid:durableId="1257518868">
     <w:abstractNumId w:val="9"/>
   </w:num>
   <w:num w:numId="39" w16cid:durableId="1018507592">
-    <w:abstractNumId w:val="50"/>
+    <w:abstractNumId w:val="52"/>
   </w:num>
   <w:num w:numId="40" w16cid:durableId="845827708">
-    <w:abstractNumId w:val="51"/>
+    <w:abstractNumId w:val="53"/>
   </w:num>
   <w:num w:numId="41" w16cid:durableId="608127845">
-    <w:abstractNumId w:val="28"/>
+    <w:abstractNumId w:val="29"/>
   </w:num>
   <w:num w:numId="42" w16cid:durableId="1511483166">
-    <w:abstractNumId w:val="45"/>
+    <w:abstractNumId w:val="47"/>
   </w:num>
   <w:num w:numId="43" w16cid:durableId="366295229">
     <w:abstractNumId w:val="10"/>
   </w:num>
   <w:num w:numId="44" w16cid:durableId="125465972">
-    <w:abstractNumId w:val="44"/>
+    <w:abstractNumId w:val="46"/>
   </w:num>
   <w:num w:numId="45" w16cid:durableId="338889763">
     <w:abstractNumId w:val="7"/>
   </w:num>
   <w:num w:numId="46" w16cid:durableId="1609192844">
-    <w:abstractNumId w:val="49"/>
+    <w:abstractNumId w:val="51"/>
   </w:num>
   <w:num w:numId="47" w16cid:durableId="711003050">
     <w:abstractNumId w:val="19"/>
@@ -20381,7 +22087,7 @@
     <w:abstractNumId w:val="5"/>
   </w:num>
   <w:num w:numId="49" w16cid:durableId="1693993041">
-    <w:abstractNumId w:val="52"/>
+    <w:abstractNumId w:val="54"/>
   </w:num>
   <w:num w:numId="50" w16cid:durableId="1724791217">
     <w:abstractNumId w:val="6"/>
@@ -20393,9 +22099,15 @@
     <w:abstractNumId w:val="18"/>
   </w:num>
   <w:num w:numId="53" w16cid:durableId="1741560204">
-    <w:abstractNumId w:val="38"/>
+    <w:abstractNumId w:val="40"/>
   </w:num>
-  <w:numIdMacAtCleanup w:val="53"/>
+  <w:num w:numId="54" w16cid:durableId="1731268033">
+    <w:abstractNumId w:val="36"/>
+  </w:num>
+  <w:num w:numId="55" w16cid:durableId="910391195">
+    <w:abstractNumId w:val="24"/>
+  </w:num>
+  <w:numIdMacAtCleanup w:val="54"/>
 </w:numbering>
 </file>
 
@@ -20849,7 +22561,6 @@
     <w:next w:val="Normal"/>
     <w:link w:val="Heading3Char"/>
     <w:uiPriority w:val="9"/>
-    <w:semiHidden/>
     <w:unhideWhenUsed/>
     <w:qFormat/>
     <w:rsid w:val="00C81A64"/>
@@ -20872,7 +22583,6 @@
     <w:next w:val="Normal"/>
     <w:link w:val="Heading4Char"/>
     <w:uiPriority w:val="9"/>
-    <w:semiHidden/>
     <w:unhideWhenUsed/>
     <w:qFormat/>
     <w:rsid w:val="00C81A64"/>
@@ -21055,7 +22765,6 @@
     <w:basedOn w:val="DefaultParagraphFont"/>
     <w:link w:val="Heading3"/>
     <w:uiPriority w:val="9"/>
-    <w:semiHidden/>
     <w:rsid w:val="00C81A64"/>
     <w:rPr>
       <w:rFonts w:eastAsiaTheme="majorEastAsia" w:cstheme="majorBidi"/>
@@ -21069,7 +22778,6 @@
     <w:basedOn w:val="DefaultParagraphFont"/>
     <w:link w:val="Heading4"/>
     <w:uiPriority w:val="9"/>
-    <w:semiHidden/>
     <w:rsid w:val="00C81A64"/>
     <w:rPr>
       <w:rFonts w:eastAsiaTheme="majorEastAsia" w:cstheme="majorBidi"/>

--- a/Interview Guide/Interview QA by kabil.docx
+++ b/Interview Guide/Interview QA by kabil.docx
@@ -70,7 +70,7 @@
     </w:p>
     <w:p>
       <w:r>
-        <w:t>"Sure. Adobe Experience Manager (AEM) is built on top of three core technologies: Apache Sling, Apache Jackrabbit Oak (JCR Repository), and OSGi. A typical AEM setup consists of Author, Publish, and Dispatcher instances.</w:t>
+        <w:t>Adobe Experience Manager (AEM) is built on top of three core technologies: Apache Sling, Apache Jackrabbit Oak (JCR Repository), and OSGi. A typical AEM setup consists of Author, Publish, and Dispatcher instances.</w:t>
       </w:r>
     </w:p>
     <w:p>
@@ -126,21 +126,6 @@
     </w:p>
     <w:p>
       <w:r>
-        <w:t>On the content management side, authors work on the Author instance, where they create pages, upload assets, manage workflows, and edit content. When the content is ready, they click Publish. This triggers the Replication Agent, which transfers the content from the Author instance to the Publish instance. Once published, the content becomes available to end users.</w:t>
-      </w:r>
-    </w:p>
-    <w:p>
-      <w:r>
-        <w:t>The repository used by AEM is Apache Jackrabbit Oak, which implements the Java Content Repository (JCR). Everything in AEM—including pages, assets, components, templates, and user data—is stored as nodes and properties in this repository.</w:t>
-      </w:r>
-    </w:p>
-    <w:p>
-      <w:r>
-        <w:t>The modularity of AEM is provided by the OSGi framework. All custom code, such as services, schedulers, servlets, workflow processes, and event listeners, is packaged as OSGi bundles. OSGi manages their lifecycle and dependency injection.</w:t>
-      </w:r>
-    </w:p>
-    <w:p>
-      <w:r>
         <w:t>In summary, the request flow is:</w:t>
       </w:r>
     </w:p>
@@ -163,432 +148,10 @@
       <w:r>
         <w:t>This architecture provides scalability, modularity, high performance through caching, and a clear separation between content authoring and content delivery."</w:t>
       </w:r>
-    </w:p>
-    <w:p>
-      <w:r>
-        <w:t xml:space="preserve">                    User Request</w:t>
-      </w:r>
-    </w:p>
-    <w:p>
-      <w:r>
-        <w:t xml:space="preserve">                         │</w:t>
-      </w:r>
-    </w:p>
-    <w:p>
-      <w:r>
-        <w:t xml:space="preserve">                         </w:t>
-      </w:r>
-      <w:r>
-        <w:rPr>
-          <w:rFonts w:ascii="Arial" w:hAnsi="Arial" w:cs="Arial"/>
-        </w:rPr>
-        <w:t>▼</w:t>
-      </w:r>
-    </w:p>
-    <w:p>
-      <w:r>
-        <w:t xml:space="preserve">                ┌─────────────────┐</w:t>
-      </w:r>
-    </w:p>
-    <w:p>
-      <w:r>
-        <w:lastRenderedPageBreak/>
-        <w:t xml:space="preserve">                │   Dispatcher    │</w:t>
-      </w:r>
-    </w:p>
-    <w:p>
-      <w:r>
-        <w:t xml:space="preserve">                │ Cache + Security│</w:t>
-      </w:r>
-    </w:p>
-    <w:p>
-      <w:r>
-        <w:t xml:space="preserve">                │ Load Balancer   │</w:t>
-      </w:r>
-    </w:p>
-    <w:p>
-      <w:r>
-        <w:t xml:space="preserve">                └─────────────────┘</w:t>
-      </w:r>
-    </w:p>
-    <w:p>
-      <w:r>
-        <w:t xml:space="preserve">                         │</w:t>
-      </w:r>
-    </w:p>
-    <w:p>
-      <w:r>
-        <w:t xml:space="preserve">          ┌──────────────</w:t>
-      </w:r>
-      <w:r>
-        <w:rPr>
-          <w:rFonts w:ascii="MS Gothic" w:eastAsia="MS Gothic" w:hAnsi="MS Gothic" w:cs="MS Gothic" w:hint="eastAsia"/>
-        </w:rPr>
-        <w:t>┴</w:t>
-      </w:r>
-      <w:r>
-        <w:rPr>
-          <w:rFonts w:ascii="Aptos" w:hAnsi="Aptos" w:cs="Aptos"/>
-        </w:rPr>
-        <w:t>──────────────┐</w:t>
-      </w:r>
-    </w:p>
-    <w:p>
-      <w:r>
-        <w:t xml:space="preserve">          │                             │</w:t>
-      </w:r>
-    </w:p>
-    <w:p>
-      <w:r>
-        <w:t xml:space="preserve">   Page Cached?                    Not Cached</w:t>
-      </w:r>
-    </w:p>
-    <w:p>
-      <w:r>
-        <w:t xml:space="preserve">          │                             │</w:t>
-      </w:r>
-    </w:p>
-    <w:p>
-      <w:r>
-        <w:t xml:space="preserve">      Yes </w:t>
-      </w:r>
-      <w:r>
-        <w:rPr>
-          <w:rFonts w:ascii="Arial" w:hAnsi="Arial" w:cs="Arial"/>
-        </w:rPr>
-        <w:t>▼</w:t>
-      </w:r>
-      <w:r>
-        <w:t xml:space="preserve">                             </w:t>
-      </w:r>
-      <w:r>
-        <w:rPr>
-          <w:rFonts w:ascii="Arial" w:hAnsi="Arial" w:cs="Arial"/>
-        </w:rPr>
-        <w:t>▼</w:t>
-      </w:r>
-    </w:p>
-    <w:p>
-      <w:r>
-        <w:t xml:space="preserve">  Serve Cached HTML             Forward Request</w:t>
-      </w:r>
-    </w:p>
-    <w:p>
-      <w:r>
-        <w:t xml:space="preserve">   to User Browser              to Publish Instance</w:t>
-      </w:r>
-    </w:p>
-    <w:p>
-      <w:r>
-        <w:t xml:space="preserve">                                        │</w:t>
-      </w:r>
-    </w:p>
-    <w:p>
-      <w:r>
-        <w:t xml:space="preserve">                                        </w:t>
-      </w:r>
-      <w:r>
-        <w:rPr>
-          <w:rFonts w:ascii="Arial" w:hAnsi="Arial" w:cs="Arial"/>
-        </w:rPr>
-        <w:t>▼</w:t>
-      </w:r>
-    </w:p>
-    <w:p>
-      <w:r>
-        <w:t xml:space="preserve">                            ┌────────────────────┐</w:t>
-      </w:r>
-    </w:p>
-    <w:p>
-      <w:r>
-        <w:t xml:space="preserve">                            │ Publish Instance   │</w:t>
-      </w:r>
-    </w:p>
-    <w:p>
-      <w:r>
-        <w:t xml:space="preserve">                            └────────────────────┘</w:t>
-      </w:r>
-    </w:p>
-    <w:p>
-      <w:r>
-        <w:t xml:space="preserve">                                        │</w:t>
-      </w:r>
-    </w:p>
-    <w:p>
-      <w:r>
-        <w:t xml:space="preserve">                                        </w:t>
-      </w:r>
-      <w:r>
-        <w:rPr>
-          <w:rFonts w:ascii="Arial" w:hAnsi="Arial" w:cs="Arial"/>
-        </w:rPr>
-        <w:t>▼</w:t>
-      </w:r>
-    </w:p>
-    <w:p>
-      <w:r>
-        <w:t xml:space="preserve">                            Apache Sling Engine</w:t>
-      </w:r>
-    </w:p>
-    <w:p>
-      <w:r>
-        <w:t xml:space="preserve">                                        │</w:t>
-      </w:r>
-    </w:p>
-    <w:p>
-      <w:r>
-        <w:t xml:space="preserve">                                        </w:t>
-      </w:r>
-      <w:r>
-        <w:rPr>
-          <w:rFonts w:ascii="Arial" w:hAnsi="Arial" w:cs="Arial"/>
-        </w:rPr>
-        <w:t>▼</w:t>
-      </w:r>
-    </w:p>
-    <w:p>
-      <w:r>
-        <w:t xml:space="preserve">                              Resource Resolver</w:t>
-      </w:r>
-    </w:p>
-    <w:p>
-      <w:r>
-        <w:t xml:space="preserve">                                        │</w:t>
-      </w:r>
-    </w:p>
-    <w:p>
-      <w:r>
-        <w:t xml:space="preserve">                                        </w:t>
-      </w:r>
-      <w:r>
-        <w:rPr>
-          <w:rFonts w:ascii="Arial" w:hAnsi="Arial" w:cs="Arial"/>
-        </w:rPr>
-        <w:t>▼</w:t>
-      </w:r>
-    </w:p>
-    <w:p>
-      <w:r>
-        <w:t xml:space="preserve">         URL → /content/</w:t>
-      </w:r>
-      <w:proofErr w:type="spellStart"/>
-      <w:r>
-        <w:t>mysite</w:t>
-      </w:r>
-      <w:proofErr w:type="spellEnd"/>
-      <w:r>
-        <w:t>/</w:t>
-      </w:r>
-      <w:proofErr w:type="spellStart"/>
-      <w:r>
-        <w:t>en</w:t>
-      </w:r>
-      <w:proofErr w:type="spellEnd"/>
-      <w:r>
-        <w:t>/home.html</w:t>
-      </w:r>
-    </w:p>
-    <w:p>
-      <w:r>
-        <w:t xml:space="preserve">                                        │</w:t>
-      </w:r>
-    </w:p>
-    <w:p>
-      <w:r>
-        <w:t xml:space="preserve">                                        </w:t>
-      </w:r>
-      <w:r>
-        <w:rPr>
-          <w:rFonts w:ascii="Arial" w:hAnsi="Arial" w:cs="Arial"/>
-        </w:rPr>
-        <w:t>▼</w:t>
-      </w:r>
-    </w:p>
-    <w:p>
-      <w:r>
-        <w:t xml:space="preserve">                              JCR (Oak Repository)</w:t>
-      </w:r>
-    </w:p>
-    <w:p>
-      <w:r>
-        <w:t xml:space="preserve">                                        │</w:t>
-      </w:r>
-    </w:p>
-    <w:p>
-      <w:r>
-        <w:t xml:space="preserve">                                        </w:t>
-      </w:r>
-      <w:r>
-        <w:rPr>
-          <w:rFonts w:ascii="Arial" w:hAnsi="Arial" w:cs="Arial"/>
-        </w:rPr>
-        <w:t>▼</w:t>
-      </w:r>
-    </w:p>
-    <w:p>
-      <w:r>
-        <w:t xml:space="preserve">                     Read </w:t>
-      </w:r>
-      <w:proofErr w:type="spellStart"/>
-      <w:proofErr w:type="gramStart"/>
-      <w:r>
-        <w:t>sling:resourceType</w:t>
-      </w:r>
-      <w:proofErr w:type="spellEnd"/>
-      <w:proofErr w:type="gramEnd"/>
-      <w:r>
-        <w:t xml:space="preserve"> Property</w:t>
-      </w:r>
-    </w:p>
-    <w:p>
-      <w:r>
-        <w:t xml:space="preserve">                                        │</w:t>
-      </w:r>
-    </w:p>
-    <w:p>
-      <w:r>
-        <w:t xml:space="preserve">                                        </w:t>
-      </w:r>
-      <w:r>
-        <w:rPr>
-          <w:rFonts w:ascii="Arial" w:hAnsi="Arial" w:cs="Arial"/>
-        </w:rPr>
-        <w:t>▼</w:t>
-      </w:r>
-    </w:p>
-    <w:p>
-      <w:r>
-        <w:lastRenderedPageBreak/>
-        <w:t xml:space="preserve">                      Locate Component in /apps</w:t>
-      </w:r>
-    </w:p>
-    <w:p>
-      <w:r>
-        <w:t xml:space="preserve">                                        │</w:t>
-      </w:r>
-    </w:p>
-    <w:p>
-      <w:r>
-        <w:t xml:space="preserve">                                        </w:t>
-      </w:r>
-      <w:r>
-        <w:rPr>
-          <w:rFonts w:ascii="Arial" w:hAnsi="Arial" w:cs="Arial"/>
-        </w:rPr>
-        <w:t>▼</w:t>
-      </w:r>
-    </w:p>
-    <w:p>
-      <w:r>
-        <w:t xml:space="preserve">                    Instantiate Sling Model (if any)</w:t>
-      </w:r>
-    </w:p>
-    <w:p>
-      <w:r>
-        <w:t xml:space="preserve">                                        │</w:t>
-      </w:r>
-    </w:p>
-    <w:p>
-      <w:r>
-        <w:t xml:space="preserve">                                        </w:t>
-      </w:r>
-      <w:r>
-        <w:rPr>
-          <w:rFonts w:ascii="Arial" w:hAnsi="Arial" w:cs="Arial"/>
-        </w:rPr>
-        <w:t>▼</w:t>
-      </w:r>
-    </w:p>
-    <w:p>
-      <w:r>
-        <w:t xml:space="preserve">                Execute Business Logic &amp; Inject Services</w:t>
-      </w:r>
-    </w:p>
-    <w:p>
-      <w:r>
-        <w:t xml:space="preserve">                                        │</w:t>
-      </w:r>
-    </w:p>
-    <w:p>
-      <w:r>
-        <w:t xml:space="preserve">                                        </w:t>
-      </w:r>
-      <w:r>
-        <w:rPr>
-          <w:rFonts w:ascii="Arial" w:hAnsi="Arial" w:cs="Arial"/>
-        </w:rPr>
-        <w:t>▼</w:t>
-      </w:r>
-    </w:p>
-    <w:p>
-      <w:r>
-        <w:t xml:space="preserve">                      HTL (Sightly) Template</w:t>
-      </w:r>
-    </w:p>
-    <w:p>
-      <w:r>
-        <w:t xml:space="preserve">                                        │</w:t>
-      </w:r>
-    </w:p>
-    <w:p>
-      <w:r>
-        <w:t xml:space="preserve">                                        </w:t>
-      </w:r>
-      <w:r>
-        <w:rPr>
-          <w:rFonts w:ascii="Arial" w:hAnsi="Arial" w:cs="Arial"/>
-        </w:rPr>
-        <w:t>▼</w:t>
-      </w:r>
-    </w:p>
-    <w:p>
-      <w:r>
-        <w:t xml:space="preserve">                      Generate HTML Response</w:t>
-      </w:r>
-    </w:p>
-    <w:p>
-      <w:r>
-        <w:t xml:space="preserve">                                        │</w:t>
-      </w:r>
-    </w:p>
-    <w:p>
-      <w:r>
-        <w:t xml:space="preserve">                                        </w:t>
-      </w:r>
-      <w:r>
-        <w:rPr>
-          <w:rFonts w:ascii="Arial" w:hAnsi="Arial" w:cs="Arial"/>
-        </w:rPr>
-        <w:t>▼</w:t>
-      </w:r>
-    </w:p>
-    <w:p>
-      <w:r>
-        <w:t xml:space="preserve">                              Dispatcher Cache</w:t>
-      </w:r>
-    </w:p>
-    <w:p>
-      <w:r>
-        <w:t xml:space="preserve">                                        │</w:t>
-      </w:r>
-    </w:p>
-    <w:p>
-      <w:r>
-        <w:t xml:space="preserve">                                        </w:t>
-      </w:r>
-      <w:r>
-        <w:rPr>
-          <w:rFonts w:ascii="Arial" w:hAnsi="Arial" w:cs="Arial"/>
-        </w:rPr>
-        <w:t>▼</w:t>
-      </w:r>
-    </w:p>
-    <w:p>
-      <w:r>
-        <w:t xml:space="preserve">                             Return HTML to User</w:t>
-      </w:r>
-    </w:p>
-    <w:p/>
+      <w:r>
+        <w:t xml:space="preserve">                 </w:t>
+      </w:r>
+    </w:p>
     <w:p>
       <w:pPr>
         <w:rPr>
@@ -783,14 +346,6 @@
       </w:r>
     </w:p>
     <w:p>
-      <w:r>
-        <w:pict w14:anchorId="17C752A9">
-          <v:rect id="_x0000_i1025" style="width:0;height:1.5pt" o:hralign="center" o:hrstd="t" o:hr="t" fillcolor="#a0a0a0" stroked="f"/>
-        </w:pict>
-      </w:r>
-    </w:p>
-    <w:p/>
-    <w:p>
       <w:pPr>
         <w:rPr>
           <w:b/>
@@ -802,3788 +357,6 @@
           <w:b/>
           <w:bCs/>
         </w:rPr>
-        <w:t>1. Sling in AEM</w:t>
-      </w:r>
-    </w:p>
-    <w:p>
-      <w:pPr>
-        <w:rPr>
-          <w:b/>
-          <w:bCs/>
-        </w:rPr>
-      </w:pPr>
-      <w:r>
-        <w:rPr>
-          <w:b/>
-          <w:bCs/>
-        </w:rPr>
-        <w:t>What is Sling?</w:t>
-      </w:r>
-    </w:p>
-    <w:p>
-      <w:r>
-        <w:t>Apache Sling is a web framework used by AEM for processing HTTP requests.</w:t>
-      </w:r>
-    </w:p>
-    <w:p>
-      <w:r>
-        <w:t>AEM is built on Sling because it follows a:</w:t>
-      </w:r>
-    </w:p>
-    <w:p>
-      <w:r>
-        <w:t>"Everything is a resource" approach.</w:t>
-      </w:r>
-    </w:p>
-    <w:p>
-      <w:r>
-        <w:t>Instead of mapping URLs directly to Java classes, Sling maps URLs to repository resources.</w:t>
-      </w:r>
-    </w:p>
-    <w:p>
-      <w:r>
-        <w:t>Example:</w:t>
-      </w:r>
-    </w:p>
-    <w:p>
-      <w:r>
-        <w:t>User accesses:</w:t>
-      </w:r>
-    </w:p>
-    <w:p>
-      <w:r>
-        <w:t>/content/company/us/</w:t>
-      </w:r>
-      <w:proofErr w:type="spellStart"/>
-      <w:r>
-        <w:t>en</w:t>
-      </w:r>
-      <w:proofErr w:type="spellEnd"/>
-      <w:r>
-        <w:t>/home.html</w:t>
-      </w:r>
-    </w:p>
-    <w:p>
-      <w:r>
-        <w:t>Sling identifies:</w:t>
-      </w:r>
-    </w:p>
-    <w:p>
-      <w:r>
-        <w:t>/content/company/us/</w:t>
-      </w:r>
-      <w:proofErr w:type="spellStart"/>
-      <w:r>
-        <w:t>en</w:t>
-      </w:r>
-      <w:proofErr w:type="spellEnd"/>
-      <w:r>
-        <w:t>/home</w:t>
-      </w:r>
-    </w:p>
-    <w:p>
-      <w:r>
-        <w:t>as a resource in JCR.</w:t>
-      </w:r>
-    </w:p>
-    <w:p>
-      <w:r>
-        <w:t>Then it checks:</w:t>
-      </w:r>
-    </w:p>
-    <w:p>
-      <w:proofErr w:type="spellStart"/>
-      <w:proofErr w:type="gramStart"/>
-      <w:r>
-        <w:t>sling:resourceType</w:t>
-      </w:r>
-      <w:proofErr w:type="spellEnd"/>
-      <w:proofErr w:type="gramEnd"/>
-    </w:p>
-    <w:p>
-      <w:r>
-        <w:t>Example:</w:t>
-      </w:r>
-    </w:p>
-    <w:p>
-      <w:r>
-        <w:t>company/components/page</w:t>
-      </w:r>
-    </w:p>
-    <w:p>
-      <w:r>
-        <w:t>Based on this resource type, Sling finds:</w:t>
-      </w:r>
-    </w:p>
-    <w:p>
-      <w:r>
-        <w:t>page.html</w:t>
-      </w:r>
-    </w:p>
-    <w:p>
-      <w:r>
-        <w:t>and renders the response.</w:t>
-      </w:r>
-    </w:p>
-    <w:p>
-      <w:r>
-        <w:pict w14:anchorId="1E534808">
-          <v:rect id="_x0000_i1026" style="width:0;height:1.5pt" o:hralign="center" o:hrstd="t" o:hr="t" fillcolor="#a0a0a0" stroked="f"/>
-        </w:pict>
-      </w:r>
-    </w:p>
-    <w:p>
-      <w:pPr>
-        <w:rPr>
-          <w:b/>
-          <w:bCs/>
-        </w:rPr>
-      </w:pPr>
-      <w:r>
-        <w:rPr>
-          <w:b/>
-          <w:bCs/>
-        </w:rPr>
-        <w:t>Sling Responsibilities</w:t>
-      </w:r>
-    </w:p>
-    <w:p>
-      <w:pPr>
-        <w:rPr>
-          <w:b/>
-          <w:bCs/>
-        </w:rPr>
-      </w:pPr>
-      <w:r>
-        <w:rPr>
-          <w:b/>
-          <w:bCs/>
-        </w:rPr>
-        <w:t>1. Request Processing</w:t>
-      </w:r>
-    </w:p>
-    <w:p>
-      <w:r>
-        <w:t>Example:</w:t>
-      </w:r>
-    </w:p>
-    <w:p>
-      <w:r>
-        <w:t>GET /content/site/home.html</w:t>
-      </w:r>
-    </w:p>
-    <w:p>
-      <w:r>
-        <w:lastRenderedPageBreak/>
-        <w:t>Sling:</w:t>
-      </w:r>
-    </w:p>
-    <w:p>
-      <w:pPr>
-        <w:numPr>
-          <w:ilvl w:val="0"/>
-          <w:numId w:val="2"/>
-        </w:numPr>
-      </w:pPr>
-      <w:r>
-        <w:t xml:space="preserve">Receives request </w:t>
-      </w:r>
-    </w:p>
-    <w:p>
-      <w:pPr>
-        <w:numPr>
-          <w:ilvl w:val="0"/>
-          <w:numId w:val="2"/>
-        </w:numPr>
-      </w:pPr>
-      <w:r>
-        <w:t xml:space="preserve">Resolves resource </w:t>
-      </w:r>
-    </w:p>
-    <w:p>
-      <w:pPr>
-        <w:numPr>
-          <w:ilvl w:val="0"/>
-          <w:numId w:val="2"/>
-        </w:numPr>
-      </w:pPr>
-      <w:r>
-        <w:t xml:space="preserve">Finds component </w:t>
-      </w:r>
-    </w:p>
-    <w:p>
-      <w:pPr>
-        <w:numPr>
-          <w:ilvl w:val="0"/>
-          <w:numId w:val="2"/>
-        </w:numPr>
-      </w:pPr>
-      <w:r>
-        <w:t xml:space="preserve">Executes script </w:t>
-      </w:r>
-    </w:p>
-    <w:p>
-      <w:pPr>
-        <w:numPr>
-          <w:ilvl w:val="0"/>
-          <w:numId w:val="2"/>
-        </w:numPr>
-      </w:pPr>
-      <w:r>
-        <w:t xml:space="preserve">Returns response </w:t>
-      </w:r>
-    </w:p>
-    <w:p>
-      <w:r>
-        <w:pict w14:anchorId="7BFF1306">
-          <v:rect id="_x0000_i1027" style="width:0;height:1.5pt" o:hralign="center" o:hrstd="t" o:hr="t" fillcolor="#a0a0a0" stroked="f"/>
-        </w:pict>
-      </w:r>
-    </w:p>
-    <w:p>
-      <w:pPr>
-        <w:rPr>
-          <w:b/>
-          <w:bCs/>
-        </w:rPr>
-      </w:pPr>
-      <w:r>
-        <w:rPr>
-          <w:b/>
-          <w:bCs/>
-        </w:rPr>
-        <w:t>2. Resource Resolution</w:t>
-      </w:r>
-    </w:p>
-    <w:p>
-      <w:r>
-        <w:t>Sling converts:</w:t>
-      </w:r>
-    </w:p>
-    <w:p>
-      <w:r>
-        <w:t>URL</w:t>
-      </w:r>
-    </w:p>
-    <w:p>
-      <w:r>
-        <w:t xml:space="preserve"> |</w:t>
-      </w:r>
-    </w:p>
-    <w:p>
-      <w:r>
-        <w:t xml:space="preserve"> v</w:t>
-      </w:r>
-    </w:p>
-    <w:p>
-      <w:r>
-        <w:t>Resource</w:t>
-      </w:r>
-    </w:p>
-    <w:p>
-      <w:r>
-        <w:t xml:space="preserve"> |</w:t>
-      </w:r>
-    </w:p>
-    <w:p>
-      <w:r>
-        <w:t xml:space="preserve"> v</w:t>
-      </w:r>
-    </w:p>
-    <w:p>
-      <w:r>
-        <w:t>Component</w:t>
-      </w:r>
-    </w:p>
-    <w:p>
-      <w:r>
-        <w:t xml:space="preserve"> |</w:t>
-      </w:r>
-    </w:p>
-    <w:p>
-      <w:r>
-        <w:t xml:space="preserve"> v</w:t>
-      </w:r>
-    </w:p>
-    <w:p>
-      <w:r>
-        <w:t>Script</w:t>
-      </w:r>
-    </w:p>
-    <w:p>
-      <w:r>
-        <w:pict w14:anchorId="0389CF42">
-          <v:rect id="_x0000_i1028" style="width:0;height:1.5pt" o:hralign="center" o:hrstd="t" o:hr="t" fillcolor="#a0a0a0" stroked="f"/>
-        </w:pict>
-      </w:r>
-    </w:p>
-    <w:p>
-      <w:pPr>
-        <w:rPr>
-          <w:b/>
-          <w:bCs/>
-        </w:rPr>
-      </w:pPr>
-      <w:r>
-        <w:rPr>
-          <w:b/>
-          <w:bCs/>
-        </w:rPr>
-        <w:t>3. Servlet Resolution</w:t>
-      </w:r>
-    </w:p>
-    <w:p>
-      <w:r>
-        <w:t>Sling decides which servlet should handle a request.</w:t>
-      </w:r>
-    </w:p>
-    <w:p>
-      <w:r>
-        <w:t>Example:</w:t>
-      </w:r>
-    </w:p>
-    <w:p>
-      <w:r>
-        <w:t>/bin/</w:t>
-      </w:r>
-      <w:proofErr w:type="spellStart"/>
-      <w:r>
-        <w:t>myservice</w:t>
-      </w:r>
-      <w:proofErr w:type="spellEnd"/>
-    </w:p>
-    <w:p>
-      <w:r>
-        <w:t>Sling checks:</w:t>
-      </w:r>
-    </w:p>
-    <w:p>
-      <w:pPr>
-        <w:numPr>
-          <w:ilvl w:val="0"/>
-          <w:numId w:val="3"/>
-        </w:numPr>
-      </w:pPr>
-      <w:r>
-        <w:t xml:space="preserve">Resource type </w:t>
-      </w:r>
-    </w:p>
-    <w:p>
-      <w:pPr>
-        <w:numPr>
-          <w:ilvl w:val="0"/>
-          <w:numId w:val="3"/>
-        </w:numPr>
-      </w:pPr>
-      <w:r>
-        <w:t xml:space="preserve">Selectors </w:t>
-      </w:r>
-    </w:p>
-    <w:p>
-      <w:pPr>
-        <w:numPr>
-          <w:ilvl w:val="0"/>
-          <w:numId w:val="3"/>
-        </w:numPr>
-      </w:pPr>
-      <w:r>
-        <w:t xml:space="preserve">Extensions </w:t>
-      </w:r>
-    </w:p>
-    <w:p>
-      <w:pPr>
-        <w:numPr>
-          <w:ilvl w:val="0"/>
-          <w:numId w:val="3"/>
-        </w:numPr>
-      </w:pPr>
-      <w:r>
-        <w:t xml:space="preserve">HTTP methods </w:t>
-      </w:r>
-    </w:p>
-    <w:p>
-      <w:r>
-        <w:t>and invokes the matching servlet.</w:t>
-      </w:r>
-    </w:p>
-    <w:p>
-      <w:r>
-        <w:pict w14:anchorId="58E0D70A">
-          <v:rect id="_x0000_i1029" style="width:0;height:1.5pt" o:hralign="center" o:hrstd="t" o:hr="t" fillcolor="#a0a0a0" stroked="f"/>
-        </w:pict>
-      </w:r>
-    </w:p>
-    <w:p>
-      <w:pPr>
-        <w:rPr>
-          <w:b/>
-          <w:bCs/>
-        </w:rPr>
-      </w:pPr>
-      <w:r>
-        <w:rPr>
-          <w:b/>
-          <w:bCs/>
-        </w:rPr>
-        <w:t>2. JCR in AEM</w:t>
-      </w:r>
-    </w:p>
-    <w:p>
-      <w:pPr>
-        <w:rPr>
-          <w:b/>
-          <w:bCs/>
-        </w:rPr>
-      </w:pPr>
-      <w:r>
-        <w:rPr>
-          <w:b/>
-          <w:bCs/>
-        </w:rPr>
-        <w:t>What is JCR?</w:t>
-      </w:r>
-    </w:p>
-    <w:p>
-      <w:r>
-        <w:t>JCR stands for:</w:t>
-      </w:r>
-    </w:p>
-    <w:p>
-      <w:r>
-        <w:lastRenderedPageBreak/>
-        <w:t>Java Content Repository</w:t>
-      </w:r>
-    </w:p>
-    <w:p>
-      <w:r>
-        <w:t>It is a standard API specification for storing hierarchical content.</w:t>
-      </w:r>
-    </w:p>
-    <w:p>
-      <w:r>
-        <w:t>AEM stores:</w:t>
-      </w:r>
-    </w:p>
-    <w:p>
-      <w:pPr>
-        <w:numPr>
-          <w:ilvl w:val="0"/>
-          <w:numId w:val="4"/>
-        </w:numPr>
-      </w:pPr>
-      <w:r>
-        <w:t xml:space="preserve">Pages </w:t>
-      </w:r>
-    </w:p>
-    <w:p>
-      <w:pPr>
-        <w:numPr>
-          <w:ilvl w:val="0"/>
-          <w:numId w:val="4"/>
-        </w:numPr>
-      </w:pPr>
-      <w:r>
-        <w:t xml:space="preserve">Components </w:t>
-      </w:r>
-    </w:p>
-    <w:p>
-      <w:pPr>
-        <w:numPr>
-          <w:ilvl w:val="0"/>
-          <w:numId w:val="4"/>
-        </w:numPr>
-      </w:pPr>
-      <w:r>
-        <w:t xml:space="preserve">Assets </w:t>
-      </w:r>
-    </w:p>
-    <w:p>
-      <w:pPr>
-        <w:numPr>
-          <w:ilvl w:val="0"/>
-          <w:numId w:val="4"/>
-        </w:numPr>
-      </w:pPr>
-      <w:r>
-        <w:t xml:space="preserve">Templates </w:t>
-      </w:r>
-    </w:p>
-    <w:p>
-      <w:pPr>
-        <w:numPr>
-          <w:ilvl w:val="0"/>
-          <w:numId w:val="4"/>
-        </w:numPr>
-      </w:pPr>
-      <w:r>
-        <w:t xml:space="preserve">Tags </w:t>
-      </w:r>
-    </w:p>
-    <w:p>
-      <w:pPr>
-        <w:numPr>
-          <w:ilvl w:val="0"/>
-          <w:numId w:val="4"/>
-        </w:numPr>
-      </w:pPr>
-      <w:r>
-        <w:t xml:space="preserve">Users </w:t>
-      </w:r>
-    </w:p>
-    <w:p>
-      <w:pPr>
-        <w:numPr>
-          <w:ilvl w:val="0"/>
-          <w:numId w:val="4"/>
-        </w:numPr>
-      </w:pPr>
-      <w:r>
-        <w:t xml:space="preserve">Configurations </w:t>
-      </w:r>
-    </w:p>
-    <w:p>
-      <w:r>
-        <w:t>inside JCR.</w:t>
-      </w:r>
-    </w:p>
-    <w:p>
-      <w:r>
-        <w:pict w14:anchorId="44A68016">
-          <v:rect id="_x0000_i1030" style="width:0;height:1.5pt" o:hralign="center" o:hrstd="t" o:hr="t" fillcolor="#a0a0a0" stroked="f"/>
-        </w:pict>
-      </w:r>
-    </w:p>
-    <w:p>
-      <w:pPr>
-        <w:rPr>
-          <w:b/>
-          <w:bCs/>
-        </w:rPr>
-      </w:pPr>
-      <w:r>
-        <w:rPr>
-          <w:b/>
-          <w:bCs/>
-        </w:rPr>
-        <w:t>JCR Structure Example</w:t>
-      </w:r>
-    </w:p>
-    <w:p>
-      <w:r>
-        <w:t>/</w:t>
-      </w:r>
-      <w:proofErr w:type="gramStart"/>
-      <w:r>
-        <w:t>content</w:t>
-      </w:r>
-      <w:proofErr w:type="gramEnd"/>
-    </w:p>
-    <w:p>
-      <w:r>
-        <w:t xml:space="preserve">   |</w:t>
-      </w:r>
-    </w:p>
-    <w:p>
-      <w:r>
-        <w:t xml:space="preserve">   company</w:t>
-      </w:r>
-    </w:p>
-    <w:p>
-      <w:r>
-        <w:t xml:space="preserve">       |</w:t>
-      </w:r>
-    </w:p>
-    <w:p>
-      <w:r>
-        <w:t xml:space="preserve">       </w:t>
-      </w:r>
-      <w:proofErr w:type="spellStart"/>
-      <w:r>
-        <w:t>en</w:t>
-      </w:r>
-      <w:proofErr w:type="spellEnd"/>
-    </w:p>
-    <w:p>
-      <w:r>
-        <w:t xml:space="preserve">          |</w:t>
-      </w:r>
-    </w:p>
-    <w:p>
-      <w:r>
-        <w:t xml:space="preserve">          home</w:t>
-      </w:r>
-    </w:p>
-    <w:p>
-      <w:r>
-        <w:t xml:space="preserve">             |</w:t>
-      </w:r>
-    </w:p>
-    <w:p>
-      <w:r>
-        <w:t xml:space="preserve">             </w:t>
-      </w:r>
-      <w:proofErr w:type="spellStart"/>
-      <w:proofErr w:type="gramStart"/>
-      <w:r>
-        <w:t>jcr:content</w:t>
-      </w:r>
-      <w:proofErr w:type="spellEnd"/>
-      <w:proofErr w:type="gramEnd"/>
-    </w:p>
-    <w:p>
-      <w:r>
-        <w:t xml:space="preserve">                  |</w:t>
-      </w:r>
-    </w:p>
-    <w:p>
-      <w:r>
-        <w:t xml:space="preserve">                  title = "Home Page"</w:t>
-      </w:r>
-    </w:p>
-    <w:p>
-      <w:r>
-        <w:t xml:space="preserve">                  </w:t>
-      </w:r>
-      <w:proofErr w:type="spellStart"/>
-      <w:proofErr w:type="gramStart"/>
-      <w:r>
-        <w:t>sling:resourceType</w:t>
-      </w:r>
-      <w:proofErr w:type="spellEnd"/>
-      <w:proofErr w:type="gramEnd"/>
-      <w:r>
-        <w:t xml:space="preserve"> =</w:t>
-      </w:r>
-    </w:p>
-    <w:p>
-      <w:r>
-        <w:t xml:space="preserve">                  company/components/page</w:t>
-      </w:r>
-    </w:p>
-    <w:p>
-      <w:r>
-        <w:pict w14:anchorId="428CA395">
-          <v:rect id="_x0000_i1031" style="width:0;height:1.5pt" o:hralign="center" o:hrstd="t" o:hr="t" fillcolor="#a0a0a0" stroked="f"/>
-        </w:pict>
-      </w:r>
-    </w:p>
-    <w:p>
-      <w:pPr>
-        <w:rPr>
-          <w:b/>
-          <w:bCs/>
-        </w:rPr>
-      </w:pPr>
-      <w:r>
-        <w:rPr>
-          <w:b/>
-          <w:bCs/>
-        </w:rPr>
-        <w:t>Important JCR Concepts</w:t>
-      </w:r>
-    </w:p>
-    <w:p>
-      <w:pPr>
-        <w:rPr>
-          <w:b/>
-          <w:bCs/>
-        </w:rPr>
-      </w:pPr>
-      <w:r>
-        <w:rPr>
-          <w:b/>
-          <w:bCs/>
-        </w:rPr>
-        <w:t>Node</w:t>
-      </w:r>
-    </w:p>
-    <w:p>
-      <w:r>
-        <w:t>A container for content.</w:t>
-      </w:r>
-    </w:p>
-    <w:p>
-      <w:r>
-        <w:t>Example:</w:t>
-      </w:r>
-    </w:p>
-    <w:p>
-      <w:r>
-        <w:t>home</w:t>
-      </w:r>
-    </w:p>
-    <w:p>
-      <w:r>
-        <w:pict w14:anchorId="286C71EF">
-          <v:rect id="_x0000_i1032" style="width:0;height:1.5pt" o:hralign="center" o:hrstd="t" o:hr="t" fillcolor="#a0a0a0" stroked="f"/>
-        </w:pict>
-      </w:r>
-    </w:p>
-    <w:p>
-      <w:pPr>
-        <w:rPr>
-          <w:b/>
-          <w:bCs/>
-        </w:rPr>
-      </w:pPr>
-      <w:r>
-        <w:rPr>
-          <w:b/>
-          <w:bCs/>
-        </w:rPr>
-        <w:t>Property</w:t>
-      </w:r>
-    </w:p>
-    <w:p>
-      <w:r>
-        <w:lastRenderedPageBreak/>
-        <w:t>Stores values.</w:t>
-      </w:r>
-    </w:p>
-    <w:p>
-      <w:r>
-        <w:t>Example:</w:t>
-      </w:r>
-    </w:p>
-    <w:p>
-      <w:r>
-        <w:t>title = Home Page</w:t>
-      </w:r>
-    </w:p>
-    <w:p>
-      <w:r>
-        <w:pict w14:anchorId="635B9964">
-          <v:rect id="_x0000_i1033" style="width:0;height:1.5pt" o:hralign="center" o:hrstd="t" o:hr="t" fillcolor="#a0a0a0" stroked="f"/>
-        </w:pict>
-      </w:r>
-    </w:p>
-    <w:p>
-      <w:pPr>
-        <w:rPr>
-          <w:b/>
-          <w:bCs/>
-        </w:rPr>
-      </w:pPr>
-      <w:r>
-        <w:rPr>
-          <w:b/>
-          <w:bCs/>
-        </w:rPr>
-        <w:t>Session</w:t>
-      </w:r>
-    </w:p>
-    <w:p>
-      <w:r>
-        <w:t>Represents authenticated access to repository.</w:t>
-      </w:r>
-    </w:p>
-    <w:p>
-      <w:r>
-        <w:t>Example:</w:t>
-      </w:r>
-    </w:p>
-    <w:p>
-      <w:r>
-        <w:t xml:space="preserve">Session </w:t>
-      </w:r>
-      <w:proofErr w:type="spellStart"/>
-      <w:r>
-        <w:t>session</w:t>
-      </w:r>
-      <w:proofErr w:type="spellEnd"/>
-      <w:r>
-        <w:t xml:space="preserve"> = </w:t>
-      </w:r>
-      <w:proofErr w:type="spellStart"/>
-      <w:r>
-        <w:t>resourceResolver.adaptTo</w:t>
-      </w:r>
-      <w:proofErr w:type="spellEnd"/>
-      <w:r>
-        <w:t>(</w:t>
-      </w:r>
-      <w:proofErr w:type="spellStart"/>
-      <w:r>
-        <w:t>Session.class</w:t>
-      </w:r>
-      <w:proofErr w:type="spellEnd"/>
-      <w:r>
-        <w:t>);</w:t>
-      </w:r>
-    </w:p>
-    <w:p>
-      <w:r>
-        <w:pict w14:anchorId="4C187AAD">
-          <v:rect id="_x0000_i1034" style="width:0;height:1.5pt" o:hralign="center" o:hrstd="t" o:hr="t" fillcolor="#a0a0a0" stroked="f"/>
-        </w:pict>
-      </w:r>
-    </w:p>
-    <w:p>
-      <w:pPr>
-        <w:rPr>
-          <w:b/>
-          <w:bCs/>
-        </w:rPr>
-      </w:pPr>
-      <w:proofErr w:type="spellStart"/>
-      <w:r>
-        <w:rPr>
-          <w:b/>
-          <w:bCs/>
-        </w:rPr>
-        <w:t>ResourceResolver</w:t>
-      </w:r>
-      <w:proofErr w:type="spellEnd"/>
-    </w:p>
-    <w:p>
-      <w:r>
-        <w:t>Recommended API for accessing resources.</w:t>
-      </w:r>
-    </w:p>
-    <w:p>
-      <w:r>
-        <w:t>Example:</w:t>
-      </w:r>
-    </w:p>
-    <w:p>
-      <w:r>
-        <w:t xml:space="preserve">Resource </w:t>
-      </w:r>
-      <w:proofErr w:type="spellStart"/>
-      <w:r>
-        <w:t>resource</w:t>
-      </w:r>
-      <w:proofErr w:type="spellEnd"/>
-      <w:r>
-        <w:t xml:space="preserve"> =</w:t>
-      </w:r>
-    </w:p>
-    <w:p>
-      <w:proofErr w:type="spellStart"/>
-      <w:r>
-        <w:t>resourceResolver.getResource</w:t>
-      </w:r>
-      <w:proofErr w:type="spellEnd"/>
-      <w:r>
-        <w:t>("/content/site/home");</w:t>
-      </w:r>
-    </w:p>
-    <w:p>
-      <w:r>
-        <w:pict w14:anchorId="62272785">
-          <v:rect id="_x0000_i1035" style="width:0;height:1.5pt" o:hralign="center" o:hrstd="t" o:hr="t" fillcolor="#a0a0a0" stroked="f"/>
-        </w:pict>
-      </w:r>
-    </w:p>
-    <w:p>
-      <w:pPr>
-        <w:rPr>
-          <w:b/>
-          <w:bCs/>
-        </w:rPr>
-      </w:pPr>
-      <w:r>
-        <w:rPr>
-          <w:b/>
-          <w:bCs/>
-        </w:rPr>
-        <w:t>3. Oak in AEM</w:t>
-      </w:r>
-    </w:p>
-    <w:p>
-      <w:pPr>
-        <w:rPr>
-          <w:b/>
-          <w:bCs/>
-        </w:rPr>
-      </w:pPr>
-      <w:r>
-        <w:rPr>
-          <w:b/>
-          <w:bCs/>
-        </w:rPr>
-        <w:t>What is Oak?</w:t>
-      </w:r>
-    </w:p>
-    <w:p>
-      <w:r>
-        <w:t>Apache Jackrabbit Oak is the repository implementation used by AEM.</w:t>
-      </w:r>
-    </w:p>
-    <w:p>
-      <w:r>
-        <w:t>JCR defines the rules.</w:t>
-      </w:r>
-    </w:p>
-    <w:p>
-      <w:r>
-        <w:t>Oak provides the actual implementation.</w:t>
-      </w:r>
-    </w:p>
-    <w:p>
-      <w:r>
-        <w:t>Relationship:</w:t>
-      </w:r>
-    </w:p>
-    <w:p>
-      <w:r>
-        <w:t>JCR</w:t>
-      </w:r>
-    </w:p>
-    <w:p>
-      <w:r>
-        <w:t xml:space="preserve"> |</w:t>
-      </w:r>
-    </w:p>
-    <w:p>
-      <w:r>
-        <w:t xml:space="preserve"> | (Specification)</w:t>
-      </w:r>
-    </w:p>
-    <w:p>
-      <w:r>
-        <w:t xml:space="preserve"> |</w:t>
-      </w:r>
-    </w:p>
-    <w:p>
-      <w:r>
-        <w:t>Oak</w:t>
-      </w:r>
-    </w:p>
-    <w:p>
-      <w:r>
-        <w:t xml:space="preserve"> |</w:t>
-      </w:r>
-    </w:p>
-    <w:p>
-      <w:r>
-        <w:t xml:space="preserve"> | (Implementation)</w:t>
-      </w:r>
-    </w:p>
-    <w:p>
-      <w:r>
-        <w:t xml:space="preserve"> |</w:t>
-      </w:r>
-    </w:p>
-    <w:p>
-      <w:r>
-        <w:t>AEM Repository</w:t>
-      </w:r>
-    </w:p>
-    <w:p>
-      <w:r>
-        <w:pict w14:anchorId="13241002">
-          <v:rect id="_x0000_i1036" style="width:0;height:1.5pt" o:hralign="center" o:hrstd="t" o:hr="t" fillcolor="#a0a0a0" stroked="f"/>
-        </w:pict>
-      </w:r>
-    </w:p>
-    <w:p>
-      <w:pPr>
-        <w:rPr>
-          <w:b/>
-          <w:bCs/>
-        </w:rPr>
-      </w:pPr>
-      <w:r>
-        <w:rPr>
-          <w:b/>
-          <w:bCs/>
-        </w:rPr>
-        <w:t>Oak Responsibilities</w:t>
-      </w:r>
-    </w:p>
-    <w:p>
-      <w:pPr>
-        <w:rPr>
-          <w:b/>
-          <w:bCs/>
-        </w:rPr>
-      </w:pPr>
-      <w:r>
-        <w:rPr>
-          <w:b/>
-          <w:bCs/>
-        </w:rPr>
-        <w:t>1. Data Storage</w:t>
-      </w:r>
-    </w:p>
-    <w:p>
-      <w:r>
-        <w:t>Stores:</w:t>
-      </w:r>
-    </w:p>
-    <w:p>
-      <w:pPr>
-        <w:numPr>
-          <w:ilvl w:val="0"/>
-          <w:numId w:val="5"/>
-        </w:numPr>
-      </w:pPr>
-      <w:r>
-        <w:lastRenderedPageBreak/>
-        <w:t xml:space="preserve">Pages </w:t>
-      </w:r>
-    </w:p>
-    <w:p>
-      <w:pPr>
-        <w:numPr>
-          <w:ilvl w:val="0"/>
-          <w:numId w:val="5"/>
-        </w:numPr>
-      </w:pPr>
-      <w:r>
-        <w:t xml:space="preserve">Assets </w:t>
-      </w:r>
-    </w:p>
-    <w:p>
-      <w:pPr>
-        <w:numPr>
-          <w:ilvl w:val="0"/>
-          <w:numId w:val="5"/>
-        </w:numPr>
-      </w:pPr>
-      <w:r>
-        <w:t xml:space="preserve">Content </w:t>
-      </w:r>
-    </w:p>
-    <w:p>
-      <w:r>
-        <w:pict w14:anchorId="6986C569">
-          <v:rect id="_x0000_i1037" style="width:0;height:1.5pt" o:hralign="center" o:hrstd="t" o:hr="t" fillcolor="#a0a0a0" stroked="f"/>
-        </w:pict>
-      </w:r>
-    </w:p>
-    <w:p>
-      <w:pPr>
-        <w:rPr>
-          <w:b/>
-          <w:bCs/>
-        </w:rPr>
-      </w:pPr>
-      <w:r>
-        <w:rPr>
-          <w:b/>
-          <w:bCs/>
-        </w:rPr>
-        <w:t>2. Query Processing</w:t>
-      </w:r>
-    </w:p>
-    <w:p>
-      <w:r>
-        <w:t>Example:</w:t>
-      </w:r>
-    </w:p>
-    <w:p>
-      <w:r>
-        <w:t>SELECT * FROM [</w:t>
-      </w:r>
-      <w:proofErr w:type="spellStart"/>
-      <w:proofErr w:type="gramStart"/>
-      <w:r>
-        <w:t>cq:Page</w:t>
-      </w:r>
-      <w:proofErr w:type="spellEnd"/>
-      <w:proofErr w:type="gramEnd"/>
-      <w:r>
-        <w:t>]</w:t>
-      </w:r>
-    </w:p>
-    <w:p>
-      <w:r>
-        <w:t>Oak executes this query.</w:t>
-      </w:r>
-    </w:p>
-    <w:p>
-      <w:r>
-        <w:pict w14:anchorId="72503F2F">
-          <v:rect id="_x0000_i1038" style="width:0;height:1.5pt" o:hralign="center" o:hrstd="t" o:hr="t" fillcolor="#a0a0a0" stroked="f"/>
-        </w:pict>
-      </w:r>
-    </w:p>
-    <w:p>
-      <w:pPr>
-        <w:rPr>
-          <w:b/>
-          <w:bCs/>
-        </w:rPr>
-      </w:pPr>
-      <w:r>
-        <w:rPr>
-          <w:b/>
-          <w:bCs/>
-        </w:rPr>
-        <w:t>3. Index Management</w:t>
-      </w:r>
-    </w:p>
-    <w:p>
-      <w:r>
-        <w:t>Indexes improve search performance.</w:t>
-      </w:r>
-    </w:p>
-    <w:p>
-      <w:r>
-        <w:t>Example:</w:t>
-      </w:r>
-    </w:p>
-    <w:p>
-      <w:r>
-        <w:t>Without index:</w:t>
-      </w:r>
-    </w:p>
-    <w:p>
-      <w:r>
-        <w:t>Query</w:t>
-      </w:r>
-    </w:p>
-    <w:p>
-      <w:r>
-        <w:t xml:space="preserve"> |</w:t>
-      </w:r>
-    </w:p>
-    <w:p>
-      <w:r>
-        <w:t>Scan millions of nodes</w:t>
-      </w:r>
-    </w:p>
-    <w:p>
-      <w:r>
-        <w:t xml:space="preserve"> |</w:t>
-      </w:r>
-    </w:p>
-    <w:p>
-      <w:r>
-        <w:t>Slow response</w:t>
-      </w:r>
-    </w:p>
-    <w:p>
-      <w:r>
-        <w:t>With index:</w:t>
-      </w:r>
-    </w:p>
-    <w:p>
-      <w:r>
-        <w:t>Query</w:t>
-      </w:r>
-    </w:p>
-    <w:p>
-      <w:r>
-        <w:t xml:space="preserve"> |</w:t>
-      </w:r>
-    </w:p>
-    <w:p>
-      <w:r>
-        <w:t>Oak Index</w:t>
-      </w:r>
-    </w:p>
-    <w:p>
-      <w:r>
-        <w:t xml:space="preserve"> |</w:t>
-      </w:r>
-    </w:p>
-    <w:p>
-      <w:r>
-        <w:t>Fast response</w:t>
-      </w:r>
-    </w:p>
-    <w:p>
-      <w:r>
-        <w:pict w14:anchorId="0B94D973">
-          <v:rect id="_x0000_i1039" style="width:0;height:1.5pt" o:hralign="center" o:hrstd="t" o:hr="t" fillcolor="#a0a0a0" stroked="f"/>
-        </w:pict>
-      </w:r>
-    </w:p>
-    <w:p>
-      <w:pPr>
-        <w:rPr>
-          <w:b/>
-          <w:bCs/>
-        </w:rPr>
-      </w:pPr>
-      <w:r>
-        <w:rPr>
-          <w:b/>
-          <w:bCs/>
-        </w:rPr>
-        <w:t>Oak Index Example</w:t>
-      </w:r>
-    </w:p>
-    <w:p>
-      <w:r>
-        <w:t>Suppose you search:</w:t>
-      </w:r>
-    </w:p>
-    <w:p>
-      <w:r>
-        <w:t>Find all pages where category="product"</w:t>
-      </w:r>
-    </w:p>
-    <w:p>
-      <w:r>
-        <w:t>Oak index helps find results faster.</w:t>
-      </w:r>
-    </w:p>
-    <w:p>
-      <w:r>
-        <w:pict w14:anchorId="6866CF7D">
-          <v:rect id="_x0000_i1040" style="width:0;height:1.5pt" o:hralign="center" o:hrstd="t" o:hr="t" fillcolor="#a0a0a0" stroked="f"/>
-        </w:pict>
-      </w:r>
-    </w:p>
-    <w:p>
-      <w:pPr>
-        <w:rPr>
-          <w:b/>
-          <w:bCs/>
-        </w:rPr>
-      </w:pPr>
-      <w:r>
-        <w:rPr>
-          <w:b/>
-          <w:bCs/>
-        </w:rPr>
-        <w:t>4. OSGi in AEM</w:t>
-      </w:r>
-    </w:p>
-    <w:p>
-      <w:pPr>
-        <w:rPr>
-          <w:b/>
-          <w:bCs/>
-        </w:rPr>
-      </w:pPr>
-      <w:r>
-        <w:rPr>
-          <w:b/>
-          <w:bCs/>
-        </w:rPr>
-        <w:t>What is OSGi?</w:t>
-      </w:r>
-    </w:p>
-    <w:p>
-      <w:r>
-        <w:t>OSGi is a modular Java runtime framework.</w:t>
-      </w:r>
-    </w:p>
-    <w:p>
-      <w:r>
-        <w:t>It manages:</w:t>
-      </w:r>
-    </w:p>
-    <w:p>
-      <w:pPr>
-        <w:numPr>
-          <w:ilvl w:val="0"/>
-          <w:numId w:val="6"/>
-        </w:numPr>
-      </w:pPr>
-      <w:r>
-        <w:lastRenderedPageBreak/>
-        <w:t xml:space="preserve">Bundles </w:t>
-      </w:r>
-    </w:p>
-    <w:p>
-      <w:pPr>
-        <w:numPr>
-          <w:ilvl w:val="0"/>
-          <w:numId w:val="6"/>
-        </w:numPr>
-      </w:pPr>
-      <w:r>
-        <w:t xml:space="preserve">Services </w:t>
-      </w:r>
-    </w:p>
-    <w:p>
-      <w:pPr>
-        <w:numPr>
-          <w:ilvl w:val="0"/>
-          <w:numId w:val="6"/>
-        </w:numPr>
-      </w:pPr>
-      <w:r>
-        <w:t xml:space="preserve">Configurations </w:t>
-      </w:r>
-    </w:p>
-    <w:p>
-      <w:pPr>
-        <w:numPr>
-          <w:ilvl w:val="0"/>
-          <w:numId w:val="6"/>
-        </w:numPr>
-      </w:pPr>
-      <w:r>
-        <w:t xml:space="preserve">Dependencies </w:t>
-      </w:r>
-    </w:p>
-    <w:p>
-      <w:r>
-        <w:pict w14:anchorId="4B32EFE3">
-          <v:rect id="_x0000_i1041" style="width:0;height:1.5pt" o:hralign="center" o:hrstd="t" o:hr="t" fillcolor="#a0a0a0" stroked="f"/>
-        </w:pict>
-      </w:r>
-    </w:p>
-    <w:p>
-      <w:pPr>
-        <w:rPr>
-          <w:b/>
-          <w:bCs/>
-        </w:rPr>
-      </w:pPr>
-      <w:r>
-        <w:rPr>
-          <w:b/>
-          <w:bCs/>
-        </w:rPr>
-        <w:t>OSGi Architecture</w:t>
-      </w:r>
-    </w:p>
-    <w:p>
-      <w:r>
-        <w:t>AEM Application</w:t>
-      </w:r>
-    </w:p>
-    <w:p/>
-    <w:p>
-      <w:r>
-        <w:t xml:space="preserve">       |</w:t>
-      </w:r>
-    </w:p>
-    <w:p>
-      <w:r>
-        <w:t xml:space="preserve">       v</w:t>
-      </w:r>
-    </w:p>
-    <w:p/>
-    <w:p>
-      <w:r>
-        <w:t>+----------------+</w:t>
-      </w:r>
-    </w:p>
-    <w:p>
-      <w:r>
-        <w:t>| OSGi Container |</w:t>
-      </w:r>
-    </w:p>
-    <w:p>
-      <w:r>
-        <w:t>+----------------+</w:t>
-      </w:r>
-    </w:p>
-    <w:p/>
-    <w:p>
-      <w:r>
-        <w:t xml:space="preserve">       |</w:t>
-      </w:r>
-    </w:p>
-    <w:p>
-      <w:r>
-        <w:t xml:space="preserve">       |</w:t>
-      </w:r>
-    </w:p>
-    <w:p>
-      <w:r>
-        <w:t>+------+-------+</w:t>
-      </w:r>
-    </w:p>
-    <w:p>
-      <w:r>
-        <w:t>|              |</w:t>
-      </w:r>
-    </w:p>
-    <w:p>
-      <w:r>
-        <w:t xml:space="preserve">v              </w:t>
-      </w:r>
-      <w:proofErr w:type="spellStart"/>
-      <w:r>
-        <w:t>v</w:t>
-      </w:r>
-      <w:proofErr w:type="spellEnd"/>
-    </w:p>
-    <w:p/>
-    <w:p>
-      <w:r>
-        <w:t>Bundle       Service</w:t>
-      </w:r>
-    </w:p>
-    <w:p/>
-    <w:p>
-      <w:r>
-        <w:t>Servlet      Sling Model</w:t>
-      </w:r>
-    </w:p>
-    <w:p>
-      <w:r>
-        <w:pict w14:anchorId="7C29AC81">
-          <v:rect id="_x0000_i1042" style="width:0;height:1.5pt" o:hralign="center" o:hrstd="t" o:hr="t" fillcolor="#a0a0a0" stroked="f"/>
-        </w:pict>
-      </w:r>
-    </w:p>
-    <w:p>
-      <w:pPr>
-        <w:rPr>
-          <w:b/>
-          <w:bCs/>
-        </w:rPr>
-      </w:pPr>
-      <w:r>
-        <w:rPr>
-          <w:b/>
-          <w:bCs/>
-        </w:rPr>
-        <w:t>OSGi Bundle</w:t>
-      </w:r>
-    </w:p>
-    <w:p>
-      <w:r>
-        <w:t>A bundle is a deployable JAR file.</w:t>
-      </w:r>
-    </w:p>
-    <w:p>
-      <w:r>
-        <w:t>Example:</w:t>
-      </w:r>
-    </w:p>
-    <w:p>
-      <w:r>
-        <w:t>myproject.core-1.0.jar</w:t>
-      </w:r>
-    </w:p>
-    <w:p>
-      <w:r>
-        <w:t>Contains:</w:t>
-      </w:r>
-    </w:p>
-    <w:p>
-      <w:pPr>
-        <w:numPr>
-          <w:ilvl w:val="0"/>
-          <w:numId w:val="7"/>
-        </w:numPr>
-      </w:pPr>
-      <w:r>
-        <w:t xml:space="preserve">Servlets </w:t>
-      </w:r>
-    </w:p>
-    <w:p>
-      <w:pPr>
-        <w:numPr>
-          <w:ilvl w:val="0"/>
-          <w:numId w:val="7"/>
-        </w:numPr>
-      </w:pPr>
-      <w:r>
-        <w:t xml:space="preserve">Models </w:t>
-      </w:r>
-    </w:p>
-    <w:p>
-      <w:pPr>
-        <w:numPr>
-          <w:ilvl w:val="0"/>
-          <w:numId w:val="7"/>
-        </w:numPr>
-      </w:pPr>
-      <w:r>
-        <w:t xml:space="preserve">Services </w:t>
-      </w:r>
-    </w:p>
-    <w:p>
-      <w:r>
-        <w:pict w14:anchorId="65CBD748">
-          <v:rect id="_x0000_i1043" style="width:0;height:1.5pt" o:hralign="center" o:hrstd="t" o:hr="t" fillcolor="#a0a0a0" stroked="f"/>
-        </w:pict>
-      </w:r>
-    </w:p>
-    <w:p>
-      <w:pPr>
-        <w:rPr>
-          <w:b/>
-          <w:bCs/>
-        </w:rPr>
-      </w:pPr>
-      <w:r>
-        <w:rPr>
-          <w:b/>
-          <w:bCs/>
-        </w:rPr>
-        <w:lastRenderedPageBreak/>
-        <w:t>OSGi Service Example</w:t>
-      </w:r>
-    </w:p>
-    <w:p>
-      <w:r>
-        <w:t>Example:</w:t>
-      </w:r>
-    </w:p>
-    <w:p>
-      <w:r>
-        <w:t>A service calculates prices.</w:t>
-      </w:r>
-    </w:p>
-    <w:p>
-      <w:r>
-        <w:t>Servlet</w:t>
-      </w:r>
-    </w:p>
-    <w:p>
-      <w:r>
-        <w:t xml:space="preserve"> |</w:t>
-      </w:r>
-    </w:p>
-    <w:p>
-      <w:r>
-        <w:t>Calls</w:t>
-      </w:r>
-    </w:p>
-    <w:p>
-      <w:r>
-        <w:t xml:space="preserve"> |</w:t>
-      </w:r>
-    </w:p>
-    <w:p>
-      <w:r>
-        <w:t>Price Service</w:t>
-      </w:r>
-    </w:p>
-    <w:p>
-      <w:r>
-        <w:t xml:space="preserve"> |</w:t>
-      </w:r>
-    </w:p>
-    <w:p>
-      <w:r>
-        <w:t>Returns Result</w:t>
-      </w:r>
-    </w:p>
-    <w:p>
-      <w:r>
-        <w:pict w14:anchorId="580EE043">
-          <v:rect id="_x0000_i1044" style="width:0;height:1.5pt" o:hralign="center" o:hrstd="t" o:hr="t" fillcolor="#a0a0a0" stroked="f"/>
-        </w:pict>
-      </w:r>
-    </w:p>
-    <w:p>
-      <w:r>
-        <w:pict w14:anchorId="4DBE54E3">
-          <v:rect id="_x0000_i1045" style="width:0;height:1.5pt" o:hralign="center" o:hrstd="t" o:hr="t" fillcolor="#a0a0a0" stroked="f"/>
-        </w:pict>
-      </w:r>
-    </w:p>
-    <w:p>
-      <w:pPr>
-        <w:rPr>
-          <w:b/>
-          <w:bCs/>
-        </w:rPr>
-      </w:pPr>
-      <w:r>
-        <w:rPr>
-          <w:b/>
-          <w:bCs/>
-        </w:rPr>
-        <w:t>4. Step-by-Step Flow</w:t>
-      </w:r>
-    </w:p>
-    <w:p>
-      <w:pPr>
-        <w:rPr>
-          <w:b/>
-          <w:bCs/>
-        </w:rPr>
-      </w:pPr>
-      <w:r>
-        <w:rPr>
-          <w:b/>
-          <w:bCs/>
-        </w:rPr>
-        <w:t>Step 1: User Requests Page</w:t>
-      </w:r>
-    </w:p>
-    <w:p>
-      <w:r>
-        <w:t>Example:</w:t>
-      </w:r>
-    </w:p>
-    <w:p>
-      <w:r>
-        <w:t>/content/site/home.html</w:t>
-      </w:r>
-    </w:p>
-    <w:p>
-      <w:r>
-        <w:pict w14:anchorId="19CB6D8C">
-          <v:rect id="_x0000_i1046" style="width:0;height:1.5pt" o:hralign="center" o:hrstd="t" o:hr="t" fillcolor="#a0a0a0" stroked="f"/>
-        </w:pict>
-      </w:r>
-    </w:p>
-    <w:p>
-      <w:pPr>
-        <w:rPr>
-          <w:b/>
-          <w:bCs/>
-        </w:rPr>
-      </w:pPr>
-      <w:r>
-        <w:rPr>
-          <w:b/>
-          <w:bCs/>
-        </w:rPr>
-        <w:t>Step 2: Sling Receives Request</w:t>
-      </w:r>
-    </w:p>
-    <w:p>
-      <w:r>
-        <w:t xml:space="preserve">Sling </w:t>
-      </w:r>
-      <w:proofErr w:type="spellStart"/>
-      <w:r>
-        <w:t>analyzes</w:t>
-      </w:r>
-      <w:proofErr w:type="spellEnd"/>
-      <w:r>
-        <w:t>:</w:t>
-      </w:r>
-    </w:p>
-    <w:p>
-      <w:pPr>
-        <w:numPr>
-          <w:ilvl w:val="0"/>
-          <w:numId w:val="8"/>
-        </w:numPr>
-      </w:pPr>
-      <w:r>
-        <w:t xml:space="preserve">URL </w:t>
-      </w:r>
-    </w:p>
-    <w:p>
-      <w:pPr>
-        <w:numPr>
-          <w:ilvl w:val="0"/>
-          <w:numId w:val="8"/>
-        </w:numPr>
-      </w:pPr>
-      <w:r>
-        <w:t xml:space="preserve">Extension </w:t>
-      </w:r>
-    </w:p>
-    <w:p>
-      <w:pPr>
-        <w:numPr>
-          <w:ilvl w:val="0"/>
-          <w:numId w:val="8"/>
-        </w:numPr>
-      </w:pPr>
-      <w:r>
-        <w:t xml:space="preserve">Selectors </w:t>
-      </w:r>
-    </w:p>
-    <w:p>
-      <w:pPr>
-        <w:numPr>
-          <w:ilvl w:val="0"/>
-          <w:numId w:val="8"/>
-        </w:numPr>
-      </w:pPr>
-      <w:r>
-        <w:t xml:space="preserve">Resource path </w:t>
-      </w:r>
-    </w:p>
-    <w:p>
-      <w:r>
-        <w:pict w14:anchorId="2C36489C">
-          <v:rect id="_x0000_i1047" style="width:0;height:1.5pt" o:hralign="center" o:hrstd="t" o:hr="t" fillcolor="#a0a0a0" stroked="f"/>
-        </w:pict>
-      </w:r>
-    </w:p>
-    <w:p>
-      <w:pPr>
-        <w:rPr>
-          <w:b/>
-          <w:bCs/>
-        </w:rPr>
-      </w:pPr>
-      <w:r>
-        <w:rPr>
-          <w:b/>
-          <w:bCs/>
-        </w:rPr>
-        <w:t>Step 3: Resource Resolution</w:t>
-      </w:r>
-    </w:p>
-    <w:p>
-      <w:r>
-        <w:t xml:space="preserve">Sling uses </w:t>
-      </w:r>
-      <w:proofErr w:type="spellStart"/>
-      <w:r>
-        <w:t>ResourceResolver</w:t>
-      </w:r>
-      <w:proofErr w:type="spellEnd"/>
-      <w:r>
-        <w:t>.</w:t>
-      </w:r>
-    </w:p>
-    <w:p>
-      <w:r>
-        <w:t>It finds:</w:t>
-      </w:r>
-    </w:p>
-    <w:p>
-      <w:r>
-        <w:t>/content/site/home</w:t>
-      </w:r>
-    </w:p>
-    <w:p>
-      <w:r>
-        <w:t>inside JCR.</w:t>
-      </w:r>
-    </w:p>
-    <w:p>
-      <w:r>
-        <w:pict w14:anchorId="398C5DB7">
-          <v:rect id="_x0000_i1048" style="width:0;height:1.5pt" o:hralign="center" o:hrstd="t" o:hr="t" fillcolor="#a0a0a0" stroked="f"/>
-        </w:pict>
-      </w:r>
-    </w:p>
-    <w:p>
-      <w:pPr>
-        <w:rPr>
-          <w:b/>
-          <w:bCs/>
-        </w:rPr>
-      </w:pPr>
-      <w:r>
-        <w:rPr>
-          <w:b/>
-          <w:bCs/>
-        </w:rPr>
-        <w:t>Step 4: Component Resolution</w:t>
-      </w:r>
-    </w:p>
-    <w:p>
-      <w:r>
-        <w:t>Sling reads:</w:t>
-      </w:r>
-    </w:p>
-    <w:p>
-      <w:proofErr w:type="spellStart"/>
-      <w:proofErr w:type="gramStart"/>
-      <w:r>
-        <w:t>sling:resourceType</w:t>
-      </w:r>
-      <w:proofErr w:type="spellEnd"/>
-      <w:proofErr w:type="gramEnd"/>
-    </w:p>
-    <w:p>
-      <w:r>
-        <w:t>Example:</w:t>
-      </w:r>
-    </w:p>
-    <w:p>
-      <w:proofErr w:type="spellStart"/>
-      <w:r>
-        <w:lastRenderedPageBreak/>
-        <w:t>myproject</w:t>
-      </w:r>
-      <w:proofErr w:type="spellEnd"/>
-      <w:r>
-        <w:t>/components/page</w:t>
-      </w:r>
-    </w:p>
-    <w:p>
-      <w:r>
-        <w:pict w14:anchorId="58F4158A">
-          <v:rect id="_x0000_i1049" style="width:0;height:1.5pt" o:hralign="center" o:hrstd="t" o:hr="t" fillcolor="#a0a0a0" stroked="f"/>
-        </w:pict>
-      </w:r>
-    </w:p>
-    <w:p>
-      <w:pPr>
-        <w:rPr>
-          <w:b/>
-          <w:bCs/>
-        </w:rPr>
-      </w:pPr>
-      <w:r>
-        <w:rPr>
-          <w:b/>
-          <w:bCs/>
-        </w:rPr>
-        <w:t>Step 5: Sling Model Execution</w:t>
-      </w:r>
-    </w:p>
-    <w:p>
-      <w:r>
-        <w:t>Model retrieves data.</w:t>
-      </w:r>
-    </w:p>
-    <w:p>
-      <w:r>
-        <w:t>Example:</w:t>
-      </w:r>
-    </w:p>
-    <w:p>
-      <w:r>
-        <w:t>Page Component</w:t>
-      </w:r>
-    </w:p>
-    <w:p/>
-    <w:p>
-      <w:r>
-        <w:t xml:space="preserve">      |</w:t>
-      </w:r>
-    </w:p>
-    <w:p>
-      <w:r>
-        <w:t xml:space="preserve">      v</w:t>
-      </w:r>
-    </w:p>
-    <w:p/>
-    <w:p>
-      <w:r>
-        <w:t>HomePageModel.java</w:t>
-      </w:r>
-    </w:p>
-    <w:p/>
-    <w:p>
-      <w:r>
-        <w:t xml:space="preserve">      |</w:t>
-      </w:r>
-    </w:p>
-    <w:p>
-      <w:r>
-        <w:t xml:space="preserve">      v</w:t>
-      </w:r>
-    </w:p>
-    <w:p/>
-    <w:p>
-      <w:r>
-        <w:t>JCR Content</w:t>
-      </w:r>
-    </w:p>
-    <w:p>
-      <w:r>
-        <w:pict w14:anchorId="26EB23BB">
-          <v:rect id="_x0000_i1050" style="width:0;height:1.5pt" o:hralign="center" o:hrstd="t" o:hr="t" fillcolor="#a0a0a0" stroked="f"/>
-        </w:pict>
-      </w:r>
-    </w:p>
-    <w:p>
-      <w:pPr>
-        <w:rPr>
-          <w:b/>
-          <w:bCs/>
-        </w:rPr>
-      </w:pPr>
-      <w:r>
-        <w:rPr>
-          <w:b/>
-          <w:bCs/>
-        </w:rPr>
-        <w:t>Step 6: HTL Rendering</w:t>
-      </w:r>
-    </w:p>
-    <w:p>
-      <w:r>
-        <w:t>HTL generates HTML.</w:t>
-      </w:r>
-    </w:p>
-    <w:p>
-      <w:r>
-        <w:pict w14:anchorId="25C6732F">
-          <v:rect id="_x0000_i1051" style="width:0;height:1.5pt" o:hralign="center" o:hrstd="t" o:hr="t" fillcolor="#a0a0a0" stroked="f"/>
-        </w:pict>
-      </w:r>
-    </w:p>
-    <w:p>
-      <w:pPr>
-        <w:rPr>
-          <w:b/>
-          <w:bCs/>
-        </w:rPr>
-      </w:pPr>
-      <w:r>
-        <w:rPr>
-          <w:b/>
-          <w:bCs/>
-        </w:rPr>
-        <w:t>Step 7: Response Returned</w:t>
-      </w:r>
-    </w:p>
-    <w:p>
-      <w:r>
-        <w:t>HTML goes back to browser.</w:t>
-      </w:r>
-    </w:p>
-    <w:p>
-      <w:r>
-        <w:pict w14:anchorId="493D9908">
-          <v:rect id="_x0000_i1052" style="width:0;height:1.5pt" o:hralign="center" o:hrstd="t" o:hr="t" fillcolor="#a0a0a0" stroked="f"/>
-        </w:pict>
-      </w:r>
-    </w:p>
-    <w:p>
-      <w:pPr>
-        <w:rPr>
-          <w:b/>
-          <w:bCs/>
-        </w:rPr>
-      </w:pPr>
-      <w:r>
-        <w:rPr>
-          <w:b/>
-          <w:bCs/>
-        </w:rPr>
-        <w:t>5. Real-Time Example</w:t>
-      </w:r>
-    </w:p>
-    <w:p>
-      <w:pPr>
-        <w:rPr>
-          <w:b/>
-          <w:bCs/>
-        </w:rPr>
-      </w:pPr>
-      <w:r>
-        <w:rPr>
-          <w:b/>
-          <w:bCs/>
-        </w:rPr>
-        <w:t>Requirement</w:t>
-      </w:r>
-    </w:p>
-    <w:p>
-      <w:r>
-        <w:t>"We need to create a Product Detail page in AEM."</w:t>
-      </w:r>
-    </w:p>
-    <w:p>
-      <w:r>
-        <w:pict w14:anchorId="5B24A245">
-          <v:rect id="_x0000_i1053" style="width:0;height:1.5pt" o:hralign="center" o:hrstd="t" o:hr="t" fillcolor="#a0a0a0" stroked="f"/>
-        </w:pict>
-      </w:r>
-    </w:p>
-    <w:p>
-      <w:pPr>
-        <w:rPr>
-          <w:b/>
-          <w:bCs/>
-        </w:rPr>
-      </w:pPr>
-      <w:r>
-        <w:rPr>
-          <w:b/>
-          <w:bCs/>
-        </w:rPr>
-        <w:t>Implementation</w:t>
-      </w:r>
-    </w:p>
-    <w:p>
-      <w:pPr>
-        <w:rPr>
-          <w:b/>
-          <w:bCs/>
-        </w:rPr>
-      </w:pPr>
-      <w:r>
-        <w:rPr>
-          <w:b/>
-          <w:bCs/>
-        </w:rPr>
-        <w:t>Sling</w:t>
-      </w:r>
-    </w:p>
-    <w:p>
-      <w:r>
-        <w:t>Handles request:</w:t>
-      </w:r>
-    </w:p>
-    <w:p>
-      <w:r>
-        <w:t>/content/products/laptop.html</w:t>
-      </w:r>
-    </w:p>
-    <w:p>
-      <w:r>
-        <w:pict w14:anchorId="27720D28">
-          <v:rect id="_x0000_i1054" style="width:0;height:1.5pt" o:hralign="center" o:hrstd="t" o:hr="t" fillcolor="#a0a0a0" stroked="f"/>
-        </w:pict>
-      </w:r>
-    </w:p>
-    <w:p>
-      <w:pPr>
-        <w:rPr>
-          <w:b/>
-          <w:bCs/>
-        </w:rPr>
-      </w:pPr>
-      <w:r>
-        <w:rPr>
-          <w:b/>
-          <w:bCs/>
-        </w:rPr>
-        <w:t>JCR</w:t>
-      </w:r>
-    </w:p>
-    <w:p>
-      <w:r>
-        <w:t>Stores:</w:t>
-      </w:r>
-    </w:p>
-    <w:p>
-      <w:r>
-        <w:lastRenderedPageBreak/>
-        <w:t>Product Name</w:t>
-      </w:r>
-    </w:p>
-    <w:p>
-      <w:r>
-        <w:t>Price</w:t>
-      </w:r>
-    </w:p>
-    <w:p>
-      <w:r>
-        <w:t>Description</w:t>
-      </w:r>
-    </w:p>
-    <w:p>
-      <w:r>
-        <w:t>Image</w:t>
-      </w:r>
-    </w:p>
-    <w:p>
-      <w:r>
-        <w:pict w14:anchorId="5D6F7412">
-          <v:rect id="_x0000_i1055" style="width:0;height:1.5pt" o:hralign="center" o:hrstd="t" o:hr="t" fillcolor="#a0a0a0" stroked="f"/>
-        </w:pict>
-      </w:r>
-    </w:p>
-    <w:p>
-      <w:pPr>
-        <w:rPr>
-          <w:b/>
-          <w:bCs/>
-        </w:rPr>
-      </w:pPr>
-      <w:r>
-        <w:rPr>
-          <w:b/>
-          <w:bCs/>
-        </w:rPr>
-        <w:t>Sling Model</w:t>
-      </w:r>
-    </w:p>
-    <w:p>
-      <w:r>
-        <w:t>Fetches product data:</w:t>
-      </w:r>
-    </w:p>
-    <w:p>
-      <w:r>
-        <w:t>ProductModel.java</w:t>
-      </w:r>
-    </w:p>
-    <w:p>
-      <w:r>
-        <w:pict w14:anchorId="17C4CDC1">
-          <v:rect id="_x0000_i1056" style="width:0;height:1.5pt" o:hralign="center" o:hrstd="t" o:hr="t" fillcolor="#a0a0a0" stroked="f"/>
-        </w:pict>
-      </w:r>
-    </w:p>
-    <w:p>
-      <w:pPr>
-        <w:rPr>
-          <w:b/>
-          <w:bCs/>
-        </w:rPr>
-      </w:pPr>
-      <w:r>
-        <w:rPr>
-          <w:b/>
-          <w:bCs/>
-        </w:rPr>
-        <w:t>HTL</w:t>
-      </w:r>
-    </w:p>
-    <w:p>
-      <w:r>
-        <w:t>Displays data:</w:t>
-      </w:r>
-    </w:p>
-    <w:p>
-      <w:r>
-        <w:t>${</w:t>
-      </w:r>
-      <w:proofErr w:type="spellStart"/>
-      <w:proofErr w:type="gramStart"/>
-      <w:r>
-        <w:t>product.title</w:t>
-      </w:r>
-      <w:proofErr w:type="spellEnd"/>
-      <w:proofErr w:type="gramEnd"/>
-      <w:r>
-        <w:t>}</w:t>
-      </w:r>
-    </w:p>
-    <w:p>
-      <w:r>
-        <w:pict w14:anchorId="74161836">
-          <v:rect id="_x0000_i1057" style="width:0;height:1.5pt" o:hralign="center" o:hrstd="t" o:hr="t" fillcolor="#a0a0a0" stroked="f"/>
-        </w:pict>
-      </w:r>
-    </w:p>
-    <w:p>
-      <w:pPr>
-        <w:rPr>
-          <w:b/>
-          <w:bCs/>
-        </w:rPr>
-      </w:pPr>
-      <w:r>
-        <w:rPr>
-          <w:b/>
-          <w:bCs/>
-        </w:rPr>
-        <w:t>OSGi</w:t>
-      </w:r>
-    </w:p>
-    <w:p>
-      <w:r>
-        <w:t>Provides services:</w:t>
-      </w:r>
-    </w:p>
-    <w:p>
-      <w:proofErr w:type="spellStart"/>
-      <w:r>
-        <w:t>ProductService</w:t>
-      </w:r>
-      <w:proofErr w:type="spellEnd"/>
-    </w:p>
-    <w:p>
-      <w:r>
-        <w:pict w14:anchorId="0EABCB2D">
-          <v:rect id="_x0000_i1058" style="width:0;height:1.5pt" o:hralign="center" o:hrstd="t" o:hr="t" fillcolor="#a0a0a0" stroked="f"/>
-        </w:pict>
-      </w:r>
-    </w:p>
-    <w:p>
-      <w:pPr>
-        <w:rPr>
-          <w:b/>
-          <w:bCs/>
-        </w:rPr>
-      </w:pPr>
-      <w:r>
-        <w:rPr>
-          <w:b/>
-          <w:bCs/>
-        </w:rPr>
-        <w:t>Oak</w:t>
-      </w:r>
-    </w:p>
-    <w:p>
-      <w:r>
-        <w:t>Indexes product data for search.</w:t>
-      </w:r>
-    </w:p>
-    <w:p>
-      <w:r>
-        <w:pict w14:anchorId="68E03421">
-          <v:rect id="_x0000_i1059" style="width:0;height:1.5pt" o:hralign="center" o:hrstd="t" o:hr="t" fillcolor="#a0a0a0" stroked="f"/>
-        </w:pict>
-      </w:r>
-    </w:p>
-    <w:p>
-      <w:pPr>
-        <w:spacing w:line="240" w:lineRule="auto"/>
-        <w:rPr>
-          <w:b/>
-          <w:bCs/>
-        </w:rPr>
-      </w:pPr>
-      <w:r>
-        <w:rPr>
-          <w:b/>
-          <w:bCs/>
-        </w:rPr>
-        <w:t xml:space="preserve">Scenario </w:t>
-      </w:r>
-      <w:r>
-        <w:rPr>
-          <w:b/>
-          <w:bCs/>
-        </w:rPr>
-        <w:t>Based Questions</w:t>
-      </w:r>
-    </w:p>
-    <w:p>
-      <w:pPr>
-        <w:spacing w:line="240" w:lineRule="auto"/>
-        <w:rPr>
-          <w:b/>
-          <w:bCs/>
-        </w:rPr>
-      </w:pPr>
-      <w:r>
-        <w:rPr>
-          <w:b/>
-          <w:bCs/>
-        </w:rPr>
-        <w:t>A page is returning 404 even though content exists in CRX/DE. What will you check?</w:t>
-      </w:r>
-    </w:p>
-    <w:p>
-      <w:pPr>
-        <w:spacing w:line="240" w:lineRule="auto"/>
-        <w:rPr>
-          <w:b/>
-          <w:bCs/>
-        </w:rPr>
-      </w:pPr>
-      <w:r>
-        <w:rPr>
-          <w:b/>
-          <w:bCs/>
-        </w:rPr>
-        <w:t>A query is taking 20 seconds in production. How will you troubleshoot?</w:t>
-      </w:r>
-    </w:p>
-    <w:p>
-      <w:pPr>
-        <w:spacing w:line="240" w:lineRule="auto"/>
-        <w:rPr>
-          <w:b/>
-          <w:bCs/>
-        </w:rPr>
-      </w:pPr>
-      <w:r>
-        <w:rPr>
-          <w:b/>
-          <w:bCs/>
-        </w:rPr>
-        <w:t>A Sling Model is returning null values. What could be the reason?</w:t>
-      </w:r>
-    </w:p>
-    <w:p>
-      <w:pPr>
-        <w:spacing w:line="240" w:lineRule="auto"/>
-        <w:rPr>
-          <w:b/>
-          <w:bCs/>
-        </w:rPr>
-      </w:pPr>
-      <w:r>
-        <w:rPr>
-          <w:b/>
-          <w:bCs/>
-        </w:rPr>
-        <w:t>A servlet is not getting invoked. How will you debug?</w:t>
-      </w:r>
-    </w:p>
-    <w:p>
-      <w:pPr>
-        <w:spacing w:line="240" w:lineRule="auto"/>
-      </w:pPr>
-      <w:r>
-        <w:rPr>
-          <w:b/>
-          <w:bCs/>
-        </w:rPr>
-        <w:t>After deployment, OSGi services are not active. What will you check?</w:t>
-      </w:r>
-    </w:p>
-    <w:p>
-      <w:pPr>
-        <w:rPr>
-          <w:b/>
-          <w:bCs/>
-        </w:rPr>
-      </w:pPr>
-      <w:r>
-        <w:rPr>
-          <w:b/>
-          <w:bCs/>
-        </w:rPr>
-        <w:t>8. Follow-up Interview Questions</w:t>
-      </w:r>
-    </w:p>
-    <w:p>
-      <w:pPr>
-        <w:numPr>
-          <w:ilvl w:val="0"/>
-          <w:numId w:val="9"/>
-        </w:numPr>
-      </w:pPr>
-      <w:r>
-        <w:t xml:space="preserve">What is Sling resolution order? </w:t>
-      </w:r>
-    </w:p>
-    <w:p>
-      <w:pPr>
-        <w:numPr>
-          <w:ilvl w:val="0"/>
-          <w:numId w:val="9"/>
-        </w:numPr>
-      </w:pPr>
-      <w:r>
-        <w:t xml:space="preserve">Difference between </w:t>
-      </w:r>
-      <w:proofErr w:type="spellStart"/>
-      <w:r>
-        <w:t>ResourceResolver</w:t>
-      </w:r>
-      <w:proofErr w:type="spellEnd"/>
-      <w:r>
-        <w:t xml:space="preserve"> and Session? </w:t>
-      </w:r>
-    </w:p>
-    <w:p>
-      <w:pPr>
-        <w:numPr>
-          <w:ilvl w:val="0"/>
-          <w:numId w:val="9"/>
-        </w:numPr>
-      </w:pPr>
-      <w:r>
-        <w:t xml:space="preserve">Explain JCR node types. </w:t>
-      </w:r>
-    </w:p>
-    <w:p>
-      <w:pPr>
-        <w:numPr>
-          <w:ilvl w:val="0"/>
-          <w:numId w:val="9"/>
-        </w:numPr>
-      </w:pPr>
-      <w:r>
-        <w:t xml:space="preserve">How does Oak indexing work? </w:t>
-      </w:r>
-    </w:p>
-    <w:p>
-      <w:pPr>
-        <w:numPr>
-          <w:ilvl w:val="0"/>
-          <w:numId w:val="9"/>
-        </w:numPr>
-      </w:pPr>
-      <w:r>
-        <w:t xml:space="preserve">Difference between Oak and JCR? </w:t>
-      </w:r>
-    </w:p>
-    <w:p>
-      <w:pPr>
-        <w:numPr>
-          <w:ilvl w:val="0"/>
-          <w:numId w:val="9"/>
-        </w:numPr>
-      </w:pPr>
-      <w:r>
-        <w:t xml:space="preserve">What happens when an OSGi bundle fails? </w:t>
-      </w:r>
-    </w:p>
-    <w:p>
-      <w:pPr>
-        <w:numPr>
-          <w:ilvl w:val="0"/>
-          <w:numId w:val="9"/>
-        </w:numPr>
-      </w:pPr>
-      <w:r>
-        <w:t xml:space="preserve">How does Sling Model injection work? </w:t>
-      </w:r>
-    </w:p>
-    <w:p>
-      <w:pPr>
-        <w:numPr>
-          <w:ilvl w:val="0"/>
-          <w:numId w:val="9"/>
-        </w:numPr>
-      </w:pPr>
-      <w:r>
-        <w:lastRenderedPageBreak/>
-        <w:t xml:space="preserve">Difference between OSGi service and servlet? </w:t>
-      </w:r>
-    </w:p>
-    <w:p>
-      <w:pPr>
-        <w:numPr>
-          <w:ilvl w:val="0"/>
-          <w:numId w:val="9"/>
-        </w:numPr>
-      </w:pPr>
-      <w:r>
-        <w:t xml:space="preserve">How do you troubleshoot repository issues? </w:t>
-      </w:r>
-    </w:p>
-    <w:p>
-      <w:pPr>
-        <w:numPr>
-          <w:ilvl w:val="0"/>
-          <w:numId w:val="9"/>
-        </w:numPr>
-      </w:pPr>
-      <w:r>
-        <w:t xml:space="preserve">Explain AEM startup sequence. </w:t>
-      </w:r>
-    </w:p>
-    <w:p>
-      <w:r>
-        <w:pict w14:anchorId="7C3CC614">
-          <v:rect id="_x0000_i1060" style="width:0;height:1.5pt" o:hralign="center" o:hrstd="t" o:hr="t" fillcolor="#a0a0a0" stroked="f"/>
-        </w:pict>
-      </w:r>
-    </w:p>
-    <w:p>
-      <w:pPr>
-        <w:rPr>
-          <w:b/>
-          <w:bCs/>
-        </w:rPr>
-      </w:pPr>
-      <w:r>
-        <w:rPr>
-          <w:b/>
-          <w:bCs/>
-        </w:rPr>
-        <w:t>9. Common Mistakes</w:t>
-      </w:r>
-    </w:p>
-    <w:p>
-      <w:pPr>
-        <w:rPr>
-          <w:b/>
-          <w:bCs/>
-        </w:rPr>
-      </w:pPr>
-      <w:r>
-        <w:rPr>
-          <w:b/>
-          <w:bCs/>
-        </w:rPr>
-        <w:t>Mistake 1</w:t>
-      </w:r>
-    </w:p>
-    <w:p>
-      <w:r>
-        <w:t>Saying:</w:t>
-      </w:r>
-    </w:p>
-    <w:p>
-      <w:r>
-        <w:t>"Oak is a database."</w:t>
-      </w:r>
-    </w:p>
-    <w:p>
-      <w:r>
-        <w:t>Correction:</w:t>
-      </w:r>
-    </w:p>
-    <w:p>
-      <w:r>
-        <w:t>Oak is a repository implementation.</w:t>
-      </w:r>
-    </w:p>
-    <w:p>
-      <w:r>
-        <w:pict w14:anchorId="4287E347">
-          <v:rect id="_x0000_i1061" style="width:0;height:1.5pt" o:hralign="center" o:hrstd="t" o:hr="t" fillcolor="#a0a0a0" stroked="f"/>
-        </w:pict>
-      </w:r>
-    </w:p>
-    <w:p>
-      <w:pPr>
-        <w:rPr>
-          <w:b/>
-          <w:bCs/>
-        </w:rPr>
-      </w:pPr>
-      <w:r>
-        <w:rPr>
-          <w:b/>
-          <w:bCs/>
-        </w:rPr>
-        <w:t>Mistake 2</w:t>
-      </w:r>
-    </w:p>
-    <w:p>
-      <w:r>
-        <w:t>Confusing JCR and Oak.</w:t>
-      </w:r>
-    </w:p>
-    <w:p>
-      <w:r>
-        <w:t>Remember:</w:t>
-      </w:r>
-    </w:p>
-    <w:p>
-      <w:r>
-        <w:t>JCR = API specification</w:t>
-      </w:r>
-    </w:p>
-    <w:p/>
-    <w:p>
-      <w:r>
-        <w:t>Oak = Implementation</w:t>
-      </w:r>
-    </w:p>
-    <w:p>
-      <w:r>
-        <w:pict w14:anchorId="7226F7ED">
-          <v:rect id="_x0000_i1062" style="width:0;height:1.5pt" o:hralign="center" o:hrstd="t" o:hr="t" fillcolor="#a0a0a0" stroked="f"/>
-        </w:pict>
-      </w:r>
-    </w:p>
-    <w:p>
-      <w:pPr>
-        <w:rPr>
-          <w:b/>
-          <w:bCs/>
-        </w:rPr>
-      </w:pPr>
-      <w:r>
-        <w:rPr>
-          <w:b/>
-          <w:bCs/>
-        </w:rPr>
-        <w:t>Mistake 3</w:t>
-      </w:r>
-    </w:p>
-    <w:p>
-      <w:r>
-        <w:t>Saying Sling stores content.</w:t>
-      </w:r>
-    </w:p>
-    <w:p>
-      <w:r>
-        <w:t>Correction:</w:t>
-      </w:r>
-    </w:p>
-    <w:p>
-      <w:r>
-        <w:t>Sling accesses and processes resources.</w:t>
-      </w:r>
-    </w:p>
-    <w:p>
-      <w:r>
-        <w:pict w14:anchorId="5C0236D5">
-          <v:rect id="_x0000_i1063" style="width:0;height:1.5pt" o:hralign="center" o:hrstd="t" o:hr="t" fillcolor="#a0a0a0" stroked="f"/>
-        </w:pict>
-      </w:r>
-    </w:p>
-    <w:p>
-      <w:pPr>
-        <w:rPr>
-          <w:b/>
-          <w:bCs/>
-        </w:rPr>
-      </w:pPr>
-      <w:r>
-        <w:rPr>
-          <w:b/>
-          <w:bCs/>
-        </w:rPr>
-        <w:t>10. Best Practices</w:t>
-      </w:r>
-    </w:p>
-    <w:p>
-      <w:pPr>
-        <w:rPr>
-          <w:b/>
-          <w:bCs/>
-        </w:rPr>
-      </w:pPr>
-      <w:r>
-        <w:rPr>
-          <w:b/>
-          <w:bCs/>
-        </w:rPr>
-        <w:t>Sling</w:t>
-      </w:r>
-    </w:p>
-    <w:p>
-      <w:pPr>
-        <w:numPr>
-          <w:ilvl w:val="0"/>
-          <w:numId w:val="10"/>
-        </w:numPr>
-      </w:pPr>
-      <w:r>
-        <w:t xml:space="preserve">Use Sling Models instead of script logic. </w:t>
-      </w:r>
-    </w:p>
-    <w:p>
-      <w:pPr>
-        <w:numPr>
-          <w:ilvl w:val="0"/>
-          <w:numId w:val="10"/>
-        </w:numPr>
-      </w:pPr>
-      <w:r>
-        <w:t xml:space="preserve">Avoid unnecessary repository calls. </w:t>
-      </w:r>
-    </w:p>
-    <w:p>
-      <w:pPr>
-        <w:rPr>
-          <w:b/>
-          <w:bCs/>
-        </w:rPr>
-      </w:pPr>
-      <w:r>
-        <w:rPr>
-          <w:b/>
-          <w:bCs/>
-        </w:rPr>
-        <w:t>JCR</w:t>
-      </w:r>
-    </w:p>
-    <w:p>
-      <w:pPr>
-        <w:numPr>
-          <w:ilvl w:val="0"/>
-          <w:numId w:val="11"/>
-        </w:numPr>
-      </w:pPr>
-      <w:r>
-        <w:t xml:space="preserve">Use </w:t>
-      </w:r>
-      <w:proofErr w:type="spellStart"/>
-      <w:r>
-        <w:t>ResourceResolver</w:t>
-      </w:r>
-      <w:proofErr w:type="spellEnd"/>
-      <w:r>
-        <w:t xml:space="preserve">. </w:t>
-      </w:r>
-    </w:p>
-    <w:p>
-      <w:pPr>
-        <w:numPr>
-          <w:ilvl w:val="0"/>
-          <w:numId w:val="11"/>
-        </w:numPr>
-      </w:pPr>
-      <w:r>
-        <w:t xml:space="preserve">Close resources properly. </w:t>
-      </w:r>
-    </w:p>
-    <w:p>
-      <w:pPr>
-        <w:rPr>
-          <w:b/>
-          <w:bCs/>
-        </w:rPr>
-      </w:pPr>
-      <w:r>
-        <w:rPr>
-          <w:b/>
-          <w:bCs/>
-        </w:rPr>
-        <w:t>Oak</w:t>
-      </w:r>
-    </w:p>
-    <w:p>
-      <w:pPr>
-        <w:numPr>
-          <w:ilvl w:val="0"/>
-          <w:numId w:val="12"/>
-        </w:numPr>
-      </w:pPr>
-      <w:r>
-        <w:t xml:space="preserve">Create indexes for queries. </w:t>
-      </w:r>
-    </w:p>
-    <w:p>
-      <w:pPr>
-        <w:numPr>
-          <w:ilvl w:val="0"/>
-          <w:numId w:val="12"/>
-        </w:numPr>
-      </w:pPr>
-      <w:r>
-        <w:t xml:space="preserve">Avoid traversal queries. </w:t>
-      </w:r>
-    </w:p>
-    <w:p>
-      <w:pPr>
-        <w:rPr>
-          <w:b/>
-          <w:bCs/>
-        </w:rPr>
-      </w:pPr>
-      <w:r>
-        <w:rPr>
-          <w:b/>
-          <w:bCs/>
-        </w:rPr>
-        <w:t>OSGi</w:t>
-      </w:r>
-    </w:p>
-    <w:p>
-      <w:pPr>
-        <w:numPr>
-          <w:ilvl w:val="0"/>
-          <w:numId w:val="13"/>
-        </w:numPr>
-      </w:pPr>
-      <w:r>
-        <w:lastRenderedPageBreak/>
-        <w:t xml:space="preserve">Keep services modular. </w:t>
-      </w:r>
-    </w:p>
-    <w:p>
-      <w:pPr>
-        <w:numPr>
-          <w:ilvl w:val="0"/>
-          <w:numId w:val="13"/>
-        </w:numPr>
-      </w:pPr>
-      <w:r>
-        <w:t xml:space="preserve">Use proper configurations. </w:t>
-      </w:r>
-    </w:p>
-    <w:p>
-      <w:r>
-        <w:pict w14:anchorId="5BFE6D68">
-          <v:rect id="_x0000_i1064" style="width:0;height:1.5pt" o:hralign="center" o:hrstd="t" o:hr="t" fillcolor="#a0a0a0" stroked="f"/>
-        </w:pict>
-      </w:r>
-    </w:p>
-    <w:p>
-      <w:pPr>
-        <w:rPr>
-          <w:b/>
-          <w:bCs/>
-        </w:rPr>
-      </w:pPr>
-      <w:r>
-        <w:rPr>
-          <w:b/>
-          <w:bCs/>
-        </w:rPr>
-        <w:t>11. Important Interview Points</w:t>
-      </w:r>
-    </w:p>
-    <w:p>
-      <w:r>
-        <w:t>Remember this:</w:t>
-      </w:r>
-    </w:p>
-    <w:tbl>
-      <w:tblPr>
-        <w:tblW w:w="0" w:type="auto"/>
-        <w:tblCellSpacing w:w="15" w:type="dxa"/>
-        <w:tblCellMar>
-          <w:top w:w="15" w:type="dxa"/>
-          <w:left w:w="15" w:type="dxa"/>
-          <w:bottom w:w="15" w:type="dxa"/>
-          <w:right w:w="15" w:type="dxa"/>
-        </w:tblCellMar>
-        <w:tblLook w:val="04A0" w:firstRow="1" w:lastRow="0" w:firstColumn="1" w:lastColumn="0" w:noHBand="0" w:noVBand="1"/>
-      </w:tblPr>
-      <w:tblGrid>
-        <w:gridCol w:w="1208"/>
-        <w:gridCol w:w="2653"/>
-      </w:tblGrid>
-      <w:tr>
-        <w:trPr>
-          <w:tblHeader/>
-          <w:tblCellSpacing w:w="15" w:type="dxa"/>
-        </w:trPr>
-        <w:tc>
-          <w:tcPr>
-            <w:tcW w:w="0" w:type="auto"/>
-            <w:vAlign w:val="center"/>
-            <w:hideMark/>
-          </w:tcPr>
-          <w:p>
-            <w:pPr>
-              <w:rPr>
-                <w:b/>
-                <w:bCs/>
-              </w:rPr>
-            </w:pPr>
-            <w:r>
-              <w:rPr>
-                <w:b/>
-                <w:bCs/>
-              </w:rPr>
-              <w:t>Technology</w:t>
-            </w:r>
-          </w:p>
-        </w:tc>
-        <w:tc>
-          <w:tcPr>
-            <w:tcW w:w="0" w:type="auto"/>
-            <w:vAlign w:val="center"/>
-            <w:hideMark/>
-          </w:tcPr>
-          <w:p>
-            <w:pPr>
-              <w:rPr>
-                <w:b/>
-                <w:bCs/>
-              </w:rPr>
-            </w:pPr>
-            <w:r>
-              <w:rPr>
-                <w:b/>
-                <w:bCs/>
-              </w:rPr>
-              <w:t>Role</w:t>
-            </w:r>
-          </w:p>
-        </w:tc>
-      </w:tr>
-      <w:tr>
-        <w:trPr>
-          <w:tblCellSpacing w:w="15" w:type="dxa"/>
-        </w:trPr>
-        <w:tc>
-          <w:tcPr>
-            <w:tcW w:w="0" w:type="auto"/>
-            <w:vAlign w:val="center"/>
-            <w:hideMark/>
-          </w:tcPr>
-          <w:p>
-            <w:r>
-              <w:t>Sling</w:t>
-            </w:r>
-          </w:p>
-        </w:tc>
-        <w:tc>
-          <w:tcPr>
-            <w:tcW w:w="0" w:type="auto"/>
-            <w:vAlign w:val="center"/>
-            <w:hideMark/>
-          </w:tcPr>
-          <w:p>
-            <w:r>
-              <w:t>Request processing</w:t>
-            </w:r>
-          </w:p>
-        </w:tc>
-      </w:tr>
-      <w:tr>
-        <w:trPr>
-          <w:tblCellSpacing w:w="15" w:type="dxa"/>
-        </w:trPr>
-        <w:tc>
-          <w:tcPr>
-            <w:tcW w:w="0" w:type="auto"/>
-            <w:vAlign w:val="center"/>
-            <w:hideMark/>
-          </w:tcPr>
-          <w:p>
-            <w:r>
-              <w:t>JCR</w:t>
-            </w:r>
-          </w:p>
-        </w:tc>
-        <w:tc>
-          <w:tcPr>
-            <w:tcW w:w="0" w:type="auto"/>
-            <w:vAlign w:val="center"/>
-            <w:hideMark/>
-          </w:tcPr>
-          <w:p>
-            <w:r>
-              <w:t>Content API</w:t>
-            </w:r>
-          </w:p>
-        </w:tc>
-      </w:tr>
-      <w:tr>
-        <w:trPr>
-          <w:tblCellSpacing w:w="15" w:type="dxa"/>
-        </w:trPr>
-        <w:tc>
-          <w:tcPr>
-            <w:tcW w:w="0" w:type="auto"/>
-            <w:vAlign w:val="center"/>
-            <w:hideMark/>
-          </w:tcPr>
-          <w:p>
-            <w:r>
-              <w:t>Oak</w:t>
-            </w:r>
-          </w:p>
-        </w:tc>
-        <w:tc>
-          <w:tcPr>
-            <w:tcW w:w="0" w:type="auto"/>
-            <w:vAlign w:val="center"/>
-            <w:hideMark/>
-          </w:tcPr>
-          <w:p>
-            <w:r>
-              <w:t>Repository implementation</w:t>
-            </w:r>
-          </w:p>
-        </w:tc>
-      </w:tr>
-      <w:tr>
-        <w:trPr>
-          <w:tblCellSpacing w:w="15" w:type="dxa"/>
-        </w:trPr>
-        <w:tc>
-          <w:tcPr>
-            <w:tcW w:w="0" w:type="auto"/>
-            <w:vAlign w:val="center"/>
-            <w:hideMark/>
-          </w:tcPr>
-          <w:p>
-            <w:r>
-              <w:t>OSGi</w:t>
-            </w:r>
-          </w:p>
-        </w:tc>
-        <w:tc>
-          <w:tcPr>
-            <w:tcW w:w="0" w:type="auto"/>
-            <w:vAlign w:val="center"/>
-            <w:hideMark/>
-          </w:tcPr>
-          <w:p>
-            <w:r>
-              <w:t>Modular runtime</w:t>
-            </w:r>
-          </w:p>
-        </w:tc>
-      </w:tr>
-    </w:tbl>
-    <w:p>
-      <w:r>
-        <w:t>One-line explanation:</w:t>
-      </w:r>
-    </w:p>
-    <w:p>
-      <w:r>
-        <w:t>"Sling handles requests, JCR provides content access, Oak manages repository storage and queries, and OSGi manages AEM modules and services."</w:t>
-      </w:r>
-    </w:p>
-    <w:p>
-      <w:r>
-        <w:pict w14:anchorId="4AB81B6D">
-          <v:rect id="_x0000_i1065" style="width:0;height:1.5pt" o:hralign="center" o:hrstd="t" o:hr="t" fillcolor="#a0a0a0" stroked="f"/>
-        </w:pict>
-      </w:r>
-    </w:p>
-    <w:p>
-      <w:pPr>
-        <w:rPr>
-          <w:b/>
-          <w:bCs/>
-        </w:rPr>
-      </w:pPr>
-      <w:r>
-        <w:rPr>
-          <w:b/>
-          <w:bCs/>
-        </w:rPr>
-        <w:t>12. Production Debugging</w:t>
-      </w:r>
-    </w:p>
-    <w:p>
-      <w:pPr>
-        <w:rPr>
-          <w:b/>
-          <w:bCs/>
-        </w:rPr>
-      </w:pPr>
-      <w:r>
-        <w:rPr>
-          <w:b/>
-          <w:bCs/>
-        </w:rPr>
-        <w:t>Logs</w:t>
-      </w:r>
-    </w:p>
-    <w:p>
-      <w:r>
-        <w:t>Location:</w:t>
-      </w:r>
-    </w:p>
-    <w:p>
-      <w:r>
-        <w:t>/</w:t>
-      </w:r>
-      <w:proofErr w:type="spellStart"/>
-      <w:r>
-        <w:t>crx-quickstart</w:t>
-      </w:r>
-      <w:proofErr w:type="spellEnd"/>
-      <w:r>
-        <w:t>/logs/error.log</w:t>
-      </w:r>
-    </w:p>
-    <w:p>
-      <w:r>
-        <w:t>Check:</w:t>
-      </w:r>
-    </w:p>
-    <w:p>
-      <w:pPr>
-        <w:numPr>
-          <w:ilvl w:val="0"/>
-          <w:numId w:val="14"/>
-        </w:numPr>
-      </w:pPr>
-      <w:r>
-        <w:t xml:space="preserve">Servlet errors </w:t>
-      </w:r>
-    </w:p>
-    <w:p>
-      <w:pPr>
-        <w:numPr>
-          <w:ilvl w:val="0"/>
-          <w:numId w:val="14"/>
-        </w:numPr>
-      </w:pPr>
-      <w:r>
-        <w:t xml:space="preserve">Bundle issues </w:t>
-      </w:r>
-    </w:p>
-    <w:p>
-      <w:pPr>
-        <w:numPr>
-          <w:ilvl w:val="0"/>
-          <w:numId w:val="14"/>
-        </w:numPr>
-      </w:pPr>
-      <w:r>
-        <w:t xml:space="preserve">Repository errors </w:t>
-      </w:r>
-    </w:p>
-    <w:p>
-      <w:r>
-        <w:pict w14:anchorId="14010CFA">
-          <v:rect id="_x0000_i1066" style="width:0;height:1.5pt" o:hralign="center" o:hrstd="t" o:hr="t" fillcolor="#a0a0a0" stroked="f"/>
-        </w:pict>
-      </w:r>
-    </w:p>
-    <w:p>
-      <w:pPr>
-        <w:rPr>
-          <w:b/>
-          <w:bCs/>
-        </w:rPr>
-      </w:pPr>
-      <w:r>
-        <w:rPr>
-          <w:b/>
-          <w:bCs/>
-        </w:rPr>
-        <w:t>CRX/DE</w:t>
-      </w:r>
-    </w:p>
-    <w:p>
-      <w:r>
-        <w:t>Check:</w:t>
-      </w:r>
-    </w:p>
-    <w:p>
-      <w:pPr>
-        <w:numPr>
-          <w:ilvl w:val="0"/>
-          <w:numId w:val="15"/>
-        </w:numPr>
-      </w:pPr>
-      <w:r>
-        <w:t xml:space="preserve">Content structure </w:t>
-      </w:r>
-    </w:p>
-    <w:p>
-      <w:pPr>
-        <w:numPr>
-          <w:ilvl w:val="0"/>
-          <w:numId w:val="15"/>
-        </w:numPr>
-      </w:pPr>
-      <w:r>
-        <w:t xml:space="preserve">Properties </w:t>
-      </w:r>
-    </w:p>
-    <w:p>
-      <w:pPr>
-        <w:numPr>
-          <w:ilvl w:val="0"/>
-          <w:numId w:val="15"/>
-        </w:numPr>
-      </w:pPr>
-      <w:r>
-        <w:t xml:space="preserve">Resource types </w:t>
-      </w:r>
-    </w:p>
-    <w:p>
-      <w:r>
-        <w:pict w14:anchorId="075B8746">
-          <v:rect id="_x0000_i1067" style="width:0;height:1.5pt" o:hralign="center" o:hrstd="t" o:hr="t" fillcolor="#a0a0a0" stroked="f"/>
-        </w:pict>
-      </w:r>
-    </w:p>
-    <w:p>
-      <w:pPr>
-        <w:rPr>
-          <w:b/>
-          <w:bCs/>
-        </w:rPr>
-      </w:pPr>
-      <w:r>
-        <w:rPr>
-          <w:b/>
-          <w:bCs/>
-        </w:rPr>
-        <w:t>Felix Console</w:t>
-      </w:r>
-    </w:p>
-    <w:p>
-      <w:r>
-        <w:t>Check:</w:t>
-      </w:r>
-    </w:p>
-    <w:p>
-      <w:r>
-        <w:t>/system/console/bundles</w:t>
-      </w:r>
-    </w:p>
-    <w:p>
-      <w:r>
-        <w:t>Verify:</w:t>
-      </w:r>
-    </w:p>
-    <w:p>
-      <w:pPr>
-        <w:numPr>
-          <w:ilvl w:val="0"/>
-          <w:numId w:val="16"/>
-        </w:numPr>
-      </w:pPr>
-      <w:r>
-        <w:t xml:space="preserve">Bundle Active </w:t>
-      </w:r>
-    </w:p>
-    <w:p>
-      <w:pPr>
-        <w:numPr>
-          <w:ilvl w:val="0"/>
-          <w:numId w:val="16"/>
-        </w:numPr>
-      </w:pPr>
-      <w:r>
-        <w:lastRenderedPageBreak/>
-        <w:t xml:space="preserve">Services Registered </w:t>
-      </w:r>
-    </w:p>
-    <w:p>
-      <w:r>
-        <w:pict w14:anchorId="5D614199">
-          <v:rect id="_x0000_i1068" style="width:0;height:1.5pt" o:hralign="center" o:hrstd="t" o:hr="t" fillcolor="#a0a0a0" stroked="f"/>
-        </w:pict>
-      </w:r>
-    </w:p>
-    <w:p>
-      <w:pPr>
-        <w:rPr>
-          <w:b/>
-          <w:bCs/>
-        </w:rPr>
-      </w:pPr>
-      <w:r>
-        <w:rPr>
-          <w:b/>
-          <w:bCs/>
-        </w:rPr>
-        <w:t>Browser Developer Tools</w:t>
-      </w:r>
-    </w:p>
-    <w:p>
-      <w:r>
-        <w:t>Check:</w:t>
-      </w:r>
-    </w:p>
-    <w:p>
-      <w:pPr>
-        <w:numPr>
-          <w:ilvl w:val="0"/>
-          <w:numId w:val="17"/>
-        </w:numPr>
-      </w:pPr>
-      <w:r>
-        <w:t xml:space="preserve">Network calls </w:t>
-      </w:r>
-    </w:p>
-    <w:p>
-      <w:pPr>
-        <w:numPr>
-          <w:ilvl w:val="0"/>
-          <w:numId w:val="17"/>
-        </w:numPr>
-      </w:pPr>
-      <w:r>
-        <w:t xml:space="preserve">Response status </w:t>
-      </w:r>
-    </w:p>
-    <w:p>
-      <w:pPr>
-        <w:numPr>
-          <w:ilvl w:val="0"/>
-          <w:numId w:val="17"/>
-        </w:numPr>
-      </w:pPr>
-      <w:r>
-        <w:t xml:space="preserve">Headers </w:t>
-      </w:r>
-    </w:p>
-    <w:p>
-      <w:r>
-        <w:pict w14:anchorId="771E7B1F">
-          <v:rect id="_x0000_i1069" style="width:0;height:1.5pt" o:hralign="center" o:hrstd="t" o:hr="t" fillcolor="#a0a0a0" stroked="f"/>
-        </w:pict>
-      </w:r>
-    </w:p>
-    <w:p>
-      <w:pPr>
-        <w:rPr>
-          <w:b/>
-          <w:bCs/>
-        </w:rPr>
-      </w:pPr>
-      <w:r>
-        <w:rPr>
-          <w:b/>
-          <w:bCs/>
-        </w:rPr>
-        <w:t>Dispatcher Logs</w:t>
-      </w:r>
-    </w:p>
-    <w:p>
-      <w:r>
-        <w:t>Check:</w:t>
-      </w:r>
-    </w:p>
-    <w:p>
-      <w:pPr>
-        <w:numPr>
-          <w:ilvl w:val="0"/>
-          <w:numId w:val="18"/>
-        </w:numPr>
-      </w:pPr>
-      <w:r>
-        <w:t xml:space="preserve">Request blocked </w:t>
-      </w:r>
-    </w:p>
-    <w:p>
-      <w:pPr>
-        <w:numPr>
-          <w:ilvl w:val="0"/>
-          <w:numId w:val="18"/>
-        </w:numPr>
-      </w:pPr>
-      <w:r>
-        <w:t xml:space="preserve">Cache issues </w:t>
-      </w:r>
-    </w:p>
-    <w:p>
-      <w:r>
-        <w:pict w14:anchorId="67664DB8">
-          <v:rect id="_x0000_i1070" style="width:0;height:1.5pt" o:hralign="center" o:hrstd="t" o:hr="t" fillcolor="#a0a0a0" stroked="f"/>
-        </w:pict>
-      </w:r>
-    </w:p>
-    <w:p>
-      <w:pPr>
-        <w:rPr>
-          <w:b/>
-          <w:bCs/>
-        </w:rPr>
-      </w:pPr>
-      <w:r>
-        <w:rPr>
-          <w:b/>
-          <w:bCs/>
-        </w:rPr>
-        <w:t>13. Code Example</w:t>
-      </w:r>
-    </w:p>
-    <w:p>
-      <w:pPr>
-        <w:rPr>
-          <w:b/>
-          <w:bCs/>
-        </w:rPr>
-      </w:pPr>
-      <w:r>
-        <w:rPr>
-          <w:b/>
-          <w:bCs/>
-        </w:rPr>
-        <w:t>Sling Model Example</w:t>
-      </w:r>
-    </w:p>
-    <w:p>
-      <w:r>
-        <w:t>@</w:t>
-      </w:r>
-      <w:proofErr w:type="gramStart"/>
-      <w:r>
-        <w:t>Model(</w:t>
-      </w:r>
-      <w:proofErr w:type="gramEnd"/>
-    </w:p>
-    <w:p>
-      <w:proofErr w:type="spellStart"/>
-      <w:r>
-        <w:t>adaptables</w:t>
-      </w:r>
-      <w:proofErr w:type="spellEnd"/>
-      <w:r>
-        <w:t xml:space="preserve"> = </w:t>
-      </w:r>
-      <w:proofErr w:type="spellStart"/>
-      <w:r>
-        <w:t>Resource.class</w:t>
-      </w:r>
-      <w:proofErr w:type="spellEnd"/>
-    </w:p>
-    <w:p>
-      <w:r>
-        <w:t>)</w:t>
-      </w:r>
-    </w:p>
-    <w:p>
-      <w:r>
-        <w:t xml:space="preserve">public class </w:t>
-      </w:r>
-      <w:proofErr w:type="spellStart"/>
-      <w:r>
-        <w:t>ProductModel</w:t>
-      </w:r>
-      <w:proofErr w:type="spellEnd"/>
-      <w:r>
-        <w:t xml:space="preserve"> {</w:t>
-      </w:r>
-    </w:p>
-    <w:p/>
-    <w:p>
-      <w:r>
-        <w:t xml:space="preserve">    @ValueMapValue</w:t>
-      </w:r>
-    </w:p>
-    <w:p>
-      <w:r>
-        <w:t xml:space="preserve">    private String title;</w:t>
-      </w:r>
-    </w:p>
-    <w:p/>
-    <w:p>
-      <w:r>
-        <w:t xml:space="preserve">    public String </w:t>
-      </w:r>
-      <w:proofErr w:type="spellStart"/>
-      <w:proofErr w:type="gramStart"/>
-      <w:r>
-        <w:t>getTitle</w:t>
-      </w:r>
-      <w:proofErr w:type="spellEnd"/>
-      <w:r>
-        <w:t>(){</w:t>
-      </w:r>
-      <w:proofErr w:type="gramEnd"/>
-    </w:p>
-    <w:p>
-      <w:r>
-        <w:t xml:space="preserve">        return title;</w:t>
-      </w:r>
-    </w:p>
-    <w:p>
-      <w:r>
-        <w:t xml:space="preserve">    }</w:t>
-      </w:r>
-    </w:p>
-    <w:p>
-      <w:r>
-        <w:t>}</w:t>
-      </w:r>
-    </w:p>
-    <w:p>
-      <w:r>
-        <w:pict w14:anchorId="5AC0769E">
-          <v:rect id="_x0000_i1071" style="width:0;height:1.5pt" o:hralign="center" o:hrstd="t" o:hr="t" fillcolor="#a0a0a0" stroked="f"/>
-        </w:pict>
-      </w:r>
-    </w:p>
-    <w:p>
-      <w:pPr>
-        <w:rPr>
-          <w:b/>
-          <w:bCs/>
-        </w:rPr>
-      </w:pPr>
-      <w:r>
-        <w:rPr>
-          <w:b/>
-          <w:bCs/>
-        </w:rPr>
-        <w:t>Explanation</w:t>
-      </w:r>
-    </w:p>
-    <w:p>
-      <w:r>
-        <w:t>@Model</w:t>
-      </w:r>
-    </w:p>
-    <w:p>
-      <w:r>
-        <w:t>Registers class as Sling Model.</w:t>
-      </w:r>
-    </w:p>
-    <w:p>
-      <w:proofErr w:type="spellStart"/>
-      <w:r>
-        <w:t>Resource.class</w:t>
-      </w:r>
-      <w:proofErr w:type="spellEnd"/>
-    </w:p>
-    <w:p>
-      <w:r>
-        <w:t>Means model adapts from JCR resource.</w:t>
-      </w:r>
-    </w:p>
-    <w:p>
-      <w:r>
-        <w:t>@ValueMapValue</w:t>
-      </w:r>
-    </w:p>
-    <w:p>
-      <w:r>
-        <w:lastRenderedPageBreak/>
-        <w:t>Reads property from JCR.</w:t>
-      </w:r>
-    </w:p>
-    <w:p>
-      <w:r>
-        <w:pict w14:anchorId="24935F05">
-          <v:rect id="_x0000_i1072" style="width:0;height:1.5pt" o:hralign="center" o:hrstd="t" o:hr="t" fillcolor="#a0a0a0" stroked="f"/>
-        </w:pict>
-      </w:r>
-    </w:p>
-    <w:p>
-      <w:pPr>
-        <w:rPr>
-          <w:b/>
-          <w:bCs/>
-        </w:rPr>
-      </w:pPr>
-      <w:r>
-        <w:rPr>
-          <w:b/>
-          <w:bCs/>
-        </w:rPr>
-        <w:t>14. Related Topics</w:t>
-      </w:r>
-    </w:p>
-    <w:p>
-      <w:r>
-        <w:t>Study next:</w:t>
-      </w:r>
-    </w:p>
-    <w:p>
-      <w:pPr>
-        <w:numPr>
-          <w:ilvl w:val="0"/>
-          <w:numId w:val="19"/>
-        </w:numPr>
-      </w:pPr>
-      <w:r>
-        <w:t xml:space="preserve">Sling Request Processing </w:t>
-      </w:r>
-    </w:p>
-    <w:p>
-      <w:pPr>
-        <w:numPr>
-          <w:ilvl w:val="0"/>
-          <w:numId w:val="19"/>
-        </w:numPr>
-      </w:pPr>
-      <w:r>
-        <w:t xml:space="preserve">Sling Models </w:t>
-      </w:r>
-    </w:p>
-    <w:p>
-      <w:pPr>
-        <w:numPr>
-          <w:ilvl w:val="0"/>
-          <w:numId w:val="19"/>
-        </w:numPr>
-      </w:pPr>
-      <w:proofErr w:type="spellStart"/>
-      <w:r>
-        <w:t>ResourceResolver</w:t>
-      </w:r>
-      <w:proofErr w:type="spellEnd"/>
-      <w:r>
-        <w:t xml:space="preserve"> </w:t>
-      </w:r>
-    </w:p>
-    <w:p>
-      <w:pPr>
-        <w:numPr>
-          <w:ilvl w:val="0"/>
-          <w:numId w:val="19"/>
-        </w:numPr>
-      </w:pPr>
-      <w:r>
-        <w:t xml:space="preserve">OSGi Services </w:t>
-      </w:r>
-    </w:p>
-    <w:p>
-      <w:pPr>
-        <w:numPr>
-          <w:ilvl w:val="0"/>
-          <w:numId w:val="19"/>
-        </w:numPr>
-      </w:pPr>
-      <w:r>
-        <w:t xml:space="preserve">Dispatcher Flow </w:t>
-      </w:r>
-    </w:p>
-    <w:p>
-      <w:pPr>
-        <w:numPr>
-          <w:ilvl w:val="0"/>
-          <w:numId w:val="19"/>
-        </w:numPr>
-      </w:pPr>
-      <w:r>
-        <w:t xml:space="preserve">Oak Indexing </w:t>
-      </w:r>
-    </w:p>
-    <w:p>
-      <w:pPr>
-        <w:numPr>
-          <w:ilvl w:val="0"/>
-          <w:numId w:val="19"/>
-        </w:numPr>
-      </w:pPr>
-      <w:r>
-        <w:t xml:space="preserve">HTL Lifecycle </w:t>
-      </w:r>
-    </w:p>
-    <w:p>
-      <w:r>
-        <w:pict w14:anchorId="44B11191">
-          <v:rect id="_x0000_i1073" style="width:0;height:1.5pt" o:hralign="center" o:hrstd="t" o:hr="t" fillcolor="#a0a0a0" stroked="f"/>
-        </w:pict>
-      </w:r>
-    </w:p>
-    <w:p>
-      <w:pPr>
-        <w:rPr>
-          <w:b/>
-          <w:bCs/>
-        </w:rPr>
-      </w:pPr>
-      <w:r>
-        <w:rPr>
-          <w:b/>
-          <w:bCs/>
-        </w:rPr>
-        <w:t>15. Interview Tips</w:t>
-      </w:r>
-    </w:p>
-    <w:p>
-      <w:r>
-        <w:t>When answering this question:</w:t>
-      </w:r>
-    </w:p>
-    <w:p>
-      <w:r>
-        <w:t>Start with:</w:t>
-      </w:r>
-    </w:p>
-    <w:p>
-      <w:r>
-        <w:t>"AEM is built on four important foundations: Sling, JCR, Oak, and OSGi. Each has a specific responsibility."</w:t>
-      </w:r>
-    </w:p>
-    <w:p>
-      <w:r>
-        <w:t>Then explain:</w:t>
-      </w:r>
-    </w:p>
-    <w:p>
-      <w:pPr>
-        <w:numPr>
-          <w:ilvl w:val="0"/>
-          <w:numId w:val="20"/>
-        </w:numPr>
-      </w:pPr>
-      <w:r>
-        <w:t xml:space="preserve">Sling → Request handling </w:t>
-      </w:r>
-    </w:p>
-    <w:p>
-      <w:pPr>
-        <w:numPr>
-          <w:ilvl w:val="0"/>
-          <w:numId w:val="20"/>
-        </w:numPr>
-      </w:pPr>
-      <w:r>
-        <w:t xml:space="preserve">JCR → Content access </w:t>
-      </w:r>
-    </w:p>
-    <w:p>
-      <w:pPr>
-        <w:numPr>
-          <w:ilvl w:val="0"/>
-          <w:numId w:val="20"/>
-        </w:numPr>
-      </w:pPr>
-      <w:r>
-        <w:t xml:space="preserve">Oak → Repository engine </w:t>
-      </w:r>
-    </w:p>
-    <w:p>
-      <w:pPr>
-        <w:numPr>
-          <w:ilvl w:val="0"/>
-          <w:numId w:val="20"/>
-        </w:numPr>
-      </w:pPr>
-      <w:r>
-        <w:t xml:space="preserve">OSGi → Application modularity </w:t>
-      </w:r>
-    </w:p>
-    <w:p>
-      <w:r>
-        <w:t xml:space="preserve">Interviewers expect you to understand the </w:t>
-      </w:r>
-      <w:r>
-        <w:rPr>
-          <w:b/>
-          <w:bCs/>
-        </w:rPr>
-        <w:t>relationship between these technologies</w:t>
-      </w:r>
-      <w:r>
-        <w:t>, not just definitions.</w:t>
-      </w:r>
-    </w:p>
-    <w:p>
-      <w:r>
-        <w:t>Avoid saying:</w:t>
-      </w:r>
-    </w:p>
-    <w:p>
-      <w:pPr>
-        <w:numPr>
-          <w:ilvl w:val="0"/>
-          <w:numId w:val="21"/>
-        </w:numPr>
-      </w:pPr>
-      <w:r>
-        <w:t xml:space="preserve">"Oak is the database" </w:t>
-      </w:r>
-    </w:p>
-    <w:p>
-      <w:pPr>
-        <w:numPr>
-          <w:ilvl w:val="0"/>
-          <w:numId w:val="21"/>
-        </w:numPr>
-      </w:pPr>
-      <w:r>
-        <w:t xml:space="preserve">"Sling stores content" </w:t>
-      </w:r>
-    </w:p>
-    <w:p>
-      <w:pPr>
-        <w:numPr>
-          <w:ilvl w:val="0"/>
-          <w:numId w:val="21"/>
-        </w:numPr>
-      </w:pPr>
-      <w:r>
-        <w:t xml:space="preserve">"OSGi is only for deployment" </w:t>
-      </w:r>
-    </w:p>
-    <w:p>
-      <w:r>
-        <w:t>For a 5-year experience interview, always connect the explanation with:</w:t>
-      </w:r>
-    </w:p>
-    <w:p>
-      <w:pPr>
-        <w:numPr>
-          <w:ilvl w:val="0"/>
-          <w:numId w:val="22"/>
-        </w:numPr>
-      </w:pPr>
-      <w:r>
-        <w:t xml:space="preserve">Production debugging </w:t>
-      </w:r>
-    </w:p>
-    <w:p>
-      <w:pPr>
-        <w:numPr>
-          <w:ilvl w:val="0"/>
-          <w:numId w:val="22"/>
-        </w:numPr>
-      </w:pPr>
-      <w:r>
-        <w:t xml:space="preserve">Performance </w:t>
-      </w:r>
-    </w:p>
-    <w:p>
-      <w:pPr>
-        <w:numPr>
-          <w:ilvl w:val="0"/>
-          <w:numId w:val="22"/>
-        </w:numPr>
-      </w:pPr>
-      <w:r>
-        <w:t xml:space="preserve">Architecture decisions </w:t>
-      </w:r>
-    </w:p>
-    <w:p>
-      <w:pPr>
-        <w:numPr>
-          <w:ilvl w:val="0"/>
-          <w:numId w:val="22"/>
-        </w:numPr>
-      </w:pPr>
-      <w:r>
-        <w:t xml:space="preserve">Real project examples </w:t>
-      </w:r>
-    </w:p>
-    <w:p>
-      <w:r>
-        <w:t>This structure will help you answer confidently in an AEM Developer interview.</w:t>
-      </w:r>
-    </w:p>
-    <w:p/>
-    <w:p>
-      <w:r>
-        <w:pict w14:anchorId="7EAA37C1">
-          <v:rect id="_x0000_i1074" style="width:0;height:1.5pt" o:hralign="center" o:hrstd="t" o:hr="t" fillcolor="#a0a0a0" stroked="f"/>
-        </w:pict>
-      </w:r>
-    </w:p>
-    <w:p>
-      <w:pPr>
-        <w:rPr>
-          <w:b/>
-          <w:bCs/>
-        </w:rPr>
-      </w:pPr>
-      <w:r>
-        <w:rPr>
-          <w:b/>
-          <w:bCs/>
-        </w:rPr>
-        <w:lastRenderedPageBreak/>
         <w:t>4. Difference between Resource and Node.</w:t>
       </w:r>
     </w:p>
@@ -5188,6 +961,7 @@
           </w:tcPr>
           <w:p>
             <w:r>
+              <w:lastRenderedPageBreak/>
               <w:t>Level</w:t>
             </w:r>
           </w:p>
@@ -5494,7 +1268,7 @@
       </w:pPr>
       <w:r>
         <w:pict w14:anchorId="7DB42C5D">
-          <v:rect id="_x0000_i1075" style="width:0;height:1.5pt" o:hralign="center" o:hrstd="t" o:hr="t" fillcolor="#a0a0a0" stroked="f"/>
+          <v:rect id="_x0000_i1025" style="width:0;height:1.5pt" o:hralign="center" o:hrstd="t" o:hr="t" fillcolor="#a0a0a0" stroked="f"/>
         </w:pict>
       </w:r>
     </w:p>
@@ -5510,7 +1284,6 @@
           <w:b/>
           <w:bCs/>
         </w:rPr>
-        <w:lastRenderedPageBreak/>
         <w:t xml:space="preserve">5. </w:t>
       </w:r>
       <w:r>
@@ -5793,6 +1566,7 @@
         </w:numPr>
       </w:pPr>
       <w:r>
+        <w:lastRenderedPageBreak/>
         <w:t>Bundles (optional)</w:t>
       </w:r>
     </w:p>
@@ -6087,7 +1861,6 @@
           <w:lang w:eastAsia="en-IN"/>
           <w14:ligatures w14:val="none"/>
         </w:rPr>
-        <w:lastRenderedPageBreak/>
         <w:t>Key Differences</w:t>
       </w:r>
     </w:p>
@@ -6993,7 +2766,7 @@
     <w:p>
       <w:r>
         <w:pict w14:anchorId="19BEE6C5">
-          <v:rect id="_x0000_i1076" style="width:0;height:1.5pt" o:hralign="center" o:hrstd="t" o:hr="t" fillcolor="#a0a0a0" stroked="f"/>
+          <v:rect id="_x0000_i1026" style="width:0;height:1.5pt" o:hralign="center" o:hrstd="t" o:hr="t" fillcolor="#a0a0a0" stroked="f"/>
         </w:pict>
       </w:r>
     </w:p>
@@ -7312,6 +3085,7 @@
         </w:numPr>
       </w:pPr>
       <w:r>
+        <w:lastRenderedPageBreak/>
         <w:t>Used for direct interaction with the JCR repository.</w:t>
       </w:r>
     </w:p>
@@ -7444,7 +3218,6 @@
         </w:numPr>
       </w:pPr>
       <w:r>
-        <w:lastRenderedPageBreak/>
         <w:t>More tightly coupled to the repository implementation.</w:t>
       </w:r>
     </w:p>
@@ -8739,6 +4512,7 @@
         </w:numPr>
       </w:pPr>
       <w:r>
+        <w:lastRenderedPageBreak/>
         <w:t>Makes code more maintainable and less dependent on JCR internals.</w:t>
       </w:r>
     </w:p>
@@ -8825,14 +4599,13 @@
         </w:numPr>
       </w:pPr>
       <w:r>
-        <w:lastRenderedPageBreak/>
         <w:t>Direct JCR repository manipulation</w:t>
       </w:r>
     </w:p>
     <w:p>
       <w:r>
         <w:pict w14:anchorId="6C4B9FBD">
-          <v:rect id="_x0000_i1077" style="width:0;height:1.5pt" o:hralign="center" o:hrstd="t" o:hr="t" fillcolor="#a0a0a0" stroked="f"/>
+          <v:rect id="_x0000_i1027" style="width:0;height:1.5pt" o:hralign="center" o:hrstd="t" o:hr="t" fillcolor="#a0a0a0" stroked="f"/>
         </w:pict>
       </w:r>
     </w:p>
@@ -9173,6 +4946,7 @@
     </w:p>
     <w:p>
       <w:r>
+        <w:lastRenderedPageBreak/>
         <w:t>Package:</w:t>
       </w:r>
       <w:r>
@@ -9307,7 +5081,6 @@
     </w:p>
     <w:p>
       <w:r>
-        <w:lastRenderedPageBreak/>
         <w:t>Apache Sling Service User Mapper Service Amendment</w:t>
       </w:r>
     </w:p>
@@ -9701,6 +5474,7 @@
                 <w:b/>
                 <w:bCs/>
               </w:rPr>
+              <w:lastRenderedPageBreak/>
               <w:t>Service User</w:t>
             </w:r>
           </w:p>
@@ -9960,7 +5734,6 @@
           <w:b/>
           <w:bCs/>
         </w:rPr>
-        <w:lastRenderedPageBreak/>
         <w:t>8. Difference between Author and Publish instances.</w:t>
       </w:r>
     </w:p>
@@ -10440,6 +6213,7 @@
           <w:b/>
           <w:bCs/>
         </w:rPr>
+        <w:lastRenderedPageBreak/>
         <w:t>Publish</w:t>
       </w:r>
     </w:p>
@@ -10497,7 +6271,6 @@
           <w:b/>
           <w:bCs/>
         </w:rPr>
-        <w:lastRenderedPageBreak/>
         <w:t>Folder Structure Example</w:t>
       </w:r>
     </w:p>
@@ -10615,7 +6388,7 @@
     <w:p>
       <w:r>
         <w:pict w14:anchorId="3893A55A">
-          <v:rect id="_x0000_i1078" style="width:0;height:1.5pt" o:hralign="center" o:hrstd="t" o:hr="t" fillcolor="#a0a0a0" stroked="f"/>
+          <v:rect id="_x0000_i1028" style="width:0;height:1.5pt" o:hralign="center" o:hrstd="t" o:hr="t" fillcolor="#a0a0a0" stroked="f"/>
         </w:pict>
       </w:r>
     </w:p>
@@ -10728,6 +6501,7 @@
     </w:p>
     <w:p>
       <w:r>
+        <w:lastRenderedPageBreak/>
         <w:t>After that, I create the HTL file (.html) responsible for rendering the component on the page. If the component requires business logic, I create a Sling Model using annotations like @Model, @ValueMapValue, or @Inject to fetch and prepare the data before sending it to HTL.</w:t>
       </w:r>
     </w:p>
@@ -10752,14 +6526,13 @@
           <w:b/>
           <w:bCs/>
         </w:rPr>
-        <w:lastRenderedPageBreak/>
         <w:t>Component Definition → Dialog Creation → Authoring → Sling Model → HTL Rendering → Client Libraries → Testing → Deployment</w:t>
       </w:r>
     </w:p>
     <w:p>
       <w:r>
         <w:pict w14:anchorId="4298BA71">
-          <v:rect id="_x0000_i1079" style="width:0;height:1.5pt" o:hralign="center" o:hrstd="t" o:hr="t" fillcolor="#a0a0a0" stroked="f"/>
+          <v:rect id="_x0000_i1029" style="width:0;height:1.5pt" o:hralign="center" o:hrstd="t" o:hr="t" fillcolor="#a0a0a0" stroked="f"/>
         </w:pict>
       </w:r>
     </w:p>
@@ -10775,181 +6548,515 @@
           <w:b/>
           <w:bCs/>
         </w:rPr>
-        <w:t>2. Simple Explanation</w:t>
-      </w:r>
-    </w:p>
-    <w:p>
-      <w:pPr>
+        <w:t xml:space="preserve">12. What is </w:t>
+      </w:r>
+      <w:proofErr w:type="spellStart"/>
+      <w:proofErr w:type="gramStart"/>
+      <w:r>
         <w:rPr>
           <w:b/>
           <w:bCs/>
         </w:rPr>
-      </w:pPr>
+        <w:t>sling:resourceType</w:t>
+      </w:r>
+      <w:proofErr w:type="spellEnd"/>
+      <w:proofErr w:type="gramEnd"/>
       <w:r>
         <w:rPr>
           <w:b/>
           <w:bCs/>
         </w:rPr>
-        <w:t>What is an AEM Component?</w:t>
-      </w:r>
-    </w:p>
-    <w:p>
-      <w:r>
-        <w:t>An AEM component is a reusable building block used by authors to create pages.</w:t>
-      </w:r>
-    </w:p>
-    <w:p>
-      <w:r>
-        <w:t>Examples:</w:t>
-      </w:r>
-    </w:p>
-    <w:p>
-      <w:pPr>
-        <w:numPr>
-          <w:ilvl w:val="0"/>
-          <w:numId w:val="23"/>
-        </w:numPr>
-      </w:pPr>
-      <w:r>
-        <w:t xml:space="preserve">Text Component </w:t>
-      </w:r>
-    </w:p>
-    <w:p>
-      <w:pPr>
-        <w:numPr>
-          <w:ilvl w:val="0"/>
-          <w:numId w:val="23"/>
-        </w:numPr>
-      </w:pPr>
-      <w:r>
-        <w:t xml:space="preserve">Image Component </w:t>
-      </w:r>
-    </w:p>
-    <w:p>
-      <w:pPr>
-        <w:numPr>
-          <w:ilvl w:val="0"/>
-          <w:numId w:val="23"/>
-        </w:numPr>
-      </w:pPr>
-      <w:r>
-        <w:t xml:space="preserve">Carousel Component </w:t>
-      </w:r>
-    </w:p>
-    <w:p>
-      <w:pPr>
-        <w:numPr>
-          <w:ilvl w:val="0"/>
-          <w:numId w:val="23"/>
-        </w:numPr>
-      </w:pPr>
-      <w:r>
-        <w:t xml:space="preserve">Product Component </w:t>
-      </w:r>
-    </w:p>
-    <w:p>
-      <w:pPr>
-        <w:numPr>
-          <w:ilvl w:val="0"/>
-          <w:numId w:val="23"/>
-        </w:numPr>
-      </w:pPr>
-      <w:r>
-        <w:t xml:space="preserve">Hero Banner Component </w:t>
-      </w:r>
-    </w:p>
-    <w:p>
-      <w:r>
-        <w:t>A component mainly contains:</w:t>
-      </w:r>
-    </w:p>
-    <w:p>
-      <w:r>
-        <w:t>Component</w:t>
-      </w:r>
-    </w:p>
-    <w:p>
-      <w:r>
-        <w:t xml:space="preserve">   |</w:t>
-      </w:r>
-    </w:p>
-    <w:p>
-      <w:r>
-        <w:t xml:space="preserve">   |-- </w:t>
+        <w:t xml:space="preserve"> and </w:t>
       </w:r>
       <w:proofErr w:type="spellStart"/>
       <w:proofErr w:type="gramStart"/>
       <w:r>
-        <w:t>cq:component</w:t>
+        <w:rPr>
+          <w:b/>
+          <w:bCs/>
+        </w:rPr>
+        <w:t>sling:resourceSuperType</w:t>
       </w:r>
       <w:proofErr w:type="spellEnd"/>
       <w:proofErr w:type="gramEnd"/>
       <w:r>
-        <w:t xml:space="preserve"> definition</w:t>
-      </w:r>
-    </w:p>
-    <w:p>
-      <w:r>
-        <w:t xml:space="preserve">   |</w:t>
-      </w:r>
-    </w:p>
-    <w:p>
-      <w:r>
-        <w:t xml:space="preserve">   |-- dialog</w:t>
-      </w:r>
-    </w:p>
-    <w:p>
-      <w:r>
-        <w:t xml:space="preserve">   |</w:t>
-      </w:r>
-    </w:p>
-    <w:p>
-      <w:r>
-        <w:t xml:space="preserve">   |-- HTL file</w:t>
-      </w:r>
-    </w:p>
-    <w:p>
-      <w:r>
-        <w:t xml:space="preserve">   |</w:t>
-      </w:r>
-    </w:p>
-    <w:p>
-      <w:r>
-        <w:t xml:space="preserve">   |-- Sling Model (optional)</w:t>
-      </w:r>
-    </w:p>
-    <w:p>
-      <w:r>
-        <w:t xml:space="preserve">   |</w:t>
-      </w:r>
-    </w:p>
-    <w:p>
-      <w:r>
-        <w:t xml:space="preserve">   |-- Client Libraries</w:t>
-      </w:r>
-    </w:p>
-    <w:p>
-      <w:pPr>
         <w:rPr>
           <w:b/>
           <w:bCs/>
         </w:rPr>
-      </w:pPr>
-      <w:r>
+        <w:t>?</w:t>
+      </w:r>
+    </w:p>
+    <w:p>
+      <w:r>
+        <w:rPr>
+          <w:i/>
+          <w:iCs/>
+        </w:rPr>
+        <w:t xml:space="preserve">"Both </w:t>
+      </w:r>
+      <w:proofErr w:type="spellStart"/>
+      <w:proofErr w:type="gramStart"/>
+      <w:r>
+        <w:rPr>
+          <w:i/>
+          <w:iCs/>
+        </w:rPr>
+        <w:t>sling:resourceType</w:t>
+      </w:r>
+      <w:proofErr w:type="spellEnd"/>
+      <w:proofErr w:type="gramEnd"/>
+      <w:r>
+        <w:rPr>
+          <w:i/>
+          <w:iCs/>
+        </w:rPr>
+        <w:t xml:space="preserve"> and </w:t>
+      </w:r>
+      <w:proofErr w:type="spellStart"/>
+      <w:proofErr w:type="gramStart"/>
+      <w:r>
+        <w:rPr>
+          <w:i/>
+          <w:iCs/>
+        </w:rPr>
+        <w:t>sling:resourceSuperType</w:t>
+      </w:r>
+      <w:proofErr w:type="spellEnd"/>
+      <w:proofErr w:type="gramEnd"/>
+      <w:r>
+        <w:rPr>
+          <w:i/>
+          <w:iCs/>
+        </w:rPr>
+        <w:t xml:space="preserve"> are fundamental concepts in AEM component development and are used by Sling to determine how content should be rendered.</w:t>
+      </w:r>
+    </w:p>
+    <w:p>
+      <w:proofErr w:type="spellStart"/>
+      <w:proofErr w:type="gramStart"/>
+      <w:r>
+        <w:rPr>
+          <w:i/>
+          <w:iCs/>
+        </w:rPr>
+        <w:t>sling:resourceType</w:t>
+      </w:r>
+      <w:proofErr w:type="spellEnd"/>
+      <w:proofErr w:type="gramEnd"/>
+      <w:r>
+        <w:rPr>
+          <w:i/>
+          <w:iCs/>
+        </w:rPr>
+        <w:t xml:space="preserve"> identifies which component should render a particular resource. When a page contains a component, AEM looks at the resource's </w:t>
+      </w:r>
+      <w:proofErr w:type="spellStart"/>
+      <w:proofErr w:type="gramStart"/>
+      <w:r>
+        <w:rPr>
+          <w:i/>
+          <w:iCs/>
+        </w:rPr>
+        <w:t>sling:resourceType</w:t>
+      </w:r>
+      <w:proofErr w:type="spellEnd"/>
+      <w:proofErr w:type="gramEnd"/>
+      <w:r>
+        <w:rPr>
+          <w:i/>
+          <w:iCs/>
+        </w:rPr>
+        <w:t xml:space="preserve"> and maps it to the corresponding component under /apps or /libs.</w:t>
+      </w:r>
+    </w:p>
+    <w:p>
+      <w:r>
+        <w:rPr>
+          <w:i/>
+          <w:iCs/>
+        </w:rPr>
+        <w:t>For example, if a component node has:</w:t>
+      </w:r>
+    </w:p>
+    <w:p>
+      <w:proofErr w:type="spellStart"/>
+      <w:proofErr w:type="gramStart"/>
+      <w:r>
+        <w:t>sling:resourceType</w:t>
+      </w:r>
+      <w:proofErr w:type="spellEnd"/>
+      <w:proofErr w:type="gramEnd"/>
+      <w:r>
+        <w:t xml:space="preserve"> = </w:t>
+      </w:r>
+      <w:proofErr w:type="spellStart"/>
+      <w:r>
+        <w:t>myproject</w:t>
+      </w:r>
+      <w:proofErr w:type="spellEnd"/>
+      <w:r>
+        <w:t>/components/content/banner</w:t>
+      </w:r>
+    </w:p>
+    <w:p>
+      <w:r>
+        <w:rPr>
+          <w:i/>
+          <w:iCs/>
+        </w:rPr>
+        <w:t>then AEM renders the Banner component located at that path.</w:t>
+      </w:r>
+    </w:p>
+    <w:p>
+      <w:r>
+        <w:rPr>
+          <w:i/>
+          <w:iCs/>
+        </w:rPr>
+        <w:t xml:space="preserve">On the other hand, </w:t>
+      </w:r>
+      <w:proofErr w:type="spellStart"/>
+      <w:proofErr w:type="gramStart"/>
+      <w:r>
+        <w:rPr>
+          <w:i/>
+          <w:iCs/>
+        </w:rPr>
+        <w:t>sling:resourceSuperType</w:t>
+      </w:r>
+      <w:proofErr w:type="spellEnd"/>
+      <w:proofErr w:type="gramEnd"/>
+      <w:r>
+        <w:rPr>
+          <w:i/>
+          <w:iCs/>
+        </w:rPr>
+        <w:t xml:space="preserve"> is used for component inheritance. It allows one component to inherit functionality from another component instead of duplicating code.</w:t>
+      </w:r>
+    </w:p>
+    <w:p>
+      <w:r>
+        <w:rPr>
+          <w:i/>
+          <w:iCs/>
+        </w:rPr>
+        <w:t>For example, if I create a Custom Banner component and set:</w:t>
+      </w:r>
+    </w:p>
+    <w:p>
+      <w:proofErr w:type="spellStart"/>
+      <w:proofErr w:type="gramStart"/>
+      <w:r>
+        <w:t>sling:resourceSuperType</w:t>
+      </w:r>
+      <w:proofErr w:type="spellEnd"/>
+      <w:proofErr w:type="gramEnd"/>
+      <w:r>
+        <w:t xml:space="preserve"> = </w:t>
+      </w:r>
+      <w:proofErr w:type="spellStart"/>
+      <w:r>
+        <w:t>myproject</w:t>
+      </w:r>
+      <w:proofErr w:type="spellEnd"/>
+      <w:r>
+        <w:t>/components/content/banner</w:t>
+      </w:r>
+    </w:p>
+    <w:p>
+      <w:r>
+        <w:rPr>
+          <w:i/>
+          <w:iCs/>
+        </w:rPr>
+        <w:t>then the Custom Banner inherits the Banner component's HTL, dialogs, Sling Models, and other functionality. I only need to override what is different.</w:t>
+      </w:r>
+    </w:p>
+    <w:p>
+      <w:r>
+        <w:rPr>
+          <w:i/>
+          <w:iCs/>
+        </w:rPr>
+        <w:t xml:space="preserve">In real projects, I use </w:t>
+      </w:r>
+      <w:proofErr w:type="spellStart"/>
+      <w:proofErr w:type="gramStart"/>
+      <w:r>
+        <w:rPr>
+          <w:i/>
+          <w:iCs/>
+        </w:rPr>
+        <w:t>sling:resourceType</w:t>
+      </w:r>
+      <w:proofErr w:type="spellEnd"/>
+      <w:proofErr w:type="gramEnd"/>
+      <w:r>
+        <w:rPr>
+          <w:i/>
+          <w:iCs/>
+        </w:rPr>
+        <w:t xml:space="preserve"> to define which component renders the content and </w:t>
+      </w:r>
+      <w:proofErr w:type="spellStart"/>
+      <w:proofErr w:type="gramStart"/>
+      <w:r>
+        <w:rPr>
+          <w:i/>
+          <w:iCs/>
+        </w:rPr>
+        <w:t>sling:resourceSuperType</w:t>
+      </w:r>
+      <w:proofErr w:type="spellEnd"/>
+      <w:proofErr w:type="gramEnd"/>
+      <w:r>
+        <w:rPr>
+          <w:i/>
+          <w:iCs/>
+        </w:rPr>
+        <w:t xml:space="preserve"> to promote reuse and extend existing components, especially AEM Core Components.</w:t>
+      </w:r>
+    </w:p>
+    <w:p>
+      <w:pPr>
+        <w:rPr>
+          <w:i/>
+          <w:iCs/>
+        </w:rPr>
+      </w:pPr>
+      <w:r>
+        <w:rPr>
+          <w:i/>
+          <w:iCs/>
+        </w:rPr>
+        <w:t xml:space="preserve">As a best practice, I avoid copying components and prefer inheritance using </w:t>
+      </w:r>
+      <w:proofErr w:type="spellStart"/>
+      <w:proofErr w:type="gramStart"/>
+      <w:r>
+        <w:rPr>
+          <w:i/>
+          <w:iCs/>
+        </w:rPr>
+        <w:t>sling:resourceSuperType</w:t>
+      </w:r>
+      <w:proofErr w:type="spellEnd"/>
+      <w:proofErr w:type="gramEnd"/>
+      <w:r>
+        <w:rPr>
+          <w:i/>
+          <w:iCs/>
+        </w:rPr>
+        <w:t xml:space="preserve"> because it improves maintainability and reduces duplicate code."</w:t>
+      </w:r>
+    </w:p>
+    <w:p>
+      <w:pPr>
+        <w:rPr>
+          <w:i/>
+          <w:iCs/>
+        </w:rPr>
+      </w:pPr>
+      <w:r>
+        <w:pict w14:anchorId="64D5258F">
+          <v:rect id="_x0000_i1030" style="width:0;height:1.5pt" o:hralign="center" o:hrstd="t" o:hr="t" fillcolor="#a0a0a0" stroked="f"/>
+        </w:pict>
+      </w:r>
+    </w:p>
+    <w:p>
+      <w:pPr>
         <w:rPr>
           <w:b/>
           <w:bCs/>
         </w:rPr>
-        <w:t>3. Real-Time Project Example</w:t>
-      </w:r>
-    </w:p>
-    <w:p>
+      </w:pPr>
       <w:r>
         <w:rPr>
           <w:b/>
           <w:bCs/>
         </w:rPr>
-        <w:t>"In my project, we had a requirement where the business wanted a reusable Hero Banner component for multiple website pages."</w:t>
+        <w:t>13. How do you override Core Components?</w:t>
+      </w:r>
+    </w:p>
+    <w:p>
+      <w:r>
+        <w:rPr>
+          <w:i/>
+          <w:iCs/>
+        </w:rPr>
+        <w:t>"In AEM, I generally prefer extending Core Components instead of directly modifying them because Core Components are provided by Adobe and any direct changes can be lost during upgrades.</w:t>
+      </w:r>
+    </w:p>
+    <w:p>
+      <w:r>
+        <w:rPr>
+          <w:i/>
+          <w:iCs/>
+        </w:rPr>
+        <w:t xml:space="preserve">To override a Core Component, I create a custom component under my project's /apps folder and use </w:t>
+      </w:r>
+      <w:proofErr w:type="spellStart"/>
+      <w:proofErr w:type="gramStart"/>
+      <w:r>
+        <w:rPr>
+          <w:i/>
+          <w:iCs/>
+        </w:rPr>
+        <w:t>sling:resourceSuperType</w:t>
+      </w:r>
+      <w:proofErr w:type="spellEnd"/>
+      <w:proofErr w:type="gramEnd"/>
+      <w:r>
+        <w:rPr>
+          <w:i/>
+          <w:iCs/>
+        </w:rPr>
+        <w:t xml:space="preserve"> to inherit from the Core Component. This allows me to reuse all the existing functionality while customizing only the required parts.</w:t>
+      </w:r>
+    </w:p>
+    <w:p>
+      <w:r>
+        <w:rPr>
+          <w:i/>
+          <w:iCs/>
+        </w:rPr>
+        <w:t>For example, if I want to customize the Teaser Component, I create a component like:</w:t>
+      </w:r>
+    </w:p>
+    <w:p>
+      <w:r>
+        <w:lastRenderedPageBreak/>
+        <w:t>/apps/</w:t>
+      </w:r>
+      <w:proofErr w:type="spellStart"/>
+      <w:r>
+        <w:t>myproject</w:t>
+      </w:r>
+      <w:proofErr w:type="spellEnd"/>
+      <w:r>
+        <w:t>/components/custom-teaser</w:t>
+      </w:r>
+    </w:p>
+    <w:p>
+      <w:r>
+        <w:t>and set:</w:t>
+      </w:r>
+    </w:p>
+    <w:p>
+      <w:proofErr w:type="spellStart"/>
+      <w:proofErr w:type="gramStart"/>
+      <w:r>
+        <w:t>sling:resourceSuperType</w:t>
+      </w:r>
+      <w:proofErr w:type="spellEnd"/>
+      <w:proofErr w:type="gramEnd"/>
+      <w:r>
+        <w:t>=</w:t>
+      </w:r>
+    </w:p>
+    <w:p>
+      <w:r>
+        <w:t>core/</w:t>
+      </w:r>
+      <w:proofErr w:type="spellStart"/>
+      <w:r>
+        <w:t>wcm</w:t>
+      </w:r>
+      <w:proofErr w:type="spellEnd"/>
+      <w:r>
+        <w:t>/components/teaser/v2/teaser</w:t>
+      </w:r>
+    </w:p>
+    <w:p>
+      <w:r>
+        <w:rPr>
+          <w:i/>
+          <w:iCs/>
+        </w:rPr>
+        <w:t>t</w:t>
+      </w:r>
+      <w:r>
+        <w:rPr>
+          <w:i/>
+          <w:iCs/>
+        </w:rPr>
+        <w:t>hen, depending on the requirement, I can:</w:t>
+      </w:r>
+    </w:p>
+    <w:p>
+      <w:r>
+        <w:rPr>
+          <w:i/>
+          <w:iCs/>
+        </w:rPr>
+        <w:t>- Override the HTL file for custom rendering.</w:t>
+      </w:r>
+      <w:r>
+        <w:t xml:space="preserve"> </w:t>
+      </w:r>
+      <w:r>
+        <w:rPr>
+          <w:i/>
+          <w:iCs/>
+        </w:rPr>
+        <w:t>- Extend the Sling Model for additional backend logic.</w:t>
+      </w:r>
+      <w:r>
+        <w:t xml:space="preserve"> </w:t>
+      </w:r>
+      <w:r>
+        <w:rPr>
+          <w:i/>
+          <w:iCs/>
+        </w:rPr>
+        <w:t>- Extend the dialog to add new authoring fields.</w:t>
+      </w:r>
+      <w:r>
+        <w:t xml:space="preserve"> </w:t>
+      </w:r>
+      <w:r>
+        <w:rPr>
+          <w:i/>
+          <w:iCs/>
+        </w:rPr>
+        <w:t>- Add custom CSS or JavaScript through Client Libraries.</w:t>
+      </w:r>
+    </w:p>
+    <w:p>
+      <w:r>
+        <w:rPr>
+          <w:i/>
+          <w:iCs/>
+        </w:rPr>
+        <w:t>This approach follows Adobe best practices because I still inherit bug fixes and new features from the Core Component while implementing project-specific customizations.</w:t>
+      </w:r>
+    </w:p>
+    <w:p>
+      <w:r>
+        <w:rPr>
+          <w:i/>
+          <w:iCs/>
+        </w:rPr>
+        <w:t xml:space="preserve">In my projects, I have commonly extended Core Teaser, Title, Image, Accordion, and Carousel Components using </w:t>
+      </w:r>
+      <w:proofErr w:type="spellStart"/>
+      <w:proofErr w:type="gramStart"/>
+      <w:r>
+        <w:rPr>
+          <w:i/>
+          <w:iCs/>
+        </w:rPr>
+        <w:t>sling:resourceSuperType</w:t>
+      </w:r>
+      <w:proofErr w:type="spellEnd"/>
+      <w:proofErr w:type="gramEnd"/>
+      <w:r>
+        <w:rPr>
+          <w:i/>
+          <w:iCs/>
+        </w:rPr>
+        <w:t xml:space="preserve"> instead of copying their code."</w:t>
       </w:r>
     </w:p>
     <w:p>
@@ -10964,194 +7071,277 @@
           <w:b/>
           <w:bCs/>
         </w:rPr>
-        <w:t>Business Requirement</w:t>
-      </w:r>
-    </w:p>
-    <w:p>
-      <w:r>
-        <w:t>Marketing teams wanted authors to configure:</w:t>
-      </w:r>
-    </w:p>
-    <w:p>
-      <w:pPr>
-        <w:numPr>
-          <w:ilvl w:val="0"/>
-          <w:numId w:val="25"/>
-        </w:numPr>
-      </w:pPr>
-      <w:r>
-        <w:t xml:space="preserve">Banner image </w:t>
-      </w:r>
-    </w:p>
-    <w:p>
-      <w:pPr>
-        <w:numPr>
-          <w:ilvl w:val="0"/>
-          <w:numId w:val="25"/>
-        </w:numPr>
-      </w:pPr>
-      <w:r>
-        <w:t xml:space="preserve">Title </w:t>
-      </w:r>
-    </w:p>
-    <w:p>
-      <w:pPr>
-        <w:numPr>
-          <w:ilvl w:val="0"/>
-          <w:numId w:val="25"/>
-        </w:numPr>
-      </w:pPr>
-      <w:r>
-        <w:t xml:space="preserve">Description </w:t>
-      </w:r>
-    </w:p>
-    <w:p>
-      <w:pPr>
-        <w:numPr>
-          <w:ilvl w:val="0"/>
-          <w:numId w:val="25"/>
-        </w:numPr>
-      </w:pPr>
-      <w:r>
-        <w:t xml:space="preserve">CTA button </w:t>
-      </w:r>
-    </w:p>
-    <w:p>
-      <w:pPr>
-        <w:numPr>
-          <w:ilvl w:val="0"/>
-          <w:numId w:val="25"/>
-        </w:numPr>
-      </w:pPr>
-      <w:r>
-        <w:t xml:space="preserve">CTA URL </w:t>
-      </w:r>
-    </w:p>
-    <w:p>
-      <w:r>
-        <w:t>without developer involvement.</w:t>
-      </w:r>
-    </w:p>
-    <w:p>
-      <w:r>
-        <w:lastRenderedPageBreak/>
-        <w:pict w14:anchorId="6D7B809D">
-          <v:rect id="_x0000_i1083" style="width:0;height:1.5pt" o:hralign="center" o:hrstd="t" o:hr="t" fillcolor="#a0a0a0" stroked="f"/>
-        </w:pict>
-      </w:r>
-    </w:p>
-    <w:p>
-      <w:pPr>
+        <w:t>D-H-D-M</w:t>
+      </w:r>
+    </w:p>
+    <w:p>
+      <w:r>
+        <w:t>When overriding Core Components, think:</w:t>
+      </w:r>
+    </w:p>
+    <w:p>
+      <w:r>
         <w:rPr>
           <w:b/>
           <w:bCs/>
         </w:rPr>
-      </w:pPr>
+        <w:t>D</w:t>
+      </w:r>
+      <w:r>
+        <w:t xml:space="preserve"> → Don't modify /libs</w:t>
+      </w:r>
+    </w:p>
+    <w:p>
       <w:r>
         <w:rPr>
           <w:b/>
           <w:bCs/>
         </w:rPr>
-        <w:t>Technical Implementation</w:t>
-      </w:r>
-    </w:p>
-    <w:p>
-      <w:r>
-        <w:t>As an AEM Developer, I implemented the component:</w:t>
-      </w:r>
-    </w:p>
-    <w:p>
-      <w:pPr>
+        <w:t>H</w:t>
+      </w:r>
+      <w:r>
+        <w:t xml:space="preserve"> → Inherit using </w:t>
+      </w:r>
+      <w:proofErr w:type="spellStart"/>
+      <w:proofErr w:type="gramStart"/>
+      <w:r>
+        <w:t>sling:resourceSuperType</w:t>
+      </w:r>
+      <w:proofErr w:type="spellEnd"/>
+      <w:proofErr w:type="gramEnd"/>
+    </w:p>
+    <w:p>
+      <w:r>
         <w:rPr>
           <w:b/>
           <w:bCs/>
         </w:rPr>
-      </w:pPr>
+        <w:t>D</w:t>
+      </w:r>
+      <w:r>
+        <w:t xml:space="preserve"> → Extend Dialog if needed</w:t>
+      </w:r>
+    </w:p>
+    <w:p>
       <w:r>
         <w:rPr>
           <w:b/>
           <w:bCs/>
         </w:rPr>
-        <w:t>1. Component Creation</w:t>
-      </w:r>
-    </w:p>
-    <w:p>
-      <w:r>
-        <w:t>Created component structure:</w:t>
-      </w:r>
-    </w:p>
-    <w:p>
-      <w:r>
-        <w:t>/apps/project/components/content/</w:t>
-      </w:r>
-      <w:proofErr w:type="spellStart"/>
-      <w:r>
-        <w:t>herobanner</w:t>
-      </w:r>
-      <w:proofErr w:type="spellEnd"/>
-    </w:p>
-    <w:p>
-      <w:r>
-        <w:t>Added:</w:t>
-      </w:r>
-    </w:p>
-    <w:p>
-      <w:proofErr w:type="spellStart"/>
-      <w:r>
-        <w:t>herobanner</w:t>
-      </w:r>
-      <w:proofErr w:type="spellEnd"/>
-    </w:p>
-    <w:p>
-      <w:r>
-        <w:t xml:space="preserve"> |</w:t>
-      </w:r>
-    </w:p>
-    <w:p>
-      <w:r>
-        <w:t xml:space="preserve"> |</w:t>
-      </w:r>
-      <w:proofErr w:type="gramStart"/>
-      <w:r>
-        <w:t>-- .</w:t>
-      </w:r>
-      <w:proofErr w:type="gramEnd"/>
-      <w:r>
-        <w:t>content.xml</w:t>
-      </w:r>
-    </w:p>
-    <w:p>
-      <w:r>
-        <w:t xml:space="preserve"> |-- </w:t>
+        <w:t>M</w:t>
+      </w:r>
+      <w:r>
+        <w:t xml:space="preserve"> → Modify HTL/Model only where required</w:t>
+      </w:r>
+    </w:p>
+    <w:p>
+      <w:r>
+        <w:pict w14:anchorId="3506D32E">
+          <v:rect id="_x0000_i1031" style="width:0;height:1.5pt" o:hralign="center" o:hrstd="t" o:hr="t" fillcolor="#a0a0a0" stroked="f"/>
+        </w:pict>
+      </w:r>
+    </w:p>
+    <w:p>
+      <w:pPr>
+        <w:rPr>
+          <w:b/>
+          <w:bCs/>
+        </w:rPr>
+      </w:pPr>
+      <w:r>
+        <w:rPr>
+          <w:b/>
+          <w:bCs/>
+        </w:rPr>
+        <w:t>14. Difference between extending and overlaying components.</w:t>
+      </w:r>
+    </w:p>
+    <w:p>
+      <w:r>
+        <w:rPr>
+          <w:i/>
+          <w:iCs/>
+        </w:rPr>
+        <w:t>"Extending and Overlaying are two different ways of customizing existing AEM components.</w:t>
+      </w:r>
+    </w:p>
+    <w:p>
+      <w:r>
+        <w:rPr>
+          <w:i/>
+          <w:iCs/>
+        </w:rPr>
+        <w:t xml:space="preserve">Extending means creating a new component that inherits functionality from an existing component using </w:t>
       </w:r>
       <w:proofErr w:type="spellStart"/>
       <w:proofErr w:type="gramStart"/>
       <w:r>
-        <w:t>cq:dialog</w:t>
+        <w:rPr>
+          <w:i/>
+          <w:iCs/>
+        </w:rPr>
+        <w:t>sling:resourceSuperType</w:t>
       </w:r>
       <w:proofErr w:type="spellEnd"/>
       <w:proofErr w:type="gramEnd"/>
-    </w:p>
-    <w:p>
-      <w:r>
-        <w:t xml:space="preserve"> |-- herobanner.html</w:t>
-      </w:r>
-    </w:p>
-    <w:p>
-      <w:r>
-        <w:t xml:space="preserve"> |-- </w:t>
+      <w:r>
+        <w:rPr>
+          <w:i/>
+          <w:iCs/>
+        </w:rPr>
+        <w:t>. The child component can reuse the parent component's HTL, dialogs, Sling Models, and other configurations while overriding only the required functionality. This is the recommended approach, especially when working with AEM Core Components.</w:t>
+      </w:r>
+    </w:p>
+    <w:p>
+      <w:r>
+        <w:rPr>
+          <w:i/>
+          <w:iCs/>
+        </w:rPr>
+        <w:t>For example:</w:t>
+      </w:r>
+    </w:p>
+    <w:p>
+      <w:r>
+        <w:t>/apps/</w:t>
       </w:r>
       <w:proofErr w:type="spellStart"/>
       <w:r>
-        <w:t>clientlibs</w:t>
+        <w:t>myproject</w:t>
       </w:r>
       <w:proofErr w:type="spellEnd"/>
-    </w:p>
-    <w:p>
-      <w:r>
-        <w:pict w14:anchorId="3601F2B5">
-          <v:rect id="_x0000_i1084" style="width:0;height:1.5pt" o:hralign="center" o:hrstd="t" o:hr="t" fillcolor="#a0a0a0" stroked="f"/>
-        </w:pict>
+      <w:r>
+        <w:t>/components/custom-teaser</w:t>
+      </w:r>
+    </w:p>
+    <w:p>
+      <w:proofErr w:type="spellStart"/>
+      <w:proofErr w:type="gramStart"/>
+      <w:r>
+        <w:t>sling:resourceSuperType</w:t>
+      </w:r>
+      <w:proofErr w:type="spellEnd"/>
+      <w:proofErr w:type="gramEnd"/>
+      <w:r>
+        <w:t>=</w:t>
+      </w:r>
+    </w:p>
+    <w:p>
+      <w:r>
+        <w:t>core/</w:t>
+      </w:r>
+      <w:proofErr w:type="spellStart"/>
+      <w:r>
+        <w:t>wcm</w:t>
+      </w:r>
+      <w:proofErr w:type="spellEnd"/>
+      <w:r>
+        <w:t>/components/teaser/v2/teaser</w:t>
+      </w:r>
+    </w:p>
+    <w:p>
+      <w:r>
+        <w:rPr>
+          <w:i/>
+          <w:iCs/>
+        </w:rPr>
+        <w:t>Here, the custom teaser inherits all teaser functionality and only changes what is necessary.</w:t>
+      </w:r>
+    </w:p>
+    <w:p>
+      <w:r>
+        <w:rPr>
+          <w:i/>
+          <w:iCs/>
+        </w:rPr>
+        <w:t>Overlaying, on the other hand, means copying a component or configuration from /libs to /apps using the same repository structure and then customizing it. Due to Sling Resource Resolution, AEM gives preference to /apps over /libs.</w:t>
+      </w:r>
+    </w:p>
+    <w:p>
+      <w:pPr>
+        <w:rPr>
+          <w:i/>
+          <w:iCs/>
+        </w:rPr>
+      </w:pPr>
+      <w:r>
+        <w:rPr>
+          <w:i/>
+          <w:iCs/>
+        </w:rPr>
+        <w:t>Example:</w:t>
+      </w:r>
+    </w:p>
+    <w:p>
+      <w:r>
+        <w:t>/libs/</w:t>
+      </w:r>
+      <w:proofErr w:type="spellStart"/>
+      <w:r>
+        <w:t>wcm</w:t>
+      </w:r>
+      <w:proofErr w:type="spellEnd"/>
+      <w:r>
+        <w:t>/core/content/sites</w:t>
+      </w:r>
+    </w:p>
+    <w:p>
+      <w:r>
+        <w:t>↓</w:t>
+      </w:r>
+    </w:p>
+    <w:p>
+      <w:r>
+        <w:t>/apps/</w:t>
+      </w:r>
+      <w:proofErr w:type="spellStart"/>
+      <w:r>
+        <w:t>wcm</w:t>
+      </w:r>
+      <w:proofErr w:type="spellEnd"/>
+      <w:r>
+        <w:t>/core/content/sites</w:t>
+      </w:r>
+    </w:p>
+    <w:p>
+      <w:r>
+        <w:rPr>
+          <w:i/>
+          <w:iCs/>
+        </w:rPr>
+        <w:lastRenderedPageBreak/>
+        <w:t>Overlaying is typically used for modifying AEM consoles, dialogs, or UI configurations rather than Core Components.</w:t>
+      </w:r>
+    </w:p>
+    <w:p>
+      <w:pPr>
+        <w:rPr>
+          <w:i/>
+          <w:iCs/>
+        </w:rPr>
+      </w:pPr>
+      <w:r>
+        <w:rPr>
+          <w:i/>
+          <w:iCs/>
+        </w:rPr>
+        <w:t xml:space="preserve">As a best practice, for component customization I prefer Extending because it is upgrade-safe and promotes reusability. Overlaying should be used only when there is a need to customize AEM-provided UI </w:t>
+      </w:r>
+      <w:proofErr w:type="gramStart"/>
+      <w:r>
+        <w:rPr>
+          <w:i/>
+          <w:iCs/>
+        </w:rPr>
+        <w:t>functionality</w:t>
+      </w:r>
+      <w:proofErr w:type="gramEnd"/>
+      <w:r>
+        <w:rPr>
+          <w:i/>
+          <w:iCs/>
+        </w:rPr>
+        <w:t xml:space="preserve"> and no extension mechanism is available."</w:t>
       </w:r>
     </w:p>
     <w:p>
@@ -11162,1693 +7352,129 @@
         </w:rPr>
       </w:pPr>
       <w:r>
+        <w:pict w14:anchorId="6A055CBD">
+          <v:rect id="_x0000_i1032" style="width:0;height:1.5pt" o:hralign="center" o:hrstd="t" o:hr="t" fillcolor="#a0a0a0" stroked="f"/>
+        </w:pict>
+      </w:r>
+    </w:p>
+    <w:p>
+      <w:pPr>
         <w:rPr>
           <w:b/>
           <w:bCs/>
         </w:rPr>
-        <w:t>2. Dialog Development</w:t>
-      </w:r>
-    </w:p>
-    <w:p>
-      <w:r>
-        <w:t>Created Granite UI dialog:</w:t>
-      </w:r>
-    </w:p>
-    <w:p>
-      <w:r>
-        <w:t>Fields:</w:t>
-      </w:r>
-    </w:p>
-    <w:p>
-      <w:pPr>
-        <w:numPr>
-          <w:ilvl w:val="0"/>
-          <w:numId w:val="26"/>
-        </w:numPr>
-      </w:pPr>
-      <w:r>
-        <w:t xml:space="preserve">Image field </w:t>
-      </w:r>
-    </w:p>
-    <w:p>
-      <w:pPr>
-        <w:numPr>
-          <w:ilvl w:val="0"/>
-          <w:numId w:val="26"/>
-        </w:numPr>
-      </w:pPr>
-      <w:r>
-        <w:t xml:space="preserve">Text field </w:t>
-      </w:r>
-    </w:p>
-    <w:p>
-      <w:pPr>
-        <w:numPr>
-          <w:ilvl w:val="0"/>
-          <w:numId w:val="26"/>
-        </w:numPr>
-      </w:pPr>
-      <w:r>
-        <w:t xml:space="preserve">Link field </w:t>
-      </w:r>
-    </w:p>
-    <w:p>
-      <w:r>
-        <w:t>When authors save the dialog, values are stored in JCR.</w:t>
-      </w:r>
-    </w:p>
-    <w:p>
-      <w:r>
-        <w:t>Example:</w:t>
-      </w:r>
-    </w:p>
-    <w:p>
-      <w:r>
-        <w:t>/content/site/home/</w:t>
-      </w:r>
-      <w:proofErr w:type="spellStart"/>
-      <w:proofErr w:type="gramStart"/>
-      <w:r>
-        <w:t>jcr:content</w:t>
-      </w:r>
-      <w:proofErr w:type="spellEnd"/>
-      <w:proofErr w:type="gramEnd"/>
-      <w:r>
-        <w:t>/root/</w:t>
-      </w:r>
-      <w:proofErr w:type="spellStart"/>
-      <w:r>
-        <w:t>herobanner</w:t>
-      </w:r>
-      <w:proofErr w:type="spellEnd"/>
-    </w:p>
-    <w:p/>
-    <w:p>
-      <w:r>
-        <w:t>title = "Welcome"</w:t>
-      </w:r>
-    </w:p>
-    <w:p>
-      <w:r>
-        <w:t>description = "Explore our products"</w:t>
-      </w:r>
-    </w:p>
-    <w:p>
-      <w:r>
-        <w:pict w14:anchorId="03C8E459">
-          <v:rect id="_x0000_i1085" style="width:0;height:1.5pt" o:hralign="center" o:hrstd="t" o:hr="t" fillcolor="#a0a0a0" stroked="f"/>
-        </w:pict>
-      </w:r>
-    </w:p>
-    <w:p>
-      <w:pPr>
+      </w:pPr>
+      <w:r>
         <w:rPr>
           <w:b/>
           <w:bCs/>
         </w:rPr>
-      </w:pPr>
-      <w:r>
+        <w:t>15. What is HTL and why is it preferred over JSP?</w:t>
+      </w:r>
+    </w:p>
+    <w:p>
+      <w:r>
+        <w:rPr>
+          <w:i/>
+          <w:iCs/>
+        </w:rPr>
+        <w:t>"HTL, which stands for HTML Template Language, is the recommended server-side templating language in AEM for building component presentation layers. It was previously known as Sightly.</w:t>
+      </w:r>
+    </w:p>
+    <w:p>
+      <w:r>
+        <w:rPr>
+          <w:i/>
+          <w:iCs/>
+        </w:rPr>
+        <w:t>HTL allows developers to create dynamic web pages using standard HTML with special HTL expressions and tags. The main advantage of HTL is that it separates business logic from presentation logic, making the code cleaner, more readable, and easier to maintain.</w:t>
+      </w:r>
+    </w:p>
+    <w:p>
+      <w:r>
+        <w:rPr>
+          <w:i/>
+          <w:iCs/>
+        </w:rPr>
+        <w:t>Before HTL, JSP was commonly used in AEM. However, JSP mixes Java code and HTML in the same file, which makes maintenance difficult and increases the chances of coding errors.</w:t>
+      </w:r>
+    </w:p>
+    <w:p>
+      <w:r>
+        <w:rPr>
+          <w:i/>
+          <w:iCs/>
+        </w:rPr>
+        <w:t>HTL provides built-in XSS protection by automatically escaping output, which makes applications more secure. In JSP, developers need to handle such security concerns manually.</w:t>
+      </w:r>
+    </w:p>
+    <w:p>
+      <w:r>
+        <w:rPr>
+          <w:i/>
+          <w:iCs/>
+        </w:rPr>
+        <w:t>HTL also integrates very well with Sling Models. Typically, business logic is written in Sling Models, and HTL is used only for rendering the data. This follows the MVC design pattern and improves code quality.</w:t>
+      </w:r>
+    </w:p>
+    <w:p>
+      <w:r>
+        <w:rPr>
+          <w:i/>
+          <w:iCs/>
+        </w:rPr>
+        <w:t>For example, in modern AEM projects, we use Sling Models to fetch content and HTL to display it. Adobe recommends HTL because it is secure, readable, maintainable, and specifically designed for AEM development.</w:t>
+      </w:r>
+    </w:p>
+    <w:p>
+      <w:pPr>
+        <w:rPr>
+          <w:i/>
+          <w:iCs/>
+        </w:rPr>
+      </w:pPr>
+      <w:r>
+        <w:rPr>
+          <w:i/>
+          <w:iCs/>
+        </w:rPr>
+        <w:t>Therefore, whenever I develop AEM components, I use Sling Models along with HTL instead of JSP."</w:t>
+      </w:r>
+    </w:p>
+    <w:p>
+      <w:r>
+        <w:pict w14:anchorId="60953AD9">
+          <v:rect id="_x0000_i1033" style="width:0;height:1.5pt" o:hralign="center" o:hrstd="t" o:hr="t" fillcolor="#a0a0a0" stroked="f"/>
+        </w:pict>
+      </w:r>
+    </w:p>
+    <w:p>
+      <w:pPr>
         <w:rPr>
           <w:b/>
           <w:bCs/>
         </w:rPr>
-        <w:t>3. Sling Model</w:t>
-      </w:r>
-    </w:p>
-    <w:p>
-      <w:r>
-        <w:t>Created a Sling Model to read the authored data.</w:t>
-      </w:r>
-    </w:p>
-    <w:p>
-      <w:r>
-        <w:t>Example:</w:t>
-      </w:r>
-    </w:p>
-    <w:p>
-      <w:r>
-        <w:t>@</w:t>
-      </w:r>
-      <w:proofErr w:type="gramStart"/>
-      <w:r>
-        <w:t>Model(</w:t>
-      </w:r>
-      <w:proofErr w:type="gramEnd"/>
-      <w:r>
-        <w:t xml:space="preserve">adaptables = </w:t>
-      </w:r>
-      <w:proofErr w:type="spellStart"/>
-      <w:r>
-        <w:t>Resource.class</w:t>
-      </w:r>
-      <w:proofErr w:type="spellEnd"/>
-      <w:r>
-        <w:t>)</w:t>
-      </w:r>
-    </w:p>
-    <w:p>
-      <w:r>
-        <w:t xml:space="preserve">public class </w:t>
-      </w:r>
-      <w:proofErr w:type="spellStart"/>
-      <w:r>
-        <w:t>HeroBannerModel</w:t>
-      </w:r>
-      <w:proofErr w:type="spellEnd"/>
-      <w:r>
-        <w:t xml:space="preserve"> {</w:t>
-      </w:r>
-    </w:p>
-    <w:p/>
-    <w:p>
-      <w:r>
-        <w:t xml:space="preserve">    @ValueMapValue</w:t>
-      </w:r>
-    </w:p>
-    <w:p>
-      <w:r>
-        <w:lastRenderedPageBreak/>
-        <w:t xml:space="preserve">    private String title;</w:t>
-      </w:r>
-    </w:p>
-    <w:p/>
-    <w:p>
-      <w:r>
-        <w:t xml:space="preserve">    public String </w:t>
-      </w:r>
-      <w:proofErr w:type="spellStart"/>
-      <w:proofErr w:type="gramStart"/>
-      <w:r>
-        <w:t>getTitle</w:t>
-      </w:r>
-      <w:proofErr w:type="spellEnd"/>
-      <w:r>
-        <w:t>(</w:t>
-      </w:r>
-      <w:proofErr w:type="gramEnd"/>
-      <w:r>
-        <w:t>) {</w:t>
-      </w:r>
-    </w:p>
-    <w:p>
-      <w:r>
-        <w:t xml:space="preserve">        return title;</w:t>
-      </w:r>
-    </w:p>
-    <w:p>
-      <w:r>
-        <w:t xml:space="preserve">    }</w:t>
-      </w:r>
-    </w:p>
-    <w:p>
-      <w:r>
-        <w:t>}</w:t>
-      </w:r>
-    </w:p>
-    <w:p>
-      <w:r>
-        <w:pict w14:anchorId="4CECCE99">
-          <v:rect id="_x0000_i1086" style="width:0;height:1.5pt" o:hralign="center" o:hrstd="t" o:hr="t" fillcolor="#a0a0a0" stroked="f"/>
-        </w:pict>
-      </w:r>
-    </w:p>
-    <w:p>
-      <w:pPr>
+      </w:pPr>
+      <w:r>
         <w:rPr>
           <w:b/>
           <w:bCs/>
         </w:rPr>
-      </w:pPr>
-      <w:r>
-        <w:rPr>
-          <w:b/>
-          <w:bCs/>
-        </w:rPr>
-        <w:t>4. HTL Rendering</w:t>
-      </w:r>
-    </w:p>
-    <w:p>
-      <w:r>
-        <w:t>Used HTL:</w:t>
-      </w:r>
-    </w:p>
-    <w:p>
-      <w:r>
-        <w:t>&lt;h1&gt;${</w:t>
-      </w:r>
-      <w:proofErr w:type="spellStart"/>
-      <w:proofErr w:type="gramStart"/>
-      <w:r>
-        <w:t>model.title</w:t>
-      </w:r>
-      <w:proofErr w:type="spellEnd"/>
-      <w:proofErr w:type="gramEnd"/>
-      <w:r>
-        <w:t>}&lt;/h1&gt;</w:t>
-      </w:r>
-    </w:p>
-    <w:p>
-      <w:r>
-        <w:pict w14:anchorId="33BE9A20">
-          <v:rect id="_x0000_i1087" style="width:0;height:1.5pt" o:hralign="center" o:hrstd="t" o:hr="t" fillcolor="#a0a0a0" stroked="f"/>
-        </w:pict>
-      </w:r>
-    </w:p>
-    <w:p>
-      <w:pPr>
-        <w:rPr>
-          <w:b/>
-          <w:bCs/>
-        </w:rPr>
-      </w:pPr>
-      <w:r>
-        <w:rPr>
-          <w:b/>
-          <w:bCs/>
-        </w:rPr>
-        <w:t>5. Testing</w:t>
-      </w:r>
-    </w:p>
-    <w:p>
-      <w:r>
-        <w:t>Validated:</w:t>
-      </w:r>
-    </w:p>
-    <w:p>
-      <w:pPr>
-        <w:numPr>
-          <w:ilvl w:val="0"/>
-          <w:numId w:val="27"/>
-        </w:numPr>
-      </w:pPr>
-      <w:r>
-        <w:t xml:space="preserve">Component rendering </w:t>
-      </w:r>
-    </w:p>
-    <w:p>
-      <w:pPr>
-        <w:numPr>
-          <w:ilvl w:val="0"/>
-          <w:numId w:val="27"/>
-        </w:numPr>
-      </w:pPr>
-      <w:r>
-        <w:t xml:space="preserve">Author dialog </w:t>
-      </w:r>
-    </w:p>
-    <w:p>
-      <w:pPr>
-        <w:numPr>
-          <w:ilvl w:val="0"/>
-          <w:numId w:val="27"/>
-        </w:numPr>
-      </w:pPr>
-      <w:r>
-        <w:t xml:space="preserve">Responsive </w:t>
-      </w:r>
-      <w:proofErr w:type="spellStart"/>
-      <w:r>
-        <w:t>behavior</w:t>
-      </w:r>
-      <w:proofErr w:type="spellEnd"/>
-      <w:r>
-        <w:t xml:space="preserve"> </w:t>
-      </w:r>
-    </w:p>
-    <w:p>
-      <w:pPr>
-        <w:numPr>
-          <w:ilvl w:val="0"/>
-          <w:numId w:val="27"/>
-        </w:numPr>
-      </w:pPr>
-      <w:r>
-        <w:t xml:space="preserve">Publish environment </w:t>
-      </w:r>
-    </w:p>
-    <w:p>
-      <w:pPr>
-        <w:numPr>
-          <w:ilvl w:val="0"/>
-          <w:numId w:val="27"/>
-        </w:numPr>
-      </w:pPr>
-      <w:r>
-        <w:t xml:space="preserve">Dispatcher cache </w:t>
-      </w:r>
-    </w:p>
-    <w:p>
-      <w:r>
-        <w:pict w14:anchorId="322B8F99">
-          <v:rect id="_x0000_i1088" style="width:0;height:1.5pt" o:hralign="center" o:hrstd="t" o:hr="t" fillcolor="#a0a0a0" stroked="f"/>
-        </w:pict>
-      </w:r>
-    </w:p>
-    <w:p>
-      <w:pPr>
-        <w:rPr>
-          <w:b/>
-          <w:bCs/>
-        </w:rPr>
-      </w:pPr>
-      <w:r>
-        <w:rPr>
-          <w:b/>
-          <w:bCs/>
-        </w:rPr>
-        <w:t>Challenge Faced</w:t>
-      </w:r>
-    </w:p>
-    <w:p>
-      <w:r>
-        <w:t>The component was loading slowly because multiple images were requested from DAM.</w:t>
-      </w:r>
-    </w:p>
-    <w:p>
-      <w:pPr>
-        <w:rPr>
-          <w:b/>
-          <w:bCs/>
-        </w:rPr>
-      </w:pPr>
-      <w:r>
-        <w:rPr>
-          <w:b/>
-          <w:bCs/>
-        </w:rPr>
-        <w:t>Solution</w:t>
-      </w:r>
-    </w:p>
-    <w:p>
-      <w:pPr>
-        <w:numPr>
-          <w:ilvl w:val="0"/>
-          <w:numId w:val="28"/>
-        </w:numPr>
-      </w:pPr>
-      <w:r>
-        <w:t xml:space="preserve">Used image optimization </w:t>
-      </w:r>
-    </w:p>
-    <w:p>
-      <w:pPr>
-        <w:numPr>
-          <w:ilvl w:val="0"/>
-          <w:numId w:val="28"/>
-        </w:numPr>
-      </w:pPr>
-      <w:r>
-        <w:t xml:space="preserve">Implemented lazy loading </w:t>
-      </w:r>
-    </w:p>
-    <w:p>
-      <w:pPr>
-        <w:numPr>
-          <w:ilvl w:val="0"/>
-          <w:numId w:val="28"/>
-        </w:numPr>
-      </w:pPr>
-      <w:r>
-        <w:t xml:space="preserve">Used AEM Core Image Component as reference </w:t>
-      </w:r>
-    </w:p>
-    <w:p>
-      <w:r>
-        <w:pict w14:anchorId="4C30AF7B">
-          <v:rect id="_x0000_i1089" style="width:0;height:1.5pt" o:hralign="center" o:hrstd="t" o:hr="t" fillcolor="#a0a0a0" stroked="f"/>
-        </w:pict>
-      </w:r>
-    </w:p>
-    <w:p>
-      <w:pPr>
-        <w:rPr>
-          <w:b/>
-          <w:bCs/>
-        </w:rPr>
-      </w:pPr>
-      <w:r>
-        <w:rPr>
-          <w:b/>
-          <w:bCs/>
-        </w:rPr>
-        <w:t>4. Scenario-Based Interview Questions</w:t>
-      </w:r>
-    </w:p>
-    <w:p>
-      <w:pPr>
-        <w:rPr>
-          <w:b/>
-          <w:bCs/>
-        </w:rPr>
-      </w:pPr>
-      <w:r>
-        <w:rPr>
-          <w:b/>
-          <w:bCs/>
-        </w:rPr>
-        <w:t>Scenario 1</w:t>
-      </w:r>
-    </w:p>
-    <w:p>
-      <w:r>
-        <w:t>A component works on Author but does not display on Publish. How will you troubleshoot?</w:t>
-      </w:r>
-    </w:p>
-    <w:p>
-      <w:r>
-        <w:pict w14:anchorId="02C8E5CB">
-          <v:rect id="_x0000_i1090" style="width:0;height:1.5pt" o:hralign="center" o:hrstd="t" o:hr="t" fillcolor="#a0a0a0" stroked="f"/>
-        </w:pict>
-      </w:r>
-    </w:p>
-    <w:p>
-      <w:pPr>
-        <w:rPr>
-          <w:b/>
-          <w:bCs/>
-        </w:rPr>
-      </w:pPr>
-      <w:r>
-        <w:rPr>
-          <w:b/>
-          <w:bCs/>
-        </w:rPr>
-        <w:t>Scenario 2</w:t>
-      </w:r>
-    </w:p>
-    <w:p>
-      <w:r>
-        <w:t>The author enters values in the dialog, but nothing appears on the page.</w:t>
-      </w:r>
-    </w:p>
-    <w:p>
-      <w:r>
-        <w:t>What will you check?</w:t>
-      </w:r>
-    </w:p>
-    <w:p>
-      <w:r>
-        <w:pict w14:anchorId="702443A2">
-          <v:rect id="_x0000_i1091" style="width:0;height:1.5pt" o:hralign="center" o:hrstd="t" o:hr="t" fillcolor="#a0a0a0" stroked="f"/>
-        </w:pict>
-      </w:r>
-    </w:p>
-    <w:p>
-      <w:pPr>
-        <w:rPr>
-          <w:b/>
-          <w:bCs/>
-        </w:rPr>
-      </w:pPr>
-      <w:r>
-        <w:rPr>
-          <w:b/>
-          <w:bCs/>
-        </w:rPr>
-        <w:lastRenderedPageBreak/>
-        <w:t>Scenario 3</w:t>
-      </w:r>
-    </w:p>
-    <w:p>
-      <w:r>
-        <w:t>Your component is rendering slowly on production.</w:t>
-      </w:r>
-    </w:p>
-    <w:p>
-      <w:r>
-        <w:t>How will you improve performance?</w:t>
-      </w:r>
-    </w:p>
-    <w:p>
-      <w:r>
-        <w:pict w14:anchorId="3A43821C">
-          <v:rect id="_x0000_i1092" style="width:0;height:1.5pt" o:hralign="center" o:hrstd="t" o:hr="t" fillcolor="#a0a0a0" stroked="f"/>
-        </w:pict>
-      </w:r>
-    </w:p>
-    <w:p>
-      <w:pPr>
-        <w:rPr>
-          <w:b/>
-          <w:bCs/>
-        </w:rPr>
-      </w:pPr>
-      <w:r>
-        <w:rPr>
-          <w:b/>
-          <w:bCs/>
-        </w:rPr>
-        <w:t>Scenario 4</w:t>
-      </w:r>
-    </w:p>
-    <w:p>
-      <w:r>
-        <w:t>The dialog fields are not appearing in AEM author mode.</w:t>
-      </w:r>
-    </w:p>
-    <w:p>
-      <w:r>
-        <w:t>What could be the reason?</w:t>
-      </w:r>
-    </w:p>
-    <w:p>
-      <w:r>
-        <w:pict w14:anchorId="4AE33813">
-          <v:rect id="_x0000_i1093" style="width:0;height:1.5pt" o:hralign="center" o:hrstd="t" o:hr="t" fillcolor="#a0a0a0" stroked="f"/>
-        </w:pict>
-      </w:r>
-    </w:p>
-    <w:p>
-      <w:pPr>
-        <w:rPr>
-          <w:b/>
-          <w:bCs/>
-        </w:rPr>
-      </w:pPr>
-      <w:r>
-        <w:rPr>
-          <w:b/>
-          <w:bCs/>
-        </w:rPr>
-        <w:t>Scenario 5</w:t>
-      </w:r>
-    </w:p>
-    <w:p>
-      <w:r>
-        <w:t>A component needs to be reused with some additional functionality.</w:t>
-      </w:r>
-    </w:p>
-    <w:p>
-      <w:r>
-        <w:t>Would you create a new component or extend an existing one?</w:t>
-      </w:r>
-    </w:p>
-    <w:p>
-      <w:r>
-        <w:pict w14:anchorId="09EB0AD2">
-          <v:rect id="_x0000_i1094" style="width:0;height:1.5pt" o:hralign="center" o:hrstd="t" o:hr="t" fillcolor="#a0a0a0" stroked="f"/>
-        </w:pict>
-      </w:r>
-    </w:p>
-    <w:p>
-      <w:pPr>
-        <w:rPr>
-          <w:b/>
-          <w:bCs/>
-        </w:rPr>
-      </w:pPr>
-      <w:r>
-        <w:rPr>
-          <w:b/>
-          <w:bCs/>
-        </w:rPr>
-        <w:t>7. Follow-up Questions Interviewer May Ask</w:t>
-      </w:r>
-    </w:p>
-    <w:p>
-      <w:pPr>
-        <w:numPr>
-          <w:ilvl w:val="0"/>
-          <w:numId w:val="38"/>
-        </w:numPr>
-      </w:pPr>
-      <w:r>
-        <w:t xml:space="preserve">What is the difference between </w:t>
-      </w:r>
-      <w:proofErr w:type="spellStart"/>
-      <w:proofErr w:type="gramStart"/>
-      <w:r>
-        <w:t>sling:resourceType</w:t>
-      </w:r>
-      <w:proofErr w:type="spellEnd"/>
-      <w:proofErr w:type="gramEnd"/>
-      <w:r>
-        <w:t xml:space="preserve"> and </w:t>
-      </w:r>
-      <w:proofErr w:type="spellStart"/>
-      <w:proofErr w:type="gramStart"/>
-      <w:r>
-        <w:t>sling:resourceSuperType</w:t>
-      </w:r>
-      <w:proofErr w:type="spellEnd"/>
-      <w:proofErr w:type="gramEnd"/>
-      <w:r>
-        <w:t xml:space="preserve">? </w:t>
-      </w:r>
-    </w:p>
-    <w:p>
-      <w:pPr>
-        <w:numPr>
-          <w:ilvl w:val="0"/>
-          <w:numId w:val="38"/>
-        </w:numPr>
-      </w:pPr>
-      <w:r>
-        <w:t xml:space="preserve">How does AEM decide which HTL file to execute for a component? </w:t>
-      </w:r>
-    </w:p>
-    <w:p>
-      <w:pPr>
-        <w:numPr>
-          <w:ilvl w:val="0"/>
-          <w:numId w:val="38"/>
-        </w:numPr>
-      </w:pPr>
-      <w:r>
-        <w:t xml:space="preserve">Explain the difference between editable templates and static templates. </w:t>
-      </w:r>
-    </w:p>
-    <w:p>
-      <w:pPr>
-        <w:numPr>
-          <w:ilvl w:val="0"/>
-          <w:numId w:val="38"/>
-        </w:numPr>
-      </w:pPr>
-      <w:r>
-        <w:t xml:space="preserve">How do you create a dialog in AEM? </w:t>
-      </w:r>
-    </w:p>
-    <w:p>
-      <w:pPr>
-        <w:numPr>
-          <w:ilvl w:val="0"/>
-          <w:numId w:val="38"/>
-        </w:numPr>
-      </w:pPr>
-      <w:r>
-        <w:t xml:space="preserve">How do Sling Models work internally? </w:t>
-      </w:r>
-    </w:p>
-    <w:p>
-      <w:pPr>
-        <w:numPr>
-          <w:ilvl w:val="0"/>
-          <w:numId w:val="38"/>
-        </w:numPr>
-      </w:pPr>
-      <w:r>
-        <w:t xml:space="preserve">What happens when an author clicks "Save" in a component dialog? </w:t>
-      </w:r>
-    </w:p>
-    <w:p>
-      <w:pPr>
-        <w:numPr>
-          <w:ilvl w:val="0"/>
-          <w:numId w:val="38"/>
-        </w:numPr>
-      </w:pPr>
-      <w:r>
-        <w:t xml:space="preserve">How do you create a component that supports multiple variations? </w:t>
-      </w:r>
-    </w:p>
-    <w:p>
-      <w:pPr>
-        <w:numPr>
-          <w:ilvl w:val="0"/>
-          <w:numId w:val="38"/>
-        </w:numPr>
-      </w:pPr>
-      <w:r>
-        <w:t xml:space="preserve">How do you make a component available in the template policy? </w:t>
-      </w:r>
-    </w:p>
-    <w:p>
-      <w:pPr>
-        <w:numPr>
-          <w:ilvl w:val="0"/>
-          <w:numId w:val="38"/>
-        </w:numPr>
-      </w:pPr>
-      <w:r>
-        <w:t xml:space="preserve">How do you optimize component performance? </w:t>
-      </w:r>
-    </w:p>
-    <w:p>
-      <w:pPr>
-        <w:numPr>
-          <w:ilvl w:val="0"/>
-          <w:numId w:val="38"/>
-        </w:numPr>
-      </w:pPr>
-      <w:r>
-        <w:t xml:space="preserve">Difference between AEM Core Components and custom components? </w:t>
-      </w:r>
-    </w:p>
-    <w:p>
-      <w:r>
-        <w:pict w14:anchorId="45CEDADE">
-          <v:rect id="_x0000_i1105" style="width:0;height:1.5pt" o:hralign="center" o:hrstd="t" o:hr="t" fillcolor="#a0a0a0" stroked="f"/>
-        </w:pict>
-      </w:r>
-    </w:p>
-    <w:p>
-      <w:pPr>
-        <w:rPr>
-          <w:b/>
-          <w:bCs/>
-        </w:rPr>
-      </w:pPr>
-      <w:r>
-        <w:rPr>
-          <w:b/>
-          <w:bCs/>
-        </w:rPr>
-        <w:t xml:space="preserve">12. What is </w:t>
-      </w:r>
-      <w:proofErr w:type="spellStart"/>
-      <w:proofErr w:type="gramStart"/>
-      <w:r>
-        <w:rPr>
-          <w:b/>
-          <w:bCs/>
-        </w:rPr>
-        <w:t>sling:resourceType</w:t>
-      </w:r>
-      <w:proofErr w:type="spellEnd"/>
-      <w:proofErr w:type="gramEnd"/>
-      <w:r>
-        <w:rPr>
-          <w:b/>
-          <w:bCs/>
-        </w:rPr>
-        <w:t xml:space="preserve"> and </w:t>
-      </w:r>
-      <w:proofErr w:type="spellStart"/>
-      <w:proofErr w:type="gramStart"/>
-      <w:r>
-        <w:rPr>
-          <w:b/>
-          <w:bCs/>
-        </w:rPr>
-        <w:t>sling:resourceSuperType</w:t>
-      </w:r>
-      <w:proofErr w:type="spellEnd"/>
-      <w:proofErr w:type="gramEnd"/>
-      <w:r>
-        <w:rPr>
-          <w:b/>
-          <w:bCs/>
-        </w:rPr>
-        <w:t>?</w:t>
-      </w:r>
-    </w:p>
-    <w:p>
-      <w:r>
+        <w:t>16. Difference between data-sly-resource, data-sly-include, and data-sly-use.</w:t>
+      </w:r>
+    </w:p>
+    <w:p>
+      <w:pPr>
         <w:rPr>
           <w:i/>
           <w:iCs/>
         </w:rPr>
-        <w:t xml:space="preserve">"Both </w:t>
-      </w:r>
-      <w:proofErr w:type="spellStart"/>
-      <w:proofErr w:type="gramStart"/>
+      </w:pPr>
       <w:r>
         <w:rPr>
           <w:i/>
           <w:iCs/>
         </w:rPr>
-        <w:t>sling:resourceType</w:t>
-      </w:r>
-      <w:proofErr w:type="spellEnd"/>
-      <w:proofErr w:type="gramEnd"/>
-      <w:r>
-        <w:rPr>
-          <w:i/>
-          <w:iCs/>
-        </w:rPr>
-        <w:t xml:space="preserve"> and </w:t>
-      </w:r>
-      <w:proofErr w:type="spellStart"/>
-      <w:proofErr w:type="gramStart"/>
-      <w:r>
-        <w:rPr>
-          <w:i/>
-          <w:iCs/>
-        </w:rPr>
-        <w:t>sling:resourceSuperType</w:t>
-      </w:r>
-      <w:proofErr w:type="spellEnd"/>
-      <w:proofErr w:type="gramEnd"/>
-      <w:r>
-        <w:rPr>
-          <w:i/>
-          <w:iCs/>
-        </w:rPr>
-        <w:t xml:space="preserve"> are fundamental concepts in AEM component development and are used by Sling to determine how content should be rendered.</w:t>
-      </w:r>
-    </w:p>
-    <w:p>
-      <w:proofErr w:type="spellStart"/>
-      <w:proofErr w:type="gramStart"/>
-      <w:r>
-        <w:rPr>
-          <w:i/>
-          <w:iCs/>
-        </w:rPr>
-        <w:t>sling:resourceType</w:t>
-      </w:r>
-      <w:proofErr w:type="spellEnd"/>
-      <w:proofErr w:type="gramEnd"/>
-      <w:r>
-        <w:rPr>
-          <w:i/>
-          <w:iCs/>
-        </w:rPr>
-        <w:t xml:space="preserve"> identifies which component should render a particular resource. When a page contains a component, AEM looks at the resource's </w:t>
-      </w:r>
-      <w:proofErr w:type="spellStart"/>
-      <w:proofErr w:type="gramStart"/>
-      <w:r>
-        <w:rPr>
-          <w:i/>
-          <w:iCs/>
-        </w:rPr>
-        <w:t>sling:resourceType</w:t>
-      </w:r>
-      <w:proofErr w:type="spellEnd"/>
-      <w:proofErr w:type="gramEnd"/>
-      <w:r>
-        <w:rPr>
-          <w:i/>
-          <w:iCs/>
-        </w:rPr>
-        <w:t xml:space="preserve"> and maps it to the corresponding component under /apps or /libs.</w:t>
-      </w:r>
-    </w:p>
-    <w:p>
-      <w:r>
-        <w:rPr>
-          <w:i/>
-          <w:iCs/>
-        </w:rPr>
-        <w:t>For example, if a component node has:</w:t>
-      </w:r>
-    </w:p>
-    <w:p>
-      <w:proofErr w:type="spellStart"/>
-      <w:proofErr w:type="gramStart"/>
-      <w:r>
-        <w:t>sling:resourceType</w:t>
-      </w:r>
-      <w:proofErr w:type="spellEnd"/>
-      <w:proofErr w:type="gramEnd"/>
-      <w:r>
-        <w:t xml:space="preserve"> = </w:t>
-      </w:r>
-      <w:proofErr w:type="spellStart"/>
-      <w:r>
-        <w:t>myproject</w:t>
-      </w:r>
-      <w:proofErr w:type="spellEnd"/>
-      <w:r>
-        <w:t>/components/content/banner</w:t>
-      </w:r>
-    </w:p>
-    <w:p>
-      <w:r>
-        <w:rPr>
-          <w:i/>
-          <w:iCs/>
-        </w:rPr>
-        <w:t>then AEM renders the Banner component located at that path.</w:t>
-      </w:r>
-    </w:p>
-    <w:p>
-      <w:r>
-        <w:rPr>
-          <w:i/>
-          <w:iCs/>
-        </w:rPr>
-        <w:t xml:space="preserve">On the other hand, </w:t>
-      </w:r>
-      <w:proofErr w:type="spellStart"/>
-      <w:proofErr w:type="gramStart"/>
-      <w:r>
-        <w:rPr>
-          <w:i/>
-          <w:iCs/>
-        </w:rPr>
-        <w:t>sling:resourceSuperType</w:t>
-      </w:r>
-      <w:proofErr w:type="spellEnd"/>
-      <w:proofErr w:type="gramEnd"/>
-      <w:r>
-        <w:rPr>
-          <w:i/>
-          <w:iCs/>
-        </w:rPr>
-        <w:t xml:space="preserve"> is used for component inheritance. It allows one component to inherit functionality from another component instead of duplicating code.</w:t>
-      </w:r>
-    </w:p>
-    <w:p>
-      <w:r>
-        <w:rPr>
-          <w:i/>
-          <w:iCs/>
-        </w:rPr>
-        <w:t>For example, if I create a Custom Banner component and set:</w:t>
-      </w:r>
-    </w:p>
-    <w:p>
-      <w:proofErr w:type="spellStart"/>
-      <w:proofErr w:type="gramStart"/>
-      <w:r>
-        <w:lastRenderedPageBreak/>
-        <w:t>sling:resourceSuperType</w:t>
-      </w:r>
-      <w:proofErr w:type="spellEnd"/>
-      <w:proofErr w:type="gramEnd"/>
-      <w:r>
-        <w:t xml:space="preserve"> = </w:t>
-      </w:r>
-      <w:proofErr w:type="spellStart"/>
-      <w:r>
-        <w:t>myproject</w:t>
-      </w:r>
-      <w:proofErr w:type="spellEnd"/>
-      <w:r>
-        <w:t>/components/content/banner</w:t>
-      </w:r>
-    </w:p>
-    <w:p>
-      <w:r>
-        <w:rPr>
-          <w:i/>
-          <w:iCs/>
-        </w:rPr>
-        <w:t>then the Custom Banner inherits the Banner component's HTL, dialogs, Sling Models, and other functionality. I only need to override what is different.</w:t>
-      </w:r>
-    </w:p>
-    <w:p>
-      <w:r>
-        <w:rPr>
-          <w:i/>
-          <w:iCs/>
-        </w:rPr>
-        <w:t xml:space="preserve">In real projects, I use </w:t>
-      </w:r>
-      <w:proofErr w:type="spellStart"/>
-      <w:proofErr w:type="gramStart"/>
-      <w:r>
-        <w:rPr>
-          <w:i/>
-          <w:iCs/>
-        </w:rPr>
-        <w:t>sling:resourceType</w:t>
-      </w:r>
-      <w:proofErr w:type="spellEnd"/>
-      <w:proofErr w:type="gramEnd"/>
-      <w:r>
-        <w:rPr>
-          <w:i/>
-          <w:iCs/>
-        </w:rPr>
-        <w:t xml:space="preserve"> to define which component renders the content and </w:t>
-      </w:r>
-      <w:proofErr w:type="spellStart"/>
-      <w:proofErr w:type="gramStart"/>
-      <w:r>
-        <w:rPr>
-          <w:i/>
-          <w:iCs/>
-        </w:rPr>
-        <w:t>sling:resourceSuperType</w:t>
-      </w:r>
-      <w:proofErr w:type="spellEnd"/>
-      <w:proofErr w:type="gramEnd"/>
-      <w:r>
-        <w:rPr>
-          <w:i/>
-          <w:iCs/>
-        </w:rPr>
-        <w:t xml:space="preserve"> to promote reuse and extend existing components, especially AEM Core Components.</w:t>
-      </w:r>
-    </w:p>
-    <w:p>
-      <w:pPr>
-        <w:rPr>
-          <w:i/>
-          <w:iCs/>
-        </w:rPr>
-      </w:pPr>
-      <w:r>
-        <w:rPr>
-          <w:i/>
-          <w:iCs/>
-        </w:rPr>
-        <w:t xml:space="preserve">As a best practice, I avoid copying components and prefer inheritance using </w:t>
-      </w:r>
-      <w:proofErr w:type="spellStart"/>
-      <w:proofErr w:type="gramStart"/>
-      <w:r>
-        <w:rPr>
-          <w:i/>
-          <w:iCs/>
-        </w:rPr>
-        <w:t>sling:resourceSuperType</w:t>
-      </w:r>
-      <w:proofErr w:type="spellEnd"/>
-      <w:proofErr w:type="gramEnd"/>
-      <w:r>
-        <w:rPr>
-          <w:i/>
-          <w:iCs/>
-        </w:rPr>
-        <w:t xml:space="preserve"> because it improves maintainability and reduces duplicate code."</w:t>
-      </w:r>
-    </w:p>
-    <w:p>
-      <w:pPr>
-        <w:rPr>
-          <w:i/>
-          <w:iCs/>
-        </w:rPr>
-      </w:pPr>
-      <w:r>
-        <w:pict w14:anchorId="64D5258F">
-          <v:rect id="_x0000_i1119" style="width:0;height:1.5pt" o:hralign="center" o:hrstd="t" o:hr="t" fillcolor="#a0a0a0" stroked="f"/>
-        </w:pict>
-      </w:r>
-    </w:p>
-    <w:p>
-      <w:pPr>
-        <w:rPr>
-          <w:b/>
-          <w:bCs/>
-        </w:rPr>
-      </w:pPr>
-      <w:r>
-        <w:rPr>
-          <w:b/>
-          <w:bCs/>
-        </w:rPr>
-        <w:t>13. How do you override Core Components?</w:t>
-      </w:r>
-    </w:p>
-    <w:p>
-      <w:r>
-        <w:rPr>
-          <w:i/>
-          <w:iCs/>
-        </w:rPr>
-        <w:t>"In AEM, I generally prefer extending Core Components instead of directly modifying them because Core Components are provided by Adobe and any direct changes can be lost during upgrades.</w:t>
-      </w:r>
-    </w:p>
-    <w:p>
-      <w:r>
-        <w:rPr>
-          <w:i/>
-          <w:iCs/>
-        </w:rPr>
-        <w:t xml:space="preserve">To override a Core Component, I create a custom component under my project's /apps folder and use </w:t>
-      </w:r>
-      <w:proofErr w:type="spellStart"/>
-      <w:proofErr w:type="gramStart"/>
-      <w:r>
-        <w:rPr>
-          <w:i/>
-          <w:iCs/>
-        </w:rPr>
-        <w:t>sling:resourceSuperType</w:t>
-      </w:r>
-      <w:proofErr w:type="spellEnd"/>
-      <w:proofErr w:type="gramEnd"/>
-      <w:r>
-        <w:rPr>
-          <w:i/>
-          <w:iCs/>
-        </w:rPr>
-        <w:t xml:space="preserve"> to inherit from the Core Component. This allows me to reuse all the existing functionality while customizing only the required parts.</w:t>
-      </w:r>
-    </w:p>
-    <w:p>
-      <w:r>
-        <w:rPr>
-          <w:i/>
-          <w:iCs/>
-        </w:rPr>
-        <w:t>For example, if I want to customize the Teaser Component, I create a component like:</w:t>
-      </w:r>
-    </w:p>
-    <w:p>
-      <w:r>
-        <w:t>/apps/</w:t>
-      </w:r>
-      <w:proofErr w:type="spellStart"/>
-      <w:r>
-        <w:t>myproject</w:t>
-      </w:r>
-      <w:proofErr w:type="spellEnd"/>
-      <w:r>
-        <w:t>/components/custom-teaser</w:t>
-      </w:r>
-    </w:p>
-    <w:p>
-      <w:r>
-        <w:t>and set:</w:t>
-      </w:r>
-    </w:p>
-    <w:p>
-      <w:proofErr w:type="spellStart"/>
-      <w:proofErr w:type="gramStart"/>
-      <w:r>
-        <w:t>sling:resourceSuperType</w:t>
-      </w:r>
-      <w:proofErr w:type="spellEnd"/>
-      <w:proofErr w:type="gramEnd"/>
-      <w:r>
-        <w:t>=</w:t>
-      </w:r>
-    </w:p>
-    <w:p>
-      <w:r>
-        <w:t>core/</w:t>
-      </w:r>
-      <w:proofErr w:type="spellStart"/>
-      <w:r>
-        <w:t>wcm</w:t>
-      </w:r>
-      <w:proofErr w:type="spellEnd"/>
-      <w:r>
-        <w:t>/components/teaser/v2/teaser</w:t>
-      </w:r>
-    </w:p>
-    <w:p>
-      <w:r>
-        <w:rPr>
-          <w:i/>
-          <w:iCs/>
-        </w:rPr>
-        <w:t>t</w:t>
-      </w:r>
-      <w:r>
-        <w:rPr>
-          <w:i/>
-          <w:iCs/>
-        </w:rPr>
-        <w:t>hen, depending on the requirement, I can:</w:t>
-      </w:r>
-    </w:p>
-    <w:p>
-      <w:r>
-        <w:rPr>
-          <w:i/>
-          <w:iCs/>
-        </w:rPr>
-        <w:t>- Override the HTL file for custom rendering.</w:t>
-      </w:r>
-      <w:r>
-        <w:t xml:space="preserve"> </w:t>
-      </w:r>
-      <w:r>
-        <w:rPr>
-          <w:i/>
-          <w:iCs/>
-        </w:rPr>
-        <w:t>- Extend the Sling Model for additional backend logic.</w:t>
-      </w:r>
-      <w:r>
-        <w:t xml:space="preserve"> </w:t>
-      </w:r>
-      <w:r>
-        <w:rPr>
-          <w:i/>
-          <w:iCs/>
-        </w:rPr>
-        <w:t>- Extend the dialog to add new authoring fields.</w:t>
-      </w:r>
-      <w:r>
-        <w:t xml:space="preserve"> </w:t>
-      </w:r>
-      <w:r>
-        <w:rPr>
-          <w:i/>
-          <w:iCs/>
-        </w:rPr>
-        <w:t>- Add custom CSS or JavaScript through Client Libraries.</w:t>
-      </w:r>
-    </w:p>
-    <w:p>
-      <w:r>
-        <w:rPr>
-          <w:i/>
-          <w:iCs/>
-        </w:rPr>
-        <w:t>This approach follows Adobe best practices because I still inherit bug fixes and new features from the Core Component while implementing project-specific customizations.</w:t>
-      </w:r>
-    </w:p>
-    <w:p>
-      <w:r>
-        <w:rPr>
-          <w:i/>
-          <w:iCs/>
-        </w:rPr>
-        <w:t xml:space="preserve">In my projects, I have commonly extended Core Teaser, Title, Image, Accordion, and Carousel Components using </w:t>
-      </w:r>
-      <w:proofErr w:type="spellStart"/>
-      <w:proofErr w:type="gramStart"/>
-      <w:r>
-        <w:rPr>
-          <w:i/>
-          <w:iCs/>
-        </w:rPr>
-        <w:t>sling:resourceSuperType</w:t>
-      </w:r>
-      <w:proofErr w:type="spellEnd"/>
-      <w:proofErr w:type="gramEnd"/>
-      <w:r>
-        <w:rPr>
-          <w:i/>
-          <w:iCs/>
-        </w:rPr>
-        <w:t xml:space="preserve"> instead of copying their code."</w:t>
-      </w:r>
-    </w:p>
-    <w:p>
-      <w:pPr>
-        <w:rPr>
-          <w:b/>
-          <w:bCs/>
-        </w:rPr>
-      </w:pPr>
-      <w:r>
-        <w:rPr>
-          <w:b/>
-          <w:bCs/>
-        </w:rPr>
-        <w:t>D-H-D-M</w:t>
-      </w:r>
-    </w:p>
-    <w:p>
-      <w:r>
-        <w:t>When overriding Core Components, think:</w:t>
-      </w:r>
-    </w:p>
-    <w:p>
-      <w:r>
-        <w:rPr>
-          <w:b/>
-          <w:bCs/>
-        </w:rPr>
-        <w:t>D</w:t>
-      </w:r>
-      <w:r>
-        <w:t xml:space="preserve"> → Don't modify /libs</w:t>
-      </w:r>
-    </w:p>
-    <w:p>
-      <w:r>
-        <w:rPr>
-          <w:b/>
-          <w:bCs/>
-        </w:rPr>
-        <w:t>H</w:t>
-      </w:r>
-      <w:r>
-        <w:t xml:space="preserve"> → Inherit using </w:t>
-      </w:r>
-      <w:proofErr w:type="spellStart"/>
-      <w:proofErr w:type="gramStart"/>
-      <w:r>
-        <w:t>sling:resourceSuperType</w:t>
-      </w:r>
-      <w:proofErr w:type="spellEnd"/>
-      <w:proofErr w:type="gramEnd"/>
-    </w:p>
-    <w:p>
-      <w:r>
-        <w:rPr>
-          <w:b/>
-          <w:bCs/>
-        </w:rPr>
-        <w:t>D</w:t>
-      </w:r>
-      <w:r>
-        <w:t xml:space="preserve"> → Extend Dialog if needed</w:t>
-      </w:r>
-    </w:p>
-    <w:p>
-      <w:r>
-        <w:rPr>
-          <w:b/>
-          <w:bCs/>
-        </w:rPr>
-        <w:t>M</w:t>
-      </w:r>
-      <w:r>
-        <w:t xml:space="preserve"> → Modify HTL/Model only where required</w:t>
-      </w:r>
-    </w:p>
-    <w:p>
-      <w:r>
-        <w:pict w14:anchorId="3506D32E">
-          <v:rect id="_x0000_i1120" style="width:0;height:1.5pt" o:hralign="center" o:hrstd="t" o:hr="t" fillcolor="#a0a0a0" stroked="f"/>
-        </w:pict>
-      </w:r>
-    </w:p>
-    <w:p>
-      <w:pPr>
-        <w:rPr>
-          <w:b/>
-          <w:bCs/>
-        </w:rPr>
-      </w:pPr>
-      <w:r>
-        <w:rPr>
-          <w:b/>
-          <w:bCs/>
-        </w:rPr>
-        <w:t>14. Difference between extending and overlaying components.</w:t>
-      </w:r>
-    </w:p>
-    <w:p>
-      <w:r>
-        <w:rPr>
-          <w:i/>
-          <w:iCs/>
-        </w:rPr>
-        <w:t>"Extending and Overlaying are two different ways of customizing existing AEM components.</w:t>
-      </w:r>
-    </w:p>
-    <w:p>
-      <w:r>
-        <w:rPr>
-          <w:i/>
-          <w:iCs/>
-        </w:rPr>
-        <w:t xml:space="preserve">Extending means creating a new component that inherits functionality from an existing component using </w:t>
-      </w:r>
-      <w:proofErr w:type="spellStart"/>
-      <w:proofErr w:type="gramStart"/>
-      <w:r>
-        <w:rPr>
-          <w:i/>
-          <w:iCs/>
-        </w:rPr>
-        <w:t>sling:resourceSuperType</w:t>
-      </w:r>
-      <w:proofErr w:type="spellEnd"/>
-      <w:proofErr w:type="gramEnd"/>
-      <w:r>
-        <w:rPr>
-          <w:i/>
-          <w:iCs/>
-        </w:rPr>
-        <w:t xml:space="preserve">. The child component can reuse the parent component's HTL, dialogs, Sling Models, </w:t>
-      </w:r>
-      <w:r>
-        <w:rPr>
-          <w:i/>
-          <w:iCs/>
-        </w:rPr>
-        <w:lastRenderedPageBreak/>
-        <w:t>and other configurations while overriding only the required functionality. This is the recommended approach, especially when working with AEM Core Components.</w:t>
-      </w:r>
-    </w:p>
-    <w:p>
-      <w:r>
-        <w:rPr>
-          <w:i/>
-          <w:iCs/>
-        </w:rPr>
-        <w:t>For example:</w:t>
-      </w:r>
-    </w:p>
-    <w:p>
-      <w:r>
-        <w:t>/apps/</w:t>
-      </w:r>
-      <w:proofErr w:type="spellStart"/>
-      <w:r>
-        <w:t>myproject</w:t>
-      </w:r>
-      <w:proofErr w:type="spellEnd"/>
-      <w:r>
-        <w:t>/components/custom-teaser</w:t>
-      </w:r>
-    </w:p>
-    <w:p>
-      <w:proofErr w:type="spellStart"/>
-      <w:proofErr w:type="gramStart"/>
-      <w:r>
-        <w:t>sling:resourceSuperType</w:t>
-      </w:r>
-      <w:proofErr w:type="spellEnd"/>
-      <w:proofErr w:type="gramEnd"/>
-      <w:r>
-        <w:t>=</w:t>
-      </w:r>
-    </w:p>
-    <w:p>
-      <w:r>
-        <w:t>core/</w:t>
-      </w:r>
-      <w:proofErr w:type="spellStart"/>
-      <w:r>
-        <w:t>wcm</w:t>
-      </w:r>
-      <w:proofErr w:type="spellEnd"/>
-      <w:r>
-        <w:t>/components/teaser/v2/teaser</w:t>
-      </w:r>
-    </w:p>
-    <w:p>
-      <w:r>
-        <w:rPr>
-          <w:i/>
-          <w:iCs/>
-        </w:rPr>
-        <w:t>Here, the custom teaser inherits all teaser functionality and only changes what is necessary.</w:t>
-      </w:r>
-    </w:p>
-    <w:p>
-      <w:r>
-        <w:rPr>
-          <w:i/>
-          <w:iCs/>
-        </w:rPr>
-        <w:t>Overlaying, on the other hand, means copying a component or configuration from /libs to /apps using the same repository structure and then customizing it. Due to Sling Resource Resolution, AEM gives preference to /apps over /libs.</w:t>
-      </w:r>
-    </w:p>
-    <w:p>
-      <w:pPr>
-        <w:rPr>
-          <w:i/>
-          <w:iCs/>
-        </w:rPr>
-      </w:pPr>
-      <w:r>
-        <w:rPr>
-          <w:i/>
-          <w:iCs/>
-        </w:rPr>
-        <w:t>Example:</w:t>
-      </w:r>
-    </w:p>
-    <w:p>
-      <w:r>
-        <w:t>/libs/</w:t>
-      </w:r>
-      <w:proofErr w:type="spellStart"/>
-      <w:r>
-        <w:t>wcm</w:t>
-      </w:r>
-      <w:proofErr w:type="spellEnd"/>
-      <w:r>
-        <w:t>/core/content/sites</w:t>
-      </w:r>
-    </w:p>
-    <w:p>
-      <w:r>
-        <w:t>↓</w:t>
-      </w:r>
-    </w:p>
-    <w:p>
-      <w:r>
-        <w:t>/apps/</w:t>
-      </w:r>
-      <w:proofErr w:type="spellStart"/>
-      <w:r>
-        <w:t>wcm</w:t>
-      </w:r>
-      <w:proofErr w:type="spellEnd"/>
-      <w:r>
-        <w:t>/core/content/sites</w:t>
-      </w:r>
-    </w:p>
-    <w:p>
-      <w:r>
-        <w:rPr>
-          <w:i/>
-          <w:iCs/>
-        </w:rPr>
-        <w:t>Overlaying is typically used for modifying AEM consoles, dialogs, or UI configurations rather than Core Components.</w:t>
-      </w:r>
-    </w:p>
-    <w:p>
-      <w:pPr>
-        <w:rPr>
-          <w:i/>
-          <w:iCs/>
-        </w:rPr>
-      </w:pPr>
-      <w:r>
-        <w:rPr>
-          <w:i/>
-          <w:iCs/>
-        </w:rPr>
-        <w:t xml:space="preserve">As a best practice, for component customization I prefer Extending because it is upgrade-safe and promotes reusability. Overlaying should be used only when there is a need to customize AEM-provided UI </w:t>
-      </w:r>
-      <w:proofErr w:type="gramStart"/>
-      <w:r>
-        <w:rPr>
-          <w:i/>
-          <w:iCs/>
-        </w:rPr>
-        <w:t>functionality</w:t>
-      </w:r>
-      <w:proofErr w:type="gramEnd"/>
-      <w:r>
-        <w:rPr>
-          <w:i/>
-          <w:iCs/>
-        </w:rPr>
-        <w:t xml:space="preserve"> and no extension mechanism is available."</w:t>
-      </w:r>
-    </w:p>
-    <w:p>
-      <w:pPr>
-        <w:rPr>
-          <w:b/>
-          <w:bCs/>
-        </w:rPr>
-      </w:pPr>
-      <w:r>
-        <w:pict w14:anchorId="6A055CBD">
-          <v:rect id="_x0000_i1121" style="width:0;height:1.5pt" o:hralign="center" o:hrstd="t" o:hr="t" fillcolor="#a0a0a0" stroked="f"/>
-        </w:pict>
-      </w:r>
-    </w:p>
-    <w:p>
-      <w:pPr>
-        <w:rPr>
-          <w:b/>
-          <w:bCs/>
-        </w:rPr>
-      </w:pPr>
-      <w:r>
-        <w:rPr>
-          <w:b/>
-          <w:bCs/>
-        </w:rPr>
-        <w:t>15. What is HTL and why is it preferred over JSP?</w:t>
-      </w:r>
-    </w:p>
-    <w:p>
-      <w:r>
-        <w:rPr>
-          <w:i/>
-          <w:iCs/>
-        </w:rPr>
-        <w:t>"HTL, which stands for HTML Template Language, is the recommended server-side templating language in AEM for building component presentation layers. It was previously known as Sightly.</w:t>
-      </w:r>
-    </w:p>
-    <w:p>
-      <w:r>
-        <w:rPr>
-          <w:i/>
-          <w:iCs/>
-        </w:rPr>
-        <w:t>HTL allows developers to create dynamic web pages using standard HTML with special HTL expressions and tags. The main advantage of HTL is that it separates business logic from presentation logic, making the code cleaner, more readable, and easier to maintain.</w:t>
-      </w:r>
-    </w:p>
-    <w:p>
-      <w:r>
-        <w:rPr>
-          <w:i/>
-          <w:iCs/>
-        </w:rPr>
-        <w:t>Before HTL, JSP was commonly used in AEM. However, JSP mixes Java code and HTML in the same file, which makes maintenance difficult and increases the chances of coding errors.</w:t>
-      </w:r>
-    </w:p>
-    <w:p>
-      <w:r>
-        <w:rPr>
-          <w:i/>
-          <w:iCs/>
-        </w:rPr>
-        <w:t>HTL provides built-in XSS protection by automatically escaping output, which makes applications more secure. In JSP, developers need to handle such security concerns manually.</w:t>
-      </w:r>
-    </w:p>
-    <w:p>
-      <w:r>
-        <w:rPr>
-          <w:i/>
-          <w:iCs/>
-        </w:rPr>
-        <w:t>HTL also integrates very well with Sling Models. Typically, business logic is written in Sling Models, and HTL is used only for rendering the data. This follows the MVC design pattern and improves code quality.</w:t>
-      </w:r>
-    </w:p>
-    <w:p>
-      <w:r>
-        <w:rPr>
-          <w:i/>
-          <w:iCs/>
-        </w:rPr>
-        <w:t>For example, in modern AEM projects, we use Sling Models to fetch content and HTL to display it. Adobe recommends HTL because it is secure, readable, maintainable, and specifically designed for AEM development.</w:t>
-      </w:r>
-    </w:p>
-    <w:p>
-      <w:pPr>
-        <w:rPr>
-          <w:i/>
-          <w:iCs/>
-        </w:rPr>
-      </w:pPr>
-      <w:r>
-        <w:rPr>
-          <w:i/>
-          <w:iCs/>
-        </w:rPr>
-        <w:t>Therefore, whenever I develop AEM components, I use Sling Models along with HTL instead of JSP."</w:t>
-      </w:r>
-    </w:p>
-    <w:p>
-      <w:r>
-        <w:pict w14:anchorId="60953AD9">
-          <v:rect id="_x0000_i1122" style="width:0;height:1.5pt" o:hralign="center" o:hrstd="t" o:hr="t" fillcolor="#a0a0a0" stroked="f"/>
-        </w:pict>
-      </w:r>
-    </w:p>
-    <w:p>
-      <w:pPr>
-        <w:rPr>
-          <w:b/>
-          <w:bCs/>
-        </w:rPr>
-      </w:pPr>
-      <w:r>
-        <w:rPr>
-          <w:b/>
-          <w:bCs/>
-        </w:rPr>
-        <w:t>16. Difference between data-sly-resource, data-sly-include, and data-sly-use.</w:t>
-      </w:r>
-    </w:p>
-    <w:p>
-      <w:pPr>
-        <w:rPr>
-          <w:i/>
-          <w:iCs/>
-        </w:rPr>
-      </w:pPr>
-      <w:r>
-        <w:rPr>
-          <w:i/>
-          <w:iCs/>
-        </w:rPr>
-        <w:lastRenderedPageBreak/>
         <w:t>data-sly-use is used to connect HTL with backend logic such as Sling Models, Java classes, or JavaScript Use API. It makes data available to the HTL for rendering.</w:t>
       </w:r>
     </w:p>
@@ -13035,6 +7661,7 @@
           <w:i/>
           <w:iCs/>
         </w:rPr>
+        <w:lastRenderedPageBreak/>
         <w:t>5 Important Points to Remember</w:t>
       </w:r>
     </w:p>
@@ -13136,7 +7763,7 @@
     <w:p>
       <w:r>
         <w:pict w14:anchorId="5174CF27">
-          <v:rect id="_x0000_i1123" style="width:0;height:1.5pt" o:hralign="center" o:hrstd="t" o:hr="t" fillcolor="#a0a0a0" stroked="f"/>
+          <v:rect id="_x0000_i1034" style="width:0;height:1.5pt" o:hralign="center" o:hrstd="t" o:hr="t" fillcolor="#a0a0a0" stroked="f"/>
         </w:pict>
       </w:r>
     </w:p>
@@ -13430,7 +8057,7 @@
     <w:p>
       <w:r>
         <w:pict w14:anchorId="4BF5BB18">
-          <v:rect id="_x0000_i1124" style="width:0;height:1.5pt" o:hralign="center" o:hrstd="t" o:hr="t" fillcolor="#a0a0a0" stroked="f"/>
+          <v:rect id="_x0000_i1035" style="width:0;height:1.5pt" o:hralign="center" o:hrstd="t" o:hr="t" fillcolor="#a0a0a0" stroked="f"/>
         </w:pict>
       </w:r>
     </w:p>
@@ -13461,6 +8088,7 @@
           <w:i/>
           <w:iCs/>
         </w:rPr>
+        <w:lastRenderedPageBreak/>
         <w:t>"Edit Config is an AEM component configuration that controls how a component behaves in the Authoring environment. It is mainly used to provide editing capabilities for authors when they interact with a component on a page.</w:t>
       </w:r>
     </w:p>
@@ -13596,7 +8224,7 @@
       </w:pPr>
       <w:r>
         <w:pict w14:anchorId="297AAFA9">
-          <v:rect id="_x0000_i1125" style="width:0;height:1.5pt" o:hralign="center" o:hrstd="t" o:hr="t" fillcolor="#a0a0a0" stroked="f"/>
+          <v:rect id="_x0000_i1036" style="width:0;height:1.5pt" o:hralign="center" o:hrstd="t" o:hr="t" fillcolor="#a0a0a0" stroked="f"/>
         </w:pict>
       </w:r>
     </w:p>
@@ -13703,7 +8331,6 @@
           <w:i/>
           <w:iCs/>
         </w:rPr>
-        <w:lastRenderedPageBreak/>
         <w:t xml:space="preserve">For components containing multiple items, such as FAQs, accordions, or product lists, I use </w:t>
       </w:r>
       <w:proofErr w:type="spellStart"/>
@@ -13802,7 +8429,7 @@
     <w:p>
       <w:r>
         <w:pict w14:anchorId="480D5B1D">
-          <v:rect id="_x0000_i1126" style="width:0;height:1.5pt" o:hralign="center" o:hrstd="t" o:hr="t" fillcolor="#a0a0a0" stroked="f"/>
+          <v:rect id="_x0000_i1037" style="width:0;height:1.5pt" o:hralign="center" o:hrstd="t" o:hr="t" fillcolor="#a0a0a0" stroked="f"/>
         </w:pict>
       </w:r>
     </w:p>
@@ -13863,6 +8490,7 @@
           <w:i/>
           <w:iCs/>
         </w:rPr>
+        <w:lastRenderedPageBreak/>
         <w:t>When the requirement involves hierarchical or grouped data, I use a Nested Multifield. A Nested Multifield means one multifield contains another multifield. For example, a Category component where each category contains multiple products, or an Accordion where each panel contains multiple links.</w:t>
       </w:r>
     </w:p>
@@ -22711,6 +17339,7 @@
   <w:style w:type="character" w:default="1" w:styleId="DefaultParagraphFont">
     <w:name w:val="Default Paragraph Font"/>
     <w:uiPriority w:val="1"/>
+    <w:semiHidden/>
     <w:unhideWhenUsed/>
   </w:style>
   <w:style w:type="table" w:default="1" w:styleId="TableNormal">
